--- a/server/uploads/CV Andra Ion 2025.docx
+++ b/server/uploads/CV Andra Ion 2025.docx
@@ -1,6 +1,6 @@
 
 <file path=word/document.xml><?xml version="1.0" encoding="utf-8"?>
-<w:document xmlns:mc="http://schemas.openxmlformats.org/markup-compatibility/2006" xmlns:ve="http://schemas.openxmlformats.org/markup-compatibility/2006" xmlns:o="urn:schemas-microsoft-com:office:office" xmlns:r="http://schemas.openxmlformats.org/officeDocument/2006/relationships" xmlns:m="http://schemas.openxmlformats.org/officeDocument/2006/math" xmlns:v="urn:schemas-microsoft-com:vml" xmlns:wp="http://schemas.openxmlformats.org/drawingml/2006/wordprocessingDrawing" xmlns:w10="urn:schemas-microsoft-com:office:word" xmlns:w="http://schemas.openxmlformats.org/wordprocessingml/2006/main" xmlns:wne="http://schemas.microsoft.com/office/word/2006/wordml" xmlns:a="http://schemas.openxmlformats.org/drawingml/2006/main" xmlns:pic="http://schemas.openxmlformats.org/drawingml/2006/picture" xmlns:wpg="http://schemas.microsoft.com/office/word/2010/wordprocessingGroup" xmlns:wps="http://schemas.microsoft.com/office/word/2010/wordprocessingShape" xmlns:w14="http://schemas.microsoft.com/office/word/2010/wordml" mc:Ignorable="w14" xml:space="preserve">
+<w:document xmlns:wpc="http://schemas.microsoft.com/office/word/2010/wordprocessingCanvas" xmlns:cx="http://schemas.microsoft.com/office/drawing/2014/chartex" xmlns:cx1="http://schemas.microsoft.com/office/drawing/2015/9/8/chartex" xmlns:cx2="http://schemas.microsoft.com/office/drawing/2015/10/21/chartex" xmlns:cx3="http://schemas.microsoft.com/office/drawing/2016/5/9/chartex" xmlns:cx4="http://schemas.microsoft.com/office/drawing/2016/5/10/chartex" xmlns:cx5="http://schemas.microsoft.com/office/drawing/2016/5/11/chartex" xmlns:cx6="http://schemas.microsoft.com/office/drawing/2016/5/12/chartex" xmlns:cx7="http://schemas.microsoft.com/office/drawing/2016/5/13/chartex" xmlns:cx8="http://schemas.microsoft.com/office/drawing/2016/5/14/chartex" xmlns:mc="http://schemas.openxmlformats.org/markup-compatibility/2006" xmlns:aink="http://schemas.microsoft.com/office/drawing/2016/ink" xmlns:am3d="http://schemas.microsoft.com/office/drawing/2017/model3d" xmlns:o="urn:schemas-microsoft-com:office:office" xmlns:oel="http://schemas.microsoft.com/office/2019/extlst" xmlns:r="http://schemas.openxmlformats.org/officeDocument/2006/relationships" xmlns:m="http://schemas.openxmlformats.org/officeDocument/2006/math" xmlns:v="urn:schemas-microsoft-com:vml" xmlns:wp14="http://schemas.microsoft.com/office/word/2010/wordprocessingDrawing" xmlns:wp="http://schemas.openxmlformats.org/drawingml/2006/wordprocessingDrawing" xmlns:w10="urn:schemas-microsoft-com:office:word" xmlns:w="http://schemas.openxmlformats.org/wordprocessingml/2006/main" xmlns:w14="http://schemas.microsoft.com/office/word/2010/wordml" xmlns:w15="http://schemas.microsoft.com/office/word/2012/wordml" xmlns:w16cex="http://schemas.microsoft.com/office/word/2018/wordml/cex" xmlns:w16cid="http://schemas.microsoft.com/office/word/2016/wordml/cid" xmlns:w16="http://schemas.microsoft.com/office/word/2018/wordml" xmlns:w16du="http://schemas.microsoft.com/office/word/2023/wordml/word16du" xmlns:w16sdtdh="http://schemas.microsoft.com/office/word/2020/wordml/sdtdatahash" xmlns:w16sdtfl="http://schemas.microsoft.com/office/word/2024/wordml/sdtformatlock" xmlns:w16se="http://schemas.microsoft.com/office/word/2015/wordml/symex" xmlns:wpg="http://schemas.microsoft.com/office/word/2010/wordprocessingGroup" xmlns:wpi="http://schemas.microsoft.com/office/word/2010/wordprocessingInk" xmlns:wne="http://schemas.microsoft.com/office/word/2006/wordml" xmlns:wps="http://schemas.microsoft.com/office/word/2010/wordprocessingShape" mc:Ignorable="w14 w15 w16se w16cid w16 w16cex w16sdtdh w16sdtfl w16du wp14">
   <w:body>
     <w:p>
       <w:pPr>
@@ -18,7 +18,7 @@
           <w:color w:val="FFFFFF"/>
           <w:spacing w:val="-66"/>
         </w:rPr>
-        <w:t> </w:t>
+        <w:t xml:space="preserve"> </w:t>
       </w:r>
       <w:r>
         <w:rPr>
@@ -30,9 +30,8 @@
     </w:p>
     <w:p>
       <w:pPr>
-        <w:spacing w:line="475" w:lineRule="exact" w:before="0"/>
-        <w:ind w:left="4216" w:right="0" w:firstLine="0"/>
-        <w:jc w:val="left"/>
+        <w:spacing w:line="475" w:lineRule="exact"/>
+        <w:ind w:left="4216"/>
         <w:rPr>
           <w:sz w:val="34"/>
         </w:rPr>
@@ -51,7 +50,7 @@
           <w:spacing w:val="59"/>
           <w:sz w:val="34"/>
         </w:rPr>
-        <w:t> </w:t>
+        <w:t xml:space="preserve"> </w:t>
       </w:r>
       <w:r>
         <w:rPr>
@@ -67,7 +66,7 @@
           <w:spacing w:val="59"/>
           <w:sz w:val="34"/>
         </w:rPr>
-        <w:t> </w:t>
+        <w:t xml:space="preserve"> </w:t>
       </w:r>
       <w:r>
         <w:rPr>
@@ -114,7 +113,7 @@
           <w:color w:val="D57915"/>
           <w:spacing w:val="-28"/>
         </w:rPr>
-        <w:t> </w:t>
+        <w:t xml:space="preserve"> </w:t>
       </w:r>
       <w:r>
         <w:rPr>
@@ -138,17 +137,17 @@
     <w:p>
       <w:pPr>
         <w:pStyle w:val="BodyText"/>
-        <w:spacing w:after="0"/>
         <w:rPr>
           <w:rFonts w:ascii="Arial Black"/>
           <w:sz w:val="10"/>
         </w:rPr>
         <w:sectPr>
-          <w:footerReference w:type="default" r:id="rId5"/>
+          <w:footerReference w:type="default" r:id="rId7"/>
           <w:type w:val="continuous"/>
           <w:pgSz w:w="11910" w:h="16850"/>
-          <w:pgMar w:header="0" w:footer="620" w:top="0" w:bottom="820" w:left="1133" w:right="566"/>
+          <w:pgMar w:top="0" w:right="566" w:bottom="820" w:left="1133" w:header="0" w:footer="620" w:gutter="0"/>
           <w:pgNumType w:start="1"/>
+          <w:cols w:space="720"/>
         </w:sectPr>
       </w:pPr>
     </w:p>
@@ -164,12 +163,13 @@
       <w:r>
         <w:rPr>
           <w:rFonts w:ascii="Arial Black"/>
+          <w:noProof/>
           <w:sz w:val="30"/>
         </w:rPr>
         <mc:AlternateContent>
           <mc:Choice Requires="wps">
             <w:drawing>
-              <wp:anchor distT="0" distB="0" distL="0" distR="0" allowOverlap="1" layoutInCell="1" locked="0" behindDoc="1" simplePos="0" relativeHeight="487465984">
+              <wp:anchor distT="0" distB="0" distL="0" distR="0" simplePos="0" relativeHeight="487465984" behindDoc="1" locked="0" layoutInCell="1" allowOverlap="1" wp14:anchorId="7F37B0A8" wp14:editId="16810DE0">
                 <wp:simplePos x="0" y="0"/>
                 <wp:positionH relativeFrom="page">
                   <wp:posOffset>0</wp:posOffset>
@@ -182,27 +182,29 @@
                 <wp:wrapNone/>
                 <wp:docPr id="3" name="Group 3"/>
                 <wp:cNvGraphicFramePr>
-                  <a:graphicFrameLocks/>
+                  <a:graphicFrameLocks xmlns:a="http://schemas.openxmlformats.org/drawingml/2006/main"/>
                 </wp:cNvGraphicFramePr>
-                <a:graphic>
+                <a:graphic xmlns:a="http://schemas.openxmlformats.org/drawingml/2006/main">
                   <a:graphicData uri="http://schemas.microsoft.com/office/word/2010/wordprocessingGroup">
                     <wpg:wgp>
-                      <wpg:cNvPr id="3" name="Group 3"/>
-                      <wpg:cNvGrpSpPr/>
+                      <wpg:cNvGrpSpPr>
+                        <a:grpSpLocks/>
+                      </wpg:cNvGrpSpPr>
                       <wpg:grpSpPr>
                         <a:xfrm>
                           <a:off x="0" y="0"/>
                           <a:ext cx="7562850" cy="2656205"/>
+                          <a:chOff x="0" y="0"/>
                           <a:chExt cx="7562850" cy="2656205"/>
                         </a:xfrm>
                       </wpg:grpSpPr>
-                      <pic:pic>
+                      <pic:pic xmlns:pic="http://schemas.openxmlformats.org/drawingml/2006/picture">
                         <pic:nvPicPr>
                           <pic:cNvPr id="4" name="Image 4"/>
                           <pic:cNvPicPr/>
                         </pic:nvPicPr>
                         <pic:blipFill>
-                          <a:blip r:embed="rId6" cstate="print"/>
+                          <a:blip r:embed="rId8" cstate="print"/>
                           <a:stretch>
                             <a:fillRect/>
                           </a:stretch>
@@ -707,13 +709,13 @@
                           <a:noAutofit/>
                         </wps:bodyPr>
                       </wps:wsp>
-                      <pic:pic>
+                      <pic:pic xmlns:pic="http://schemas.openxmlformats.org/drawingml/2006/picture">
                         <pic:nvPicPr>
                           <pic:cNvPr id="6" name="Image 6"/>
                           <pic:cNvPicPr/>
                         </pic:nvPicPr>
                         <pic:blipFill>
-                          <a:blip r:embed="rId7" cstate="print"/>
+                          <a:blip r:embed="rId9" cstate="print"/>
                           <a:stretch>
                             <a:fillRect/>
                           </a:stretch>
@@ -743,7 +745,7 @@
                             <a:cxnLst/>
                             <a:rect l="l" t="t" r="r" b="b"/>
                             <a:pathLst>
-                              <a:path w="1098550" h="0">
+                              <a:path w="1098550">
                                 <a:moveTo>
                                   <a:pt x="0" y="0"/>
                                 </a:moveTo>
@@ -773,18 +775,18 @@
               </wp:anchor>
             </w:drawing>
           </mc:Choice>
-          <mc:Fallback>
+          <mc:Fallback xmlns:pic="http://schemas.openxmlformats.org/drawingml/2006/picture" xmlns:a="http://schemas.openxmlformats.org/drawingml/2006/main" xmlns:ve="http://schemas.openxmlformats.org/markup-compatibility/2006">
             <w:pict>
               <v:group style="position:absolute;margin-left:-.000001pt;margin-top:-.000027pt;width:595.5pt;height:209.15pt;mso-position-horizontal-relative:page;mso-position-vertical-relative:page;z-index:-15850496" id="docshapegroup2" coordorigin="0,0" coordsize="11910,4183">
                 <v:shape style="position:absolute;left:0;top:0;width:11910;height:2877" type="#_x0000_t75" id="docshape3" stroked="false">
-                  <v:imagedata r:id="rId6" o:title=""/>
+                  <v:imagedata r:id="rId10" o:title=""/>
                 </v:shape>
                 <v:shape style="position:absolute;left:1190;top:660;width:3522;height:3522" id="docshape4" coordorigin="1190,661" coordsize="3522,3522" path="m2951,4182l2874,4181,2799,4176,2724,4168,2651,4157,2578,4143,2506,4126,2436,4106,2367,4083,2299,4058,2232,4029,2167,3999,2104,3965,2042,3930,1981,3891,1923,3851,1866,3808,1810,3763,1757,3716,1706,3667,1657,3615,1609,3562,1564,3507,1521,3450,1481,3391,1443,3331,1407,3269,1374,3205,1343,3140,1315,3073,1289,3006,1267,2936,1247,2866,1230,2794,1216,2722,1205,2648,1197,2574,1192,2498,1190,2422,1192,2345,1197,2270,1205,2195,1216,2121,1230,2049,1247,1977,1267,1907,1289,1838,1315,1770,1343,1703,1374,1638,1407,1575,1443,1512,1481,1452,1521,1393,1564,1336,1609,1281,1657,1228,1706,1177,1757,1127,1810,1080,1866,1035,1923,992,1981,952,2042,914,2104,878,2167,844,2232,814,2299,786,2367,760,2436,737,2506,718,2578,701,2651,686,2724,675,2799,667,2874,663,2951,661,3027,663,3103,667,3177,675,3251,686,3324,701,3395,718,3466,737,3535,760,3603,786,3669,814,3734,844,3798,878,3860,914,3920,952,3979,992,4036,1035,4091,1080,4144,1127,4196,1177,4245,1228,4292,1281,4337,1336,4380,1393,4421,1452,4459,1512,4495,1575,4528,1638,4559,1703,4587,1770,4612,1838,4635,1907,4655,1977,4672,2049,4686,2121,4697,2195,4705,2270,4710,2345,4711,2422,4710,2498,4705,2574,4697,2648,4686,2722,4672,2794,4655,2866,4635,2936,4612,3006,4587,3073,4559,3140,4528,3205,4495,3269,4459,3331,4421,3391,4380,3450,4337,3507,4292,3562,4245,3615,4196,3667,4144,3716,4091,3763,4036,3808,3979,3851,3920,3891,3860,3930,3798,3965,3734,3999,3669,4029,3603,4058,3535,4083,3466,4106,3395,4126,3324,4143,3251,4157,3177,4168,3103,4176,3027,4181,2951,4182xe" filled="true" fillcolor="#ffffff" stroked="false">
                   <v:path arrowok="t"/>
                   <v:fill type="solid"/>
                 </v:shape>
                 <v:shape style="position:absolute;left:1257;top:728;width:3387;height:3387" type="#_x0000_t75" id="docshape5" stroked="false">
-                  <v:imagedata r:id="rId7" o:title=""/>
+                  <v:imagedata r:id="rId11" o:title=""/>
                 </v:shape>
                 <v:line style="position:absolute" from="5350,3817" to="7079,3817" stroked="true" strokeweight="1.5pt" strokecolor="#d57915">
                   <v:stroke dashstyle="solid"/>
@@ -809,9 +811,7 @@
     </w:p>
     <w:p>
       <w:pPr>
-        <w:spacing w:before="0"/>
-        <w:ind w:left="57" w:right="0" w:firstLine="0"/>
-        <w:jc w:val="left"/>
+        <w:ind w:left="57"/>
         <w:rPr>
           <w:rFonts w:ascii="Arial Black"/>
           <w:sz w:val="30"/>
@@ -833,7 +833,7 @@
           <w:spacing w:val="-37"/>
           <w:sz w:val="30"/>
         </w:rPr>
-        <w:t> </w:t>
+        <w:t xml:space="preserve"> </w:t>
       </w:r>
       <w:r>
         <w:rPr>
@@ -858,12 +858,13 @@
       <w:r>
         <w:rPr>
           <w:rFonts w:ascii="Arial Black"/>
+          <w:noProof/>
           <w:sz w:val="6"/>
         </w:rPr>
         <mc:AlternateContent>
           <mc:Choice Requires="wps">
             <w:drawing>
-              <wp:anchor distT="0" distB="0" distL="0" distR="0" allowOverlap="1" layoutInCell="1" locked="0" behindDoc="1" simplePos="0" relativeHeight="487587840">
+              <wp:anchor distT="0" distB="0" distL="0" distR="0" simplePos="0" relativeHeight="487587840" behindDoc="1" locked="0" layoutInCell="1" allowOverlap="1" wp14:anchorId="6FFE12FA" wp14:editId="012B0167">
                 <wp:simplePos x="0" y="0"/>
                 <wp:positionH relativeFrom="page">
                   <wp:posOffset>755999</wp:posOffset>
@@ -876,13 +877,14 @@
                 <wp:wrapTopAndBottom/>
                 <wp:docPr id="8" name="Graphic 8"/>
                 <wp:cNvGraphicFramePr>
-                  <a:graphicFrameLocks/>
+                  <a:graphicFrameLocks xmlns:a="http://schemas.openxmlformats.org/drawingml/2006/main"/>
                 </wp:cNvGraphicFramePr>
-                <a:graphic>
+                <a:graphic xmlns:a="http://schemas.openxmlformats.org/drawingml/2006/main">
                   <a:graphicData uri="http://schemas.microsoft.com/office/word/2010/wordprocessingShape">
                     <wps:wsp>
-                      <wps:cNvPr id="8" name="Graphic 8"/>
-                      <wps:cNvSpPr/>
+                      <wps:cNvSpPr>
+                        <a:spLocks/>
+                      </wps:cNvSpPr>
                       <wps:spPr>
                         <a:xfrm>
                           <a:off x="0" y="0"/>
@@ -895,7 +897,7 @@
                           <a:cxnLst/>
                           <a:rect l="l" t="t" r="r" b="b"/>
                           <a:pathLst>
-                            <a:path w="1098550" h="0">
+                            <a:path w="1098550">
                               <a:moveTo>
                                 <a:pt x="0" y="0"/>
                               </a:moveTo>
@@ -924,7 +926,7 @@
               </wp:anchor>
             </w:drawing>
           </mc:Choice>
-          <mc:Fallback>
+          <mc:Fallback xmlns:pic="http://schemas.openxmlformats.org/drawingml/2006/picture" xmlns:a="http://schemas.openxmlformats.org/drawingml/2006/main" xmlns:ve="http://schemas.openxmlformats.org/markup-compatibility/2006">
             <w:pict>
               <v:shape style="position:absolute;margin-left:59.527554pt;margin-top:5.85735pt;width:86.5pt;height:.1pt;mso-position-horizontal-relative:page;mso-position-vertical-relative:paragraph;z-index:-15728640;mso-wrap-distance-left:0;mso-wrap-distance-right:0" id="docshape6" coordorigin="1191,117" coordsize="1730,0" path="m1191,117l2920,117e" filled="false" stroked="true" strokeweight="1.5pt" strokecolor="#d57915">
                 <v:path arrowok="t"/>
@@ -938,34 +940,34 @@
     </w:p>
     <w:p>
       <w:pPr>
-        <w:spacing w:line="340" w:lineRule="auto" w:before="242"/>
-        <w:ind w:left="57" w:right="502" w:firstLine="0"/>
-        <w:jc w:val="left"/>
+        <w:spacing w:before="242" w:line="340" w:lineRule="auto"/>
+        <w:ind w:left="57" w:right="502"/>
         <w:rPr>
           <w:sz w:val="20"/>
         </w:rPr>
       </w:pPr>
       <w:r>
         <w:rPr>
+          <w:noProof/>
           <w:position w:val="-4"/>
         </w:rPr>
         <w:drawing>
-          <wp:inline distT="0" distB="0" distL="0" distR="0">
+          <wp:inline distT="0" distB="0" distL="0" distR="0" wp14:anchorId="69E17434" wp14:editId="0933DA0B">
             <wp:extent cx="190499" cy="145107"/>
             <wp:effectExtent l="0" t="0" r="0" b="0"/>
             <wp:docPr id="9" name="Image 9"/>
             <wp:cNvGraphicFramePr>
-              <a:graphicFrameLocks/>
+              <a:graphicFrameLocks xmlns:a="http://schemas.openxmlformats.org/drawingml/2006/main"/>
             </wp:cNvGraphicFramePr>
-            <a:graphic>
+            <a:graphic xmlns:a="http://schemas.openxmlformats.org/drawingml/2006/main">
               <a:graphicData uri="http://schemas.openxmlformats.org/drawingml/2006/picture">
-                <pic:pic>
+                <pic:pic xmlns:pic="http://schemas.openxmlformats.org/drawingml/2006/picture">
                   <pic:nvPicPr>
                     <pic:cNvPr id="9" name="Image 9"/>
                     <pic:cNvPicPr/>
                   </pic:nvPicPr>
                   <pic:blipFill>
-                    <a:blip r:embed="rId8" cstate="print"/>
+                    <a:blip r:embed="rId12" cstate="print"/>
                     <a:stretch>
                       <a:fillRect/>
                     </a:stretch>
@@ -987,18 +989,13 @@
       </w:r>
       <w:r>
         <w:rPr>
-          <w:position w:val="-4"/>
-        </w:rPr>
-      </w:r>
-      <w:r>
-        <w:rPr>
           <w:rFonts w:ascii="Times New Roman"/>
           <w:spacing w:val="40"/>
           <w:sz w:val="20"/>
         </w:rPr>
-        <w:t> </w:t>
-      </w:r>
-      <w:hyperlink r:id="rId9">
+        <w:t xml:space="preserve"> </w:t>
+      </w:r>
+      <w:hyperlink r:id="rId13">
         <w:r>
           <w:rPr>
             <w:sz w:val="20"/>
@@ -1010,30 +1007,31 @@
         <w:rPr>
           <w:sz w:val="20"/>
         </w:rPr>
-        <w:t> </w:t>
-      </w:r>
-      <w:r>
-        <w:rPr>
+        <w:t xml:space="preserve"> </w:t>
+      </w:r>
+      <w:r>
+        <w:rPr>
+          <w:noProof/>
           <w:position w:val="-8"/>
           <w:sz w:val="20"/>
         </w:rPr>
         <w:drawing>
-          <wp:inline distT="0" distB="0" distL="0" distR="0">
+          <wp:inline distT="0" distB="0" distL="0" distR="0" wp14:anchorId="25408D32" wp14:editId="38758FA8">
             <wp:extent cx="190479" cy="190485"/>
             <wp:effectExtent l="0" t="0" r="0" b="0"/>
             <wp:docPr id="10" name="Image 10"/>
             <wp:cNvGraphicFramePr>
-              <a:graphicFrameLocks/>
+              <a:graphicFrameLocks xmlns:a="http://schemas.openxmlformats.org/drawingml/2006/main"/>
             </wp:cNvGraphicFramePr>
-            <a:graphic>
+            <a:graphic xmlns:a="http://schemas.openxmlformats.org/drawingml/2006/main">
               <a:graphicData uri="http://schemas.openxmlformats.org/drawingml/2006/picture">
-                <pic:pic>
+                <pic:pic xmlns:pic="http://schemas.openxmlformats.org/drawingml/2006/picture">
                   <pic:nvPicPr>
                     <pic:cNvPr id="10" name="Image 10"/>
                     <pic:cNvPicPr/>
                   </pic:nvPicPr>
                   <pic:blipFill>
-                    <a:blip r:embed="rId10" cstate="print"/>
+                    <a:blip r:embed="rId14" cstate="print"/>
                     <a:stretch>
                       <a:fillRect/>
                     </a:stretch>
@@ -1055,17 +1053,11 @@
       </w:r>
       <w:r>
         <w:rPr>
-          <w:position w:val="-8"/>
-          <w:sz w:val="20"/>
-        </w:rPr>
-      </w:r>
-      <w:r>
-        <w:rPr>
           <w:rFonts w:ascii="Times New Roman"/>
           <w:spacing w:val="40"/>
           <w:sz w:val="20"/>
         </w:rPr>
-        <w:t> </w:t>
+        <w:t xml:space="preserve"> </w:t>
       </w:r>
       <w:r>
         <w:rPr>
@@ -1076,34 +1068,34 @@
     </w:p>
     <w:p>
       <w:pPr>
-        <w:spacing w:line="307" w:lineRule="exact" w:before="0"/>
-        <w:ind w:left="81" w:right="0" w:firstLine="0"/>
-        <w:jc w:val="left"/>
+        <w:spacing w:line="307" w:lineRule="exact"/>
+        <w:ind w:left="81"/>
         <w:rPr>
           <w:sz w:val="20"/>
         </w:rPr>
       </w:pPr>
       <w:r>
         <w:rPr>
+          <w:noProof/>
           <w:position w:val="-8"/>
         </w:rPr>
         <w:drawing>
-          <wp:inline distT="0" distB="0" distL="0" distR="0">
+          <wp:inline distT="0" distB="0" distL="0" distR="0" wp14:anchorId="1114E75E" wp14:editId="69FCB1A0">
             <wp:extent cx="159730" cy="190499"/>
             <wp:effectExtent l="0" t="0" r="0" b="0"/>
             <wp:docPr id="11" name="Image 11"/>
             <wp:cNvGraphicFramePr>
-              <a:graphicFrameLocks/>
+              <a:graphicFrameLocks xmlns:a="http://schemas.openxmlformats.org/drawingml/2006/main"/>
             </wp:cNvGraphicFramePr>
-            <a:graphic>
+            <a:graphic xmlns:a="http://schemas.openxmlformats.org/drawingml/2006/main">
               <a:graphicData uri="http://schemas.openxmlformats.org/drawingml/2006/picture">
-                <pic:pic>
+                <pic:pic xmlns:pic="http://schemas.openxmlformats.org/drawingml/2006/picture">
                   <pic:nvPicPr>
                     <pic:cNvPr id="11" name="Image 11"/>
                     <pic:cNvPicPr/>
                   </pic:nvPicPr>
                   <pic:blipFill>
-                    <a:blip r:embed="rId11" cstate="print"/>
+                    <a:blip r:embed="rId15" cstate="print"/>
                     <a:stretch>
                       <a:fillRect/>
                     </a:stretch>
@@ -1125,23 +1117,20 @@
       </w:r>
       <w:r>
         <w:rPr>
-          <w:position w:val="-8"/>
-        </w:rPr>
-      </w:r>
-      <w:r>
-        <w:rPr>
           <w:rFonts w:ascii="Times New Roman" w:hAnsi="Times New Roman"/>
           <w:spacing w:val="80"/>
           <w:sz w:val="20"/>
         </w:rPr>
-        <w:t> </w:t>
-      </w:r>
+        <w:t xml:space="preserve"> </w:t>
+      </w:r>
+      <w:proofErr w:type="spellStart"/>
       <w:r>
         <w:rPr>
           <w:sz w:val="20"/>
         </w:rPr>
         <w:t>București</w:t>
       </w:r>
+      <w:proofErr w:type="spellEnd"/>
     </w:p>
     <w:p>
       <w:pPr>
@@ -1160,7 +1149,7 @@
           <w:color w:val="D57915"/>
           <w:spacing w:val="-30"/>
         </w:rPr>
-        <w:t> </w:t>
+        <w:t xml:space="preserve"> </w:t>
       </w:r>
       <w:r>
         <w:rPr>
@@ -1183,12 +1172,13 @@
       <w:r>
         <w:rPr>
           <w:rFonts w:ascii="Arial Black"/>
+          <w:noProof/>
           <w:sz w:val="5"/>
         </w:rPr>
         <mc:AlternateContent>
           <mc:Choice Requires="wps">
             <w:drawing>
-              <wp:anchor distT="0" distB="0" distL="0" distR="0" allowOverlap="1" layoutInCell="1" locked="0" behindDoc="1" simplePos="0" relativeHeight="487588352">
+              <wp:anchor distT="0" distB="0" distL="0" distR="0" simplePos="0" relativeHeight="487588352" behindDoc="1" locked="0" layoutInCell="1" allowOverlap="1" wp14:anchorId="1E3734F9" wp14:editId="46F7F2DF">
                 <wp:simplePos x="0" y="0"/>
                 <wp:positionH relativeFrom="page">
                   <wp:posOffset>755999</wp:posOffset>
@@ -1201,13 +1191,14 @@
                 <wp:wrapTopAndBottom/>
                 <wp:docPr id="12" name="Graphic 12"/>
                 <wp:cNvGraphicFramePr>
-                  <a:graphicFrameLocks/>
+                  <a:graphicFrameLocks xmlns:a="http://schemas.openxmlformats.org/drawingml/2006/main"/>
                 </wp:cNvGraphicFramePr>
-                <a:graphic>
+                <a:graphic xmlns:a="http://schemas.openxmlformats.org/drawingml/2006/main">
                   <a:graphicData uri="http://schemas.microsoft.com/office/word/2010/wordprocessingShape">
                     <wps:wsp>
-                      <wps:cNvPr id="12" name="Graphic 12"/>
-                      <wps:cNvSpPr/>
+                      <wps:cNvSpPr>
+                        <a:spLocks/>
+                      </wps:cNvSpPr>
                       <wps:spPr>
                         <a:xfrm>
                           <a:off x="0" y="0"/>
@@ -1220,7 +1211,7 @@
                           <a:cxnLst/>
                           <a:rect l="l" t="t" r="r" b="b"/>
                           <a:pathLst>
-                            <a:path w="1098550" h="0">
+                            <a:path w="1098550">
                               <a:moveTo>
                                 <a:pt x="0" y="0"/>
                               </a:moveTo>
@@ -1249,7 +1240,7 @@
               </wp:anchor>
             </w:drawing>
           </mc:Choice>
-          <mc:Fallback>
+          <mc:Fallback xmlns:pic="http://schemas.openxmlformats.org/drawingml/2006/picture" xmlns:a="http://schemas.openxmlformats.org/drawingml/2006/main" xmlns:ve="http://schemas.openxmlformats.org/markup-compatibility/2006">
             <w:pict>
               <v:shape style="position:absolute;margin-left:59.527554pt;margin-top:5.145084pt;width:86.5pt;height:.1pt;mso-position-horizontal-relative:page;mso-position-vertical-relative:paragraph;z-index:-15728128;mso-wrap-distance-left:0;mso-wrap-distance-right:0" id="docshape7" coordorigin="1191,103" coordsize="1730,0" path="m1191,103l2920,103e" filled="false" stroked="true" strokeweight="1.5pt" strokecolor="#d57915">
                 <v:path arrowok="t"/>
@@ -1264,29 +1255,34 @@
     <w:p>
       <w:pPr>
         <w:pStyle w:val="BodyText"/>
-        <w:spacing w:line="230" w:lineRule="exact" w:before="101"/>
-      </w:pPr>
-      <w:r>
-        <w:rPr>
+        <w:spacing w:before="6" w:line="208" w:lineRule="auto"/>
+        <w:ind w:right="397"/>
+        <w:rPr>
+          <w:w w:val="105"/>
+        </w:rPr>
+      </w:pPr>
+      <w:r>
+        <w:rPr>
+          <w:noProof/>
           <w:position w:val="3"/>
         </w:rPr>
         <w:drawing>
-          <wp:inline distT="0" distB="0" distL="0" distR="0">
+          <wp:inline distT="0" distB="0" distL="0" distR="0" wp14:anchorId="6C1ABC6A" wp14:editId="58BB2F9C">
             <wp:extent cx="33906" cy="33906"/>
             <wp:effectExtent l="0" t="0" r="0" b="0"/>
-            <wp:docPr id="13" name="Image 13"/>
+            <wp:docPr id="731867462" name="Image 14"/>
             <wp:cNvGraphicFramePr>
-              <a:graphicFrameLocks/>
+              <a:graphicFrameLocks xmlns:a="http://schemas.openxmlformats.org/drawingml/2006/main"/>
             </wp:cNvGraphicFramePr>
-            <a:graphic>
+            <a:graphic xmlns:a="http://schemas.openxmlformats.org/drawingml/2006/main">
               <a:graphicData uri="http://schemas.openxmlformats.org/drawingml/2006/picture">
-                <pic:pic>
+                <pic:pic xmlns:pic="http://schemas.openxmlformats.org/drawingml/2006/picture">
                   <pic:nvPicPr>
-                    <pic:cNvPr id="13" name="Image 13"/>
+                    <pic:cNvPr id="14" name="Image 14"/>
                     <pic:cNvPicPr/>
                   </pic:nvPicPr>
                   <pic:blipFill>
-                    <a:blip r:embed="rId12" cstate="print"/>
+                    <a:blip r:embed="rId10" cstate="print"/>
                     <a:stretch>
                       <a:fillRect/>
                     </a:stretch>
@@ -1308,49 +1304,51 @@
       </w:r>
       <w:r>
         <w:rPr>
+          <w:rFonts w:ascii="Times New Roman"/>
+          <w:spacing w:val="46"/>
+          <w:w w:val="105"/>
+          <w:sz w:val="20"/>
+        </w:rPr>
+        <w:t xml:space="preserve"> </w:t>
+      </w:r>
+      <w:r>
+        <w:rPr>
+          <w:w w:val="105"/>
+        </w:rPr>
+        <w:t>Public Relations</w:t>
+      </w:r>
+    </w:p>
+    <w:p>
+      <w:pPr>
+        <w:pStyle w:val="BodyText"/>
+        <w:spacing w:before="6" w:line="208" w:lineRule="auto"/>
+        <w:ind w:right="397"/>
+        <w:rPr>
+          <w:w w:val="105"/>
+        </w:rPr>
+      </w:pPr>
+      <w:r>
+        <w:rPr>
+          <w:noProof/>
           <w:position w:val="3"/>
         </w:rPr>
-      </w:r>
-      <w:r>
-        <w:rPr>
-          <w:rFonts w:ascii="Times New Roman"/>
-          <w:spacing w:val="80"/>
-          <w:sz w:val="20"/>
-        </w:rPr>
-        <w:t> </w:t>
-      </w:r>
-      <w:r>
-        <w:rPr/>
-        <w:t>Public Relations</w:t>
-      </w:r>
-    </w:p>
-    <w:p>
-      <w:pPr>
-        <w:pStyle w:val="BodyText"/>
-        <w:spacing w:line="208" w:lineRule="auto" w:before="6"/>
-        <w:ind w:right="397"/>
-      </w:pPr>
-      <w:r>
-        <w:rPr>
-          <w:position w:val="3"/>
-        </w:rPr>
         <w:drawing>
-          <wp:inline distT="0" distB="0" distL="0" distR="0">
+          <wp:inline distT="0" distB="0" distL="0" distR="0" wp14:anchorId="45626E55" wp14:editId="6C2F817A">
             <wp:extent cx="33906" cy="33906"/>
             <wp:effectExtent l="0" t="0" r="0" b="0"/>
-            <wp:docPr id="14" name="Image 14"/>
+            <wp:docPr id="1755075907" name="Image 14"/>
             <wp:cNvGraphicFramePr>
-              <a:graphicFrameLocks/>
+              <a:graphicFrameLocks xmlns:a="http://schemas.openxmlformats.org/drawingml/2006/main"/>
             </wp:cNvGraphicFramePr>
-            <a:graphic>
+            <a:graphic xmlns:a="http://schemas.openxmlformats.org/drawingml/2006/main">
               <a:graphicData uri="http://schemas.openxmlformats.org/drawingml/2006/picture">
-                <pic:pic>
+                <pic:pic xmlns:pic="http://schemas.openxmlformats.org/drawingml/2006/picture">
                   <pic:nvPicPr>
                     <pic:cNvPr id="14" name="Image 14"/>
                     <pic:cNvPicPr/>
                   </pic:nvPicPr>
                   <pic:blipFill>
-                    <a:blip r:embed="rId12" cstate="print"/>
+                    <a:blip r:embed="rId10" cstate="print"/>
                     <a:stretch>
                       <a:fillRect/>
                     </a:stretch>
@@ -1372,84 +1370,48 @@
       </w:r>
       <w:r>
         <w:rPr>
-          <w:position w:val="3"/>
-        </w:rPr>
-      </w:r>
-      <w:r>
-        <w:rPr>
           <w:rFonts w:ascii="Times New Roman"/>
           <w:spacing w:val="46"/>
           <w:w w:val="105"/>
           <w:sz w:val="20"/>
         </w:rPr>
-        <w:t> </w:t>
-      </w:r>
-      <w:r>
-        <w:rPr>
-          <w:w w:val="105"/>
-        </w:rPr>
-        <w:t>Digital</w:t>
-      </w:r>
-      <w:r>
-        <w:rPr>
-          <w:spacing w:val="-13"/>
-          <w:w w:val="105"/>
-        </w:rPr>
-        <w:t> </w:t>
-      </w:r>
-      <w:r>
-        <w:rPr>
-          <w:w w:val="105"/>
-        </w:rPr>
-        <w:t>Marketing</w:t>
-      </w:r>
-      <w:r>
-        <w:rPr>
-          <w:spacing w:val="-14"/>
-          <w:w w:val="105"/>
-        </w:rPr>
-        <w:t> </w:t>
-      </w:r>
-      <w:r>
-        <w:rPr>
-          <w:w w:val="105"/>
-        </w:rPr>
-        <w:t>&amp;</w:t>
-      </w:r>
-      <w:r>
-        <w:rPr>
-          <w:spacing w:val="-13"/>
-          <w:w w:val="105"/>
-        </w:rPr>
-        <w:t> </w:t>
-      </w:r>
-      <w:r>
-        <w:rPr>
-          <w:w w:val="105"/>
-        </w:rPr>
-        <w:t>Communication </w:t>
-      </w:r>
-      <w:r>
-        <w:rPr>
+        <w:t xml:space="preserve"> </w:t>
+      </w:r>
+      <w:r>
+        <w:rPr>
+          <w:w w:val="105"/>
+        </w:rPr>
+        <w:t>Signal Routing, Audio Engineering, Video Encoding</w:t>
+      </w:r>
+    </w:p>
+    <w:p>
+      <w:pPr>
+        <w:pStyle w:val="BodyText"/>
+        <w:spacing w:before="6" w:line="208" w:lineRule="auto"/>
+        <w:ind w:right="397"/>
+      </w:pPr>
+      <w:r>
+        <w:rPr>
+          <w:noProof/>
           <w:position w:val="3"/>
         </w:rPr>
         <w:drawing>
-          <wp:inline distT="0" distB="0" distL="0" distR="0">
+          <wp:inline distT="0" distB="0" distL="0" distR="0" wp14:anchorId="25BA38E0" wp14:editId="7424A5B0">
             <wp:extent cx="33906" cy="33906"/>
             <wp:effectExtent l="0" t="0" r="0" b="0"/>
-            <wp:docPr id="15" name="Image 15"/>
+            <wp:docPr id="14" name="Image 14"/>
             <wp:cNvGraphicFramePr>
-              <a:graphicFrameLocks/>
+              <a:graphicFrameLocks xmlns:a="http://schemas.openxmlformats.org/drawingml/2006/main"/>
             </wp:cNvGraphicFramePr>
-            <a:graphic>
+            <a:graphic xmlns:a="http://schemas.openxmlformats.org/drawingml/2006/main">
               <a:graphicData uri="http://schemas.openxmlformats.org/drawingml/2006/picture">
-                <pic:pic>
+                <pic:pic xmlns:pic="http://schemas.openxmlformats.org/drawingml/2006/picture">
                   <pic:nvPicPr>
-                    <pic:cNvPr id="15" name="Image 15"/>
+                    <pic:cNvPr id="14" name="Image 14"/>
                     <pic:cNvPicPr/>
                   </pic:nvPicPr>
                   <pic:blipFill>
-                    <a:blip r:embed="rId12" cstate="print"/>
+                    <a:blip r:embed="rId10" cstate="print"/>
                     <a:stretch>
                       <a:fillRect/>
                     </a:stretch>
@@ -1471,51 +1433,80 @@
       </w:r>
       <w:r>
         <w:rPr>
+          <w:rFonts w:ascii="Times New Roman"/>
+          <w:spacing w:val="46"/>
+          <w:w w:val="105"/>
+          <w:sz w:val="20"/>
+        </w:rPr>
+        <w:t xml:space="preserve"> </w:t>
+      </w:r>
+      <w:r>
+        <w:rPr>
+          <w:w w:val="105"/>
+        </w:rPr>
+        <w:t>Digital</w:t>
+      </w:r>
+      <w:r>
+        <w:rPr>
+          <w:spacing w:val="-13"/>
+          <w:w w:val="105"/>
+        </w:rPr>
+        <w:t xml:space="preserve"> </w:t>
+      </w:r>
+      <w:r>
+        <w:rPr>
+          <w:w w:val="105"/>
+        </w:rPr>
+        <w:t>Marketing</w:t>
+      </w:r>
+      <w:r>
+        <w:rPr>
+          <w:spacing w:val="-14"/>
+          <w:w w:val="105"/>
+        </w:rPr>
+        <w:t xml:space="preserve"> </w:t>
+      </w:r>
+      <w:r>
+        <w:rPr>
+          <w:w w:val="105"/>
+        </w:rPr>
+        <w:t>&amp;</w:t>
+      </w:r>
+      <w:r>
+        <w:rPr>
+          <w:spacing w:val="-13"/>
+          <w:w w:val="105"/>
+        </w:rPr>
+        <w:t xml:space="preserve"> </w:t>
+      </w:r>
+      <w:r>
+        <w:rPr>
+          <w:w w:val="105"/>
+        </w:rPr>
+        <w:t xml:space="preserve">Communication </w:t>
+      </w:r>
+      <w:r>
+        <w:rPr>
+          <w:noProof/>
           <w:position w:val="3"/>
         </w:rPr>
-      </w:r>
-      <w:r>
-        <w:rPr>
-          <w:rFonts w:ascii="Times New Roman"/>
-          <w:spacing w:val="80"/>
-          <w:w w:val="105"/>
-        </w:rPr>
-        <w:t> </w:t>
-      </w:r>
-      <w:r>
-        <w:rPr>
-          <w:w w:val="105"/>
-        </w:rPr>
-        <w:t>Event Management</w:t>
-      </w:r>
-    </w:p>
-    <w:p>
-      <w:pPr>
-        <w:pStyle w:val="BodyText"/>
-        <w:spacing w:line="208" w:lineRule="auto"/>
-        <w:ind w:right="866"/>
-      </w:pPr>
-      <w:r>
-        <w:rPr>
-          <w:position w:val="3"/>
-        </w:rPr>
         <w:drawing>
-          <wp:inline distT="0" distB="0" distL="0" distR="0">
+          <wp:inline distT="0" distB="0" distL="0" distR="0" wp14:anchorId="3CF5599B" wp14:editId="2B7B7523">
             <wp:extent cx="33906" cy="33906"/>
             <wp:effectExtent l="0" t="0" r="0" b="0"/>
-            <wp:docPr id="16" name="Image 16"/>
+            <wp:docPr id="15" name="Image 15"/>
             <wp:cNvGraphicFramePr>
-              <a:graphicFrameLocks/>
+              <a:graphicFrameLocks xmlns:a="http://schemas.openxmlformats.org/drawingml/2006/main"/>
             </wp:cNvGraphicFramePr>
-            <a:graphic>
+            <a:graphic xmlns:a="http://schemas.openxmlformats.org/drawingml/2006/main">
               <a:graphicData uri="http://schemas.openxmlformats.org/drawingml/2006/picture">
-                <pic:pic>
+                <pic:pic xmlns:pic="http://schemas.openxmlformats.org/drawingml/2006/picture">
                   <pic:nvPicPr>
-                    <pic:cNvPr id="16" name="Image 16"/>
+                    <pic:cNvPr id="15" name="Image 15"/>
                     <pic:cNvPicPr/>
                   </pic:nvPicPr>
                   <pic:blipFill>
-                    <a:blip r:embed="rId12" cstate="print"/>
+                    <a:blip r:embed="rId10" cstate="print"/>
                     <a:stretch>
                       <a:fillRect/>
                     </a:stretch>
@@ -1537,78 +1528,47 @@
       </w:r>
       <w:r>
         <w:rPr>
-          <w:position w:val="3"/>
-        </w:rPr>
-      </w:r>
-      <w:r>
-        <w:rPr>
           <w:rFonts w:ascii="Times New Roman"/>
           <w:spacing w:val="80"/>
-          <w:sz w:val="20"/>
-        </w:rPr>
-        <w:t> </w:t>
-      </w:r>
-      <w:r>
-        <w:rPr/>
-        <w:t>Content</w:t>
-      </w:r>
-      <w:r>
-        <w:rPr>
-          <w:spacing w:val="-2"/>
-        </w:rPr>
-        <w:t> </w:t>
-      </w:r>
-      <w:r>
-        <w:rPr/>
-        <w:t>Writing</w:t>
-      </w:r>
-      <w:r>
-        <w:rPr>
-          <w:spacing w:val="-2"/>
-        </w:rPr>
-        <w:t> </w:t>
-      </w:r>
-      <w:r>
-        <w:rPr/>
-        <w:t>&amp;</w:t>
-      </w:r>
-      <w:r>
-        <w:rPr>
-          <w:spacing w:val="-2"/>
-        </w:rPr>
-        <w:t> </w:t>
-      </w:r>
-      <w:r>
-        <w:rPr/>
-        <w:t>Copywriting</w:t>
-      </w:r>
-      <w:r>
-        <w:rPr>
-          <w:spacing w:val="40"/>
-        </w:rPr>
-        <w:t> </w:t>
-      </w:r>
-      <w:r>
-        <w:rPr>
+          <w:w w:val="105"/>
+        </w:rPr>
+        <w:t xml:space="preserve"> </w:t>
+      </w:r>
+      <w:r>
+        <w:rPr>
+          <w:w w:val="105"/>
+        </w:rPr>
+        <w:t>Event Management</w:t>
+      </w:r>
+    </w:p>
+    <w:p>
+      <w:pPr>
+        <w:pStyle w:val="BodyText"/>
+        <w:spacing w:line="208" w:lineRule="auto"/>
+        <w:ind w:right="866"/>
+      </w:pPr>
+      <w:r>
+        <w:rPr>
+          <w:noProof/>
           <w:position w:val="3"/>
         </w:rPr>
         <w:drawing>
-          <wp:inline distT="0" distB="0" distL="0" distR="0">
+          <wp:inline distT="0" distB="0" distL="0" distR="0" wp14:anchorId="3A4993C9" wp14:editId="33B75838">
             <wp:extent cx="33906" cy="33906"/>
             <wp:effectExtent l="0" t="0" r="0" b="0"/>
-            <wp:docPr id="17" name="Image 17"/>
+            <wp:docPr id="16" name="Image 16"/>
             <wp:cNvGraphicFramePr>
-              <a:graphicFrameLocks/>
+              <a:graphicFrameLocks xmlns:a="http://schemas.openxmlformats.org/drawingml/2006/main"/>
             </wp:cNvGraphicFramePr>
-            <a:graphic>
+            <a:graphic xmlns:a="http://schemas.openxmlformats.org/drawingml/2006/main">
               <a:graphicData uri="http://schemas.openxmlformats.org/drawingml/2006/picture">
-                <pic:pic>
+                <pic:pic xmlns:pic="http://schemas.openxmlformats.org/drawingml/2006/picture">
                   <pic:nvPicPr>
-                    <pic:cNvPr id="17" name="Image 17"/>
+                    <pic:cNvPr id="16" name="Image 16"/>
                     <pic:cNvPicPr/>
                   </pic:nvPicPr>
                   <pic:blipFill>
-                    <a:blip r:embed="rId12" cstate="print"/>
+                    <a:blip r:embed="rId10" cstate="print"/>
                     <a:stretch>
                       <a:fillRect/>
                     </a:stretch>
@@ -1630,48 +1590,70 @@
       </w:r>
       <w:r>
         <w:rPr>
-          <w:position w:val="3"/>
-        </w:rPr>
-      </w:r>
-      <w:r>
-        <w:rPr>
           <w:rFonts w:ascii="Times New Roman"/>
           <w:spacing w:val="80"/>
-        </w:rPr>
-        <w:t> </w:t>
-      </w:r>
-      <w:r>
-        <w:rPr/>
-        <w:t>Project Management</w:t>
-      </w:r>
-    </w:p>
-    <w:p>
-      <w:pPr>
-        <w:pStyle w:val="BodyText"/>
-        <w:spacing w:line="208" w:lineRule="auto"/>
-        <w:ind w:left="329" w:right="346" w:hanging="206"/>
-      </w:pPr>
-      <w:r>
-        <w:rPr>
+          <w:sz w:val="20"/>
+        </w:rPr>
+        <w:t xml:space="preserve"> </w:t>
+      </w:r>
+      <w:r>
+        <w:t>Content</w:t>
+      </w:r>
+      <w:r>
+        <w:rPr>
+          <w:spacing w:val="-2"/>
+        </w:rPr>
+        <w:t xml:space="preserve"> </w:t>
+      </w:r>
+      <w:r>
+        <w:t>Writing</w:t>
+      </w:r>
+      <w:r>
+        <w:rPr>
+          <w:spacing w:val="-2"/>
+        </w:rPr>
+        <w:t xml:space="preserve"> </w:t>
+      </w:r>
+      <w:r>
+        <w:t>&amp;</w:t>
+      </w:r>
+      <w:r>
+        <w:rPr>
+          <w:spacing w:val="-2"/>
+        </w:rPr>
+        <w:t xml:space="preserve"> </w:t>
+      </w:r>
+      <w:r>
+        <w:t>Copywriting</w:t>
+      </w:r>
+      <w:r>
+        <w:rPr>
+          <w:spacing w:val="40"/>
+        </w:rPr>
+        <w:t xml:space="preserve"> </w:t>
+      </w:r>
+      <w:r>
+        <w:rPr>
+          <w:noProof/>
           <w:position w:val="3"/>
         </w:rPr>
         <w:drawing>
-          <wp:inline distT="0" distB="0" distL="0" distR="0">
+          <wp:inline distT="0" distB="0" distL="0" distR="0" wp14:anchorId="1BC019CA" wp14:editId="33AA0BC3">
             <wp:extent cx="33906" cy="33906"/>
             <wp:effectExtent l="0" t="0" r="0" b="0"/>
-            <wp:docPr id="18" name="Image 18"/>
+            <wp:docPr id="17" name="Image 17"/>
             <wp:cNvGraphicFramePr>
-              <a:graphicFrameLocks/>
+              <a:graphicFrameLocks xmlns:a="http://schemas.openxmlformats.org/drawingml/2006/main"/>
             </wp:cNvGraphicFramePr>
-            <a:graphic>
+            <a:graphic xmlns:a="http://schemas.openxmlformats.org/drawingml/2006/main">
               <a:graphicData uri="http://schemas.openxmlformats.org/drawingml/2006/picture">
-                <pic:pic>
+                <pic:pic xmlns:pic="http://schemas.openxmlformats.org/drawingml/2006/picture">
                   <pic:nvPicPr>
-                    <pic:cNvPr id="18" name="Image 18"/>
+                    <pic:cNvPr id="17" name="Image 17"/>
                     <pic:cNvPicPr/>
                   </pic:nvPicPr>
                   <pic:blipFill>
-                    <a:blip r:embed="rId12" cstate="print"/>
+                    <a:blip r:embed="rId10" cstate="print"/>
                     <a:stretch>
                       <a:fillRect/>
                     </a:stretch>
@@ -1693,88 +1675,43 @@
       </w:r>
       <w:r>
         <w:rPr>
+          <w:rFonts w:ascii="Times New Roman"/>
+          <w:spacing w:val="80"/>
+        </w:rPr>
+        <w:t xml:space="preserve"> </w:t>
+      </w:r>
+      <w:r>
+        <w:t>Project Management</w:t>
+      </w:r>
+    </w:p>
+    <w:p>
+      <w:pPr>
+        <w:pStyle w:val="BodyText"/>
+        <w:spacing w:line="208" w:lineRule="auto"/>
+        <w:ind w:left="329" w:right="346" w:hanging="206"/>
+      </w:pPr>
+      <w:r>
+        <w:rPr>
+          <w:noProof/>
           <w:position w:val="3"/>
         </w:rPr>
-      </w:r>
-      <w:r>
-        <w:rPr>
-          <w:rFonts w:ascii="Times New Roman"/>
-          <w:spacing w:val="60"/>
-          <w:sz w:val="20"/>
-        </w:rPr>
-        <w:t> </w:t>
-      </w:r>
-      <w:r>
-        <w:rPr>
-          <w:rFonts w:ascii="Arial Black"/>
-        </w:rPr>
-        <w:t>Languages:</w:t>
-      </w:r>
-      <w:r>
-        <w:rPr>
-          <w:rFonts w:ascii="Arial Black"/>
-          <w:spacing w:val="-14"/>
-        </w:rPr>
-        <w:t> </w:t>
-      </w:r>
-      <w:r>
-        <w:rPr/>
-        <w:t>English</w:t>
-      </w:r>
-      <w:r>
-        <w:rPr>
-          <w:spacing w:val="-12"/>
-        </w:rPr>
-        <w:t> </w:t>
-      </w:r>
-      <w:r>
-        <w:rPr/>
-        <w:t>(C1),</w:t>
-      </w:r>
-      <w:r>
-        <w:rPr>
-          <w:spacing w:val="-13"/>
-        </w:rPr>
-        <w:t> </w:t>
-      </w:r>
-      <w:r>
-        <w:rPr/>
-        <w:t>French(B2), </w:t>
-      </w:r>
-      <w:r>
-        <w:rPr>
-          <w:spacing w:val="-2"/>
-          <w:w w:val="105"/>
-        </w:rPr>
-        <w:t>German(A1)</w:t>
-      </w:r>
-    </w:p>
-    <w:p>
-      <w:pPr>
-        <w:pStyle w:val="BodyText"/>
-        <w:spacing w:line="222" w:lineRule="exact"/>
-      </w:pPr>
-      <w:r>
-        <w:rPr>
-          <w:position w:val="3"/>
-        </w:rPr>
         <w:drawing>
-          <wp:inline distT="0" distB="0" distL="0" distR="0">
+          <wp:inline distT="0" distB="0" distL="0" distR="0" wp14:anchorId="1D920638" wp14:editId="060545AC">
             <wp:extent cx="33906" cy="33906"/>
             <wp:effectExtent l="0" t="0" r="0" b="0"/>
-            <wp:docPr id="19" name="Image 19"/>
+            <wp:docPr id="18" name="Image 18"/>
             <wp:cNvGraphicFramePr>
-              <a:graphicFrameLocks/>
+              <a:graphicFrameLocks xmlns:a="http://schemas.openxmlformats.org/drawingml/2006/main"/>
             </wp:cNvGraphicFramePr>
-            <a:graphic>
+            <a:graphic xmlns:a="http://schemas.openxmlformats.org/drawingml/2006/main">
               <a:graphicData uri="http://schemas.openxmlformats.org/drawingml/2006/picture">
-                <pic:pic>
+                <pic:pic xmlns:pic="http://schemas.openxmlformats.org/drawingml/2006/picture">
                   <pic:nvPicPr>
-                    <pic:cNvPr id="19" name="Image 19"/>
+                    <pic:cNvPr id="18" name="Image 18"/>
                     <pic:cNvPicPr/>
                   </pic:nvPicPr>
                   <pic:blipFill>
-                    <a:blip r:embed="rId12" cstate="print"/>
+                    <a:blip r:embed="rId10" cstate="print"/>
                     <a:stretch>
                       <a:fillRect/>
                     </a:stretch>
@@ -1796,8 +1733,99 @@
       </w:r>
       <w:r>
         <w:rPr>
+          <w:rFonts w:ascii="Times New Roman"/>
+          <w:spacing w:val="60"/>
+          <w:sz w:val="20"/>
+        </w:rPr>
+        <w:t xml:space="preserve"> </w:t>
+      </w:r>
+      <w:r>
+        <w:rPr>
+          <w:rFonts w:ascii="Arial Black"/>
+        </w:rPr>
+        <w:t>Languages:</w:t>
+      </w:r>
+      <w:r>
+        <w:rPr>
+          <w:rFonts w:ascii="Arial Black"/>
+          <w:spacing w:val="-14"/>
+        </w:rPr>
+        <w:t xml:space="preserve"> </w:t>
+      </w:r>
+      <w:r>
+        <w:t>English</w:t>
+      </w:r>
+      <w:r>
+        <w:rPr>
+          <w:spacing w:val="-12"/>
+        </w:rPr>
+        <w:t xml:space="preserve"> </w:t>
+      </w:r>
+      <w:r>
+        <w:t>(C1),</w:t>
+      </w:r>
+      <w:r>
+        <w:rPr>
+          <w:spacing w:val="-13"/>
+        </w:rPr>
+        <w:t xml:space="preserve"> </w:t>
+      </w:r>
+      <w:r>
+        <w:t xml:space="preserve">French(B2), </w:t>
+      </w:r>
+      <w:r>
+        <w:rPr>
+          <w:spacing w:val="-2"/>
+          <w:w w:val="105"/>
+        </w:rPr>
+        <w:t>German(A1)</w:t>
+      </w:r>
+    </w:p>
+    <w:p>
+      <w:pPr>
+        <w:pStyle w:val="BodyText"/>
+        <w:spacing w:line="222" w:lineRule="exact"/>
+      </w:pPr>
+      <w:r>
+        <w:rPr>
+          <w:noProof/>
           <w:position w:val="3"/>
         </w:rPr>
+        <w:drawing>
+          <wp:inline distT="0" distB="0" distL="0" distR="0" wp14:anchorId="134E9B39" wp14:editId="49A594FA">
+            <wp:extent cx="33906" cy="33906"/>
+            <wp:effectExtent l="0" t="0" r="0" b="0"/>
+            <wp:docPr id="19" name="Image 19"/>
+            <wp:cNvGraphicFramePr>
+              <a:graphicFrameLocks xmlns:a="http://schemas.openxmlformats.org/drawingml/2006/main"/>
+            </wp:cNvGraphicFramePr>
+            <a:graphic xmlns:a="http://schemas.openxmlformats.org/drawingml/2006/main">
+              <a:graphicData uri="http://schemas.openxmlformats.org/drawingml/2006/picture">
+                <pic:pic xmlns:pic="http://schemas.openxmlformats.org/drawingml/2006/picture">
+                  <pic:nvPicPr>
+                    <pic:cNvPr id="19" name="Image 19"/>
+                    <pic:cNvPicPr/>
+                  </pic:nvPicPr>
+                  <pic:blipFill>
+                    <a:blip r:embed="rId10" cstate="print"/>
+                    <a:stretch>
+                      <a:fillRect/>
+                    </a:stretch>
+                  </pic:blipFill>
+                  <pic:spPr>
+                    <a:xfrm>
+                      <a:off x="0" y="0"/>
+                      <a:ext cx="33906" cy="33906"/>
+                    </a:xfrm>
+                    <a:prstGeom prst="rect">
+                      <a:avLst/>
+                    </a:prstGeom>
+                  </pic:spPr>
+                </pic:pic>
+              </a:graphicData>
+            </a:graphic>
+          </wp:inline>
+        </w:drawing>
       </w:r>
       <w:r>
         <w:rPr>
@@ -1805,10 +1833,9 @@
           <w:spacing w:val="80"/>
           <w:sz w:val="20"/>
         </w:rPr>
-        <w:t> </w:t>
-      </w:r>
-      <w:r>
-        <w:rPr/>
+        <w:t xml:space="preserve"> </w:t>
+      </w:r>
+      <w:r>
         <w:t>Driving License (B)</w:t>
       </w:r>
     </w:p>
@@ -1837,7 +1864,7 @@
           <w:spacing w:val="-20"/>
           <w:w w:val="90"/>
         </w:rPr>
-        <w:t> </w:t>
+        <w:t xml:space="preserve"> </w:t>
       </w:r>
       <w:r>
         <w:rPr>
@@ -1860,12 +1887,13 @@
       <w:r>
         <w:rPr>
           <w:rFonts w:ascii="Arial Black"/>
+          <w:noProof/>
           <w:sz w:val="5"/>
         </w:rPr>
         <mc:AlternateContent>
           <mc:Choice Requires="wps">
             <w:drawing>
-              <wp:anchor distT="0" distB="0" distL="0" distR="0" allowOverlap="1" layoutInCell="1" locked="0" behindDoc="1" simplePos="0" relativeHeight="487588864">
+              <wp:anchor distT="0" distB="0" distL="0" distR="0" simplePos="0" relativeHeight="487588864" behindDoc="1" locked="0" layoutInCell="1" allowOverlap="1" wp14:anchorId="7051084B" wp14:editId="6FB81E67">
                 <wp:simplePos x="0" y="0"/>
                 <wp:positionH relativeFrom="page">
                   <wp:posOffset>755999</wp:posOffset>
@@ -1878,13 +1906,14 @@
                 <wp:wrapTopAndBottom/>
                 <wp:docPr id="20" name="Graphic 20"/>
                 <wp:cNvGraphicFramePr>
-                  <a:graphicFrameLocks/>
+                  <a:graphicFrameLocks xmlns:a="http://schemas.openxmlformats.org/drawingml/2006/main"/>
                 </wp:cNvGraphicFramePr>
-                <a:graphic>
+                <a:graphic xmlns:a="http://schemas.openxmlformats.org/drawingml/2006/main">
                   <a:graphicData uri="http://schemas.microsoft.com/office/word/2010/wordprocessingShape">
                     <wps:wsp>
-                      <wps:cNvPr id="20" name="Graphic 20"/>
-                      <wps:cNvSpPr/>
+                      <wps:cNvSpPr>
+                        <a:spLocks/>
+                      </wps:cNvSpPr>
                       <wps:spPr>
                         <a:xfrm>
                           <a:off x="0" y="0"/>
@@ -1897,7 +1926,7 @@
                           <a:cxnLst/>
                           <a:rect l="l" t="t" r="r" b="b"/>
                           <a:pathLst>
-                            <a:path w="1098550" h="0">
+                            <a:path w="1098550">
                               <a:moveTo>
                                 <a:pt x="0" y="0"/>
                               </a:moveTo>
@@ -1926,7 +1955,7 @@
               </wp:anchor>
             </w:drawing>
           </mc:Choice>
-          <mc:Fallback>
+          <mc:Fallback xmlns:pic="http://schemas.openxmlformats.org/drawingml/2006/picture" xmlns:a="http://schemas.openxmlformats.org/drawingml/2006/main" xmlns:ve="http://schemas.openxmlformats.org/markup-compatibility/2006">
             <w:pict>
               <v:shape style="position:absolute;margin-left:59.527554pt;margin-top:5.104894pt;width:86.5pt;height:.1pt;mso-position-horizontal-relative:page;mso-position-vertical-relative:paragraph;z-index:-15727616;mso-wrap-distance-left:0;mso-wrap-distance-right:0" id="docshape8" coordorigin="1191,102" coordsize="1730,0" path="m1191,102l2920,102e" filled="false" stroked="true" strokeweight="1.5pt" strokecolor="#d57915">
                 <v:path arrowok="t"/>
@@ -1941,29 +1970,30 @@
     <w:p>
       <w:pPr>
         <w:pStyle w:val="BodyText"/>
-        <w:spacing w:line="230" w:lineRule="exact" w:before="86"/>
-      </w:pPr>
-      <w:r>
-        <w:rPr>
+        <w:spacing w:before="86" w:line="230" w:lineRule="exact"/>
+      </w:pPr>
+      <w:r>
+        <w:rPr>
+          <w:noProof/>
           <w:position w:val="3"/>
         </w:rPr>
         <w:drawing>
-          <wp:inline distT="0" distB="0" distL="0" distR="0">
+          <wp:inline distT="0" distB="0" distL="0" distR="0" wp14:anchorId="05734AAF" wp14:editId="3304D964">
             <wp:extent cx="33906" cy="33906"/>
             <wp:effectExtent l="0" t="0" r="0" b="0"/>
             <wp:docPr id="21" name="Image 21"/>
             <wp:cNvGraphicFramePr>
-              <a:graphicFrameLocks/>
+              <a:graphicFrameLocks xmlns:a="http://schemas.openxmlformats.org/drawingml/2006/main"/>
             </wp:cNvGraphicFramePr>
-            <a:graphic>
+            <a:graphic xmlns:a="http://schemas.openxmlformats.org/drawingml/2006/main">
               <a:graphicData uri="http://schemas.openxmlformats.org/drawingml/2006/picture">
-                <pic:pic>
+                <pic:pic xmlns:pic="http://schemas.openxmlformats.org/drawingml/2006/picture">
                   <pic:nvPicPr>
                     <pic:cNvPr id="21" name="Image 21"/>
                     <pic:cNvPicPr/>
                   </pic:nvPicPr>
                   <pic:blipFill>
-                    <a:blip r:embed="rId12" cstate="print"/>
+                    <a:blip r:embed="rId10" cstate="print"/>
                     <a:stretch>
                       <a:fillRect/>
                     </a:stretch>
@@ -1985,49 +2015,44 @@
       </w:r>
       <w:r>
         <w:rPr>
-          <w:position w:val="3"/>
-        </w:rPr>
-      </w:r>
-      <w:r>
-        <w:rPr>
           <w:rFonts w:ascii="Times New Roman"/>
           <w:spacing w:val="80"/>
           <w:w w:val="150"/>
           <w:sz w:val="20"/>
         </w:rPr>
-        <w:t> </w:t>
-      </w:r>
-      <w:r>
-        <w:rPr/>
+        <w:t xml:space="preserve"> </w:t>
+      </w:r>
+      <w:r>
         <w:t>Observation &amp; Decision making</w:t>
       </w:r>
     </w:p>
     <w:p>
       <w:pPr>
         <w:pStyle w:val="BodyText"/>
-        <w:spacing w:line="208" w:lineRule="auto" w:before="7"/>
-      </w:pPr>
-      <w:r>
-        <w:rPr>
+        <w:spacing w:before="7" w:line="208" w:lineRule="auto"/>
+      </w:pPr>
+      <w:r>
+        <w:rPr>
+          <w:noProof/>
           <w:position w:val="3"/>
         </w:rPr>
         <w:drawing>
-          <wp:inline distT="0" distB="0" distL="0" distR="0">
+          <wp:inline distT="0" distB="0" distL="0" distR="0" wp14:anchorId="5C14A58C" wp14:editId="1F1FCBFF">
             <wp:extent cx="33906" cy="33906"/>
             <wp:effectExtent l="0" t="0" r="0" b="0"/>
             <wp:docPr id="22" name="Image 22"/>
             <wp:cNvGraphicFramePr>
-              <a:graphicFrameLocks/>
+              <a:graphicFrameLocks xmlns:a="http://schemas.openxmlformats.org/drawingml/2006/main"/>
             </wp:cNvGraphicFramePr>
-            <a:graphic>
+            <a:graphic xmlns:a="http://schemas.openxmlformats.org/drawingml/2006/main">
               <a:graphicData uri="http://schemas.openxmlformats.org/drawingml/2006/picture">
-                <pic:pic>
+                <pic:pic xmlns:pic="http://schemas.openxmlformats.org/drawingml/2006/picture">
                   <pic:nvPicPr>
                     <pic:cNvPr id="22" name="Image 22"/>
                     <pic:cNvPicPr/>
                   </pic:nvPicPr>
                   <pic:blipFill>
-                    <a:blip r:embed="rId12" cstate="print"/>
+                    <a:blip r:embed="rId10" cstate="print"/>
                     <a:stretch>
                       <a:fillRect/>
                     </a:stretch>
@@ -2049,17 +2074,12 @@
       </w:r>
       <w:r>
         <w:rPr>
-          <w:position w:val="3"/>
-        </w:rPr>
-      </w:r>
-      <w:r>
-        <w:rPr>
           <w:rFonts w:ascii="Times New Roman"/>
           <w:spacing w:val="46"/>
           <w:w w:val="105"/>
           <w:sz w:val="20"/>
         </w:rPr>
-        <w:t> </w:t>
+        <w:t xml:space="preserve"> </w:t>
       </w:r>
       <w:r>
         <w:rPr>
@@ -2072,7 +2092,7 @@
           <w:spacing w:val="-13"/>
           <w:w w:val="105"/>
         </w:rPr>
-        <w:t> </w:t>
+        <w:t xml:space="preserve"> </w:t>
       </w:r>
       <w:r>
         <w:rPr>
@@ -2085,7 +2105,7 @@
           <w:spacing w:val="-14"/>
           <w:w w:val="105"/>
         </w:rPr>
-        <w:t> </w:t>
+        <w:t xml:space="preserve"> </w:t>
       </w:r>
       <w:r>
         <w:rPr>
@@ -2098,41 +2118,44 @@
           <w:spacing w:val="-13"/>
           <w:w w:val="105"/>
         </w:rPr>
-        <w:t> </w:t>
-      </w:r>
-      <w:r>
-        <w:rPr>
-          <w:w w:val="105"/>
-        </w:rPr>
-        <w:t>Multi-</w:t>
-      </w:r>
-      <w:r>
-        <w:rPr>
-          <w:w w:val="105"/>
-        </w:rPr>
-        <w:t>tasking </w:t>
-      </w:r>
-      <w:r>
-        <w:rPr>
+        <w:t xml:space="preserve"> </w:t>
+      </w:r>
+      <w:proofErr w:type="gramStart"/>
+      <w:r>
+        <w:rPr>
+          <w:w w:val="105"/>
+        </w:rPr>
+        <w:t>Multi-tasking</w:t>
+      </w:r>
+      <w:proofErr w:type="gramEnd"/>
+      <w:r>
+        <w:rPr>
+          <w:w w:val="105"/>
+        </w:rPr>
+        <w:t xml:space="preserve"> </w:t>
+      </w:r>
+      <w:r>
+        <w:rPr>
+          <w:noProof/>
           <w:position w:val="3"/>
         </w:rPr>
         <w:drawing>
-          <wp:inline distT="0" distB="0" distL="0" distR="0">
+          <wp:inline distT="0" distB="0" distL="0" distR="0" wp14:anchorId="21E1AAD7" wp14:editId="6963AC3B">
             <wp:extent cx="33906" cy="33906"/>
             <wp:effectExtent l="0" t="0" r="0" b="0"/>
             <wp:docPr id="23" name="Image 23"/>
             <wp:cNvGraphicFramePr>
-              <a:graphicFrameLocks/>
+              <a:graphicFrameLocks xmlns:a="http://schemas.openxmlformats.org/drawingml/2006/main"/>
             </wp:cNvGraphicFramePr>
-            <a:graphic>
+            <a:graphic xmlns:a="http://schemas.openxmlformats.org/drawingml/2006/main">
               <a:graphicData uri="http://schemas.openxmlformats.org/drawingml/2006/picture">
-                <pic:pic>
+                <pic:pic xmlns:pic="http://schemas.openxmlformats.org/drawingml/2006/picture">
                   <pic:nvPicPr>
                     <pic:cNvPr id="23" name="Image 23"/>
                     <pic:cNvPicPr/>
                   </pic:nvPicPr>
                   <pic:blipFill>
-                    <a:blip r:embed="rId12" cstate="print"/>
+                    <a:blip r:embed="rId10" cstate="print"/>
                     <a:stretch>
                       <a:fillRect/>
                     </a:stretch>
@@ -2154,16 +2177,11 @@
       </w:r>
       <w:r>
         <w:rPr>
-          <w:position w:val="3"/>
-        </w:rPr>
-      </w:r>
-      <w:r>
-        <w:rPr>
           <w:rFonts w:ascii="Times New Roman"/>
           <w:spacing w:val="80"/>
           <w:w w:val="105"/>
         </w:rPr>
-        <w:t> </w:t>
+        <w:t xml:space="preserve"> </w:t>
       </w:r>
       <w:r>
         <w:rPr>
@@ -2192,25 +2210,26 @@
       </w:pPr>
       <w:r>
         <w:rPr>
+          <w:noProof/>
           <w:position w:val="3"/>
         </w:rPr>
         <w:drawing>
-          <wp:inline distT="0" distB="0" distL="0" distR="0">
+          <wp:inline distT="0" distB="0" distL="0" distR="0" wp14:anchorId="2FD34121" wp14:editId="567665D4">
             <wp:extent cx="33906" cy="33906"/>
             <wp:effectExtent l="0" t="0" r="0" b="0"/>
             <wp:docPr id="24" name="Image 24"/>
             <wp:cNvGraphicFramePr>
-              <a:graphicFrameLocks/>
+              <a:graphicFrameLocks xmlns:a="http://schemas.openxmlformats.org/drawingml/2006/main"/>
             </wp:cNvGraphicFramePr>
-            <a:graphic>
+            <a:graphic xmlns:a="http://schemas.openxmlformats.org/drawingml/2006/main">
               <a:graphicData uri="http://schemas.openxmlformats.org/drawingml/2006/picture">
-                <pic:pic>
+                <pic:pic xmlns:pic="http://schemas.openxmlformats.org/drawingml/2006/picture">
                   <pic:nvPicPr>
                     <pic:cNvPr id="24" name="Image 24"/>
                     <pic:cNvPicPr/>
                   </pic:nvPicPr>
                   <pic:blipFill>
-                    <a:blip r:embed="rId12" cstate="print"/>
+                    <a:blip r:embed="rId10" cstate="print"/>
                     <a:stretch>
                       <a:fillRect/>
                     </a:stretch>
@@ -2232,50 +2251,45 @@
       </w:r>
       <w:r>
         <w:rPr>
-          <w:position w:val="3"/>
-        </w:rPr>
-      </w:r>
-      <w:r>
-        <w:rPr>
           <w:rFonts w:ascii="Times New Roman"/>
           <w:spacing w:val="80"/>
           <w:w w:val="150"/>
           <w:sz w:val="20"/>
         </w:rPr>
-        <w:t> </w:t>
-      </w:r>
-      <w:r>
-        <w:rPr/>
+        <w:t xml:space="preserve"> </w:t>
+      </w:r>
+      <w:r>
         <w:t>Creativity &amp; Adaptability</w:t>
       </w:r>
     </w:p>
     <w:p>
       <w:pPr>
         <w:pStyle w:val="BodyText"/>
-        <w:spacing w:line="208" w:lineRule="auto" w:before="6"/>
+        <w:spacing w:before="6" w:line="208" w:lineRule="auto"/>
         <w:ind w:right="1121"/>
       </w:pPr>
       <w:r>
         <w:rPr>
+          <w:noProof/>
           <w:position w:val="3"/>
         </w:rPr>
         <w:drawing>
-          <wp:inline distT="0" distB="0" distL="0" distR="0">
+          <wp:inline distT="0" distB="0" distL="0" distR="0" wp14:anchorId="172D63DD" wp14:editId="435CD3B3">
             <wp:extent cx="33906" cy="33906"/>
             <wp:effectExtent l="0" t="0" r="0" b="0"/>
             <wp:docPr id="25" name="Image 25"/>
             <wp:cNvGraphicFramePr>
-              <a:graphicFrameLocks/>
+              <a:graphicFrameLocks xmlns:a="http://schemas.openxmlformats.org/drawingml/2006/main"/>
             </wp:cNvGraphicFramePr>
-            <a:graphic>
+            <a:graphic xmlns:a="http://schemas.openxmlformats.org/drawingml/2006/main">
               <a:graphicData uri="http://schemas.openxmlformats.org/drawingml/2006/picture">
-                <pic:pic>
+                <pic:pic xmlns:pic="http://schemas.openxmlformats.org/drawingml/2006/picture">
                   <pic:nvPicPr>
                     <pic:cNvPr id="25" name="Image 25"/>
                     <pic:cNvPicPr/>
                   </pic:nvPicPr>
                   <pic:blipFill>
-                    <a:blip r:embed="rId12" cstate="print"/>
+                    <a:blip r:embed="rId10" cstate="print"/>
                     <a:stretch>
                       <a:fillRect/>
                     </a:stretch>
@@ -2297,17 +2311,12 @@
       </w:r>
       <w:r>
         <w:rPr>
-          <w:position w:val="3"/>
-        </w:rPr>
-      </w:r>
-      <w:r>
-        <w:rPr>
           <w:rFonts w:ascii="Times New Roman"/>
           <w:spacing w:val="52"/>
           <w:w w:val="105"/>
           <w:sz w:val="20"/>
         </w:rPr>
-        <w:t> </w:t>
+        <w:t xml:space="preserve"> </w:t>
       </w:r>
       <w:r>
         <w:rPr>
@@ -2320,7 +2329,7 @@
           <w:spacing w:val="-13"/>
           <w:w w:val="105"/>
         </w:rPr>
-        <w:t> </w:t>
+        <w:t xml:space="preserve"> </w:t>
       </w:r>
       <w:r>
         <w:rPr>
@@ -2333,35 +2342,36 @@
           <w:spacing w:val="-14"/>
           <w:w w:val="105"/>
         </w:rPr>
-        <w:t> </w:t>
-      </w:r>
-      <w:r>
-        <w:rPr>
-          <w:w w:val="105"/>
-        </w:rPr>
-        <w:t>Collaboration </w:t>
-      </w:r>
-      <w:r>
-        <w:rPr>
+        <w:t xml:space="preserve"> </w:t>
+      </w:r>
+      <w:r>
+        <w:rPr>
+          <w:w w:val="105"/>
+        </w:rPr>
+        <w:t xml:space="preserve">Collaboration </w:t>
+      </w:r>
+      <w:r>
+        <w:rPr>
+          <w:noProof/>
           <w:position w:val="3"/>
         </w:rPr>
         <w:drawing>
-          <wp:inline distT="0" distB="0" distL="0" distR="0">
+          <wp:inline distT="0" distB="0" distL="0" distR="0" wp14:anchorId="5B325FA1" wp14:editId="368B8904">
             <wp:extent cx="33906" cy="33906"/>
             <wp:effectExtent l="0" t="0" r="0" b="0"/>
             <wp:docPr id="26" name="Image 26"/>
             <wp:cNvGraphicFramePr>
-              <a:graphicFrameLocks/>
+              <a:graphicFrameLocks xmlns:a="http://schemas.openxmlformats.org/drawingml/2006/main"/>
             </wp:cNvGraphicFramePr>
-            <a:graphic>
+            <a:graphic xmlns:a="http://schemas.openxmlformats.org/drawingml/2006/main">
               <a:graphicData uri="http://schemas.openxmlformats.org/drawingml/2006/picture">
-                <pic:pic>
+                <pic:pic xmlns:pic="http://schemas.openxmlformats.org/drawingml/2006/picture">
                   <pic:nvPicPr>
                     <pic:cNvPr id="26" name="Image 26"/>
                     <pic:cNvPicPr/>
                   </pic:nvPicPr>
                   <pic:blipFill>
-                    <a:blip r:embed="rId12" cstate="print"/>
+                    <a:blip r:embed="rId10" cstate="print"/>
                     <a:stretch>
                       <a:fillRect/>
                     </a:stretch>
@@ -2383,16 +2393,11 @@
       </w:r>
       <w:r>
         <w:rPr>
-          <w:position w:val="3"/>
-        </w:rPr>
-      </w:r>
-      <w:r>
-        <w:rPr>
           <w:rFonts w:ascii="Times New Roman"/>
           <w:spacing w:val="80"/>
           <w:w w:val="105"/>
         </w:rPr>
-        <w:t> </w:t>
+        <w:t xml:space="preserve"> </w:t>
       </w:r>
       <w:r>
         <w:rPr>
@@ -2424,7 +2429,7 @@
           <w:color w:val="D57915"/>
           <w:spacing w:val="17"/>
         </w:rPr>
-        <w:t> </w:t>
+        <w:t xml:space="preserve"> </w:t>
       </w:r>
       <w:r>
         <w:rPr>
@@ -2448,12 +2453,13 @@
       <w:r>
         <w:rPr>
           <w:rFonts w:ascii="Arial Black"/>
+          <w:noProof/>
           <w:sz w:val="5"/>
         </w:rPr>
         <mc:AlternateContent>
           <mc:Choice Requires="wps">
             <w:drawing>
-              <wp:anchor distT="0" distB="0" distL="0" distR="0" allowOverlap="1" layoutInCell="1" locked="0" behindDoc="1" simplePos="0" relativeHeight="487589376">
+              <wp:anchor distT="0" distB="0" distL="0" distR="0" simplePos="0" relativeHeight="487589376" behindDoc="1" locked="0" layoutInCell="1" allowOverlap="1" wp14:anchorId="22143D04" wp14:editId="7D757EC4">
                 <wp:simplePos x="0" y="0"/>
                 <wp:positionH relativeFrom="page">
                   <wp:posOffset>755999</wp:posOffset>
@@ -2466,13 +2472,14 @@
                 <wp:wrapTopAndBottom/>
                 <wp:docPr id="27" name="Graphic 27"/>
                 <wp:cNvGraphicFramePr>
-                  <a:graphicFrameLocks/>
+                  <a:graphicFrameLocks xmlns:a="http://schemas.openxmlformats.org/drawingml/2006/main"/>
                 </wp:cNvGraphicFramePr>
-                <a:graphic>
+                <a:graphic xmlns:a="http://schemas.openxmlformats.org/drawingml/2006/main">
                   <a:graphicData uri="http://schemas.microsoft.com/office/word/2010/wordprocessingShape">
                     <wps:wsp>
-                      <wps:cNvPr id="27" name="Graphic 27"/>
-                      <wps:cNvSpPr/>
+                      <wps:cNvSpPr>
+                        <a:spLocks/>
+                      </wps:cNvSpPr>
                       <wps:spPr>
                         <a:xfrm>
                           <a:off x="0" y="0"/>
@@ -2485,7 +2492,7 @@
                           <a:cxnLst/>
                           <a:rect l="l" t="t" r="r" b="b"/>
                           <a:pathLst>
-                            <a:path w="1098550" h="0">
+                            <a:path w="1098550">
                               <a:moveTo>
                                 <a:pt x="0" y="0"/>
                               </a:moveTo>
@@ -2514,7 +2521,7 @@
               </wp:anchor>
             </w:drawing>
           </mc:Choice>
-          <mc:Fallback>
+          <mc:Fallback xmlns:pic="http://schemas.openxmlformats.org/drawingml/2006/picture" xmlns:a="http://schemas.openxmlformats.org/drawingml/2006/main" xmlns:ve="http://schemas.openxmlformats.org/markup-compatibility/2006">
             <w:pict>
               <v:shape style="position:absolute;margin-left:59.527554pt;margin-top:5.125874pt;width:86.5pt;height:.1pt;mso-position-horizontal-relative:page;mso-position-vertical-relative:paragraph;z-index:-15727104;mso-wrap-distance-left:0;mso-wrap-distance-right:0" id="docshape9" coordorigin="1191,103" coordsize="1730,0" path="m1191,103l2920,103e" filled="false" stroked="true" strokeweight="1.5pt" strokecolor="#d57915">
                 <v:path arrowok="t"/>
@@ -2537,25 +2544,26 @@
       </w:pPr>
       <w:r>
         <w:rPr>
+          <w:noProof/>
           <w:position w:val="-3"/>
         </w:rPr>
         <w:drawing>
-          <wp:inline distT="0" distB="0" distL="0" distR="0">
+          <wp:inline distT="0" distB="0" distL="0" distR="0" wp14:anchorId="1F8D2DE0" wp14:editId="0625A9D8">
             <wp:extent cx="73013" cy="73012"/>
             <wp:effectExtent l="0" t="0" r="0" b="0"/>
             <wp:docPr id="28" name="Image 28"/>
             <wp:cNvGraphicFramePr>
-              <a:graphicFrameLocks/>
+              <a:graphicFrameLocks xmlns:a="http://schemas.openxmlformats.org/drawingml/2006/main"/>
             </wp:cNvGraphicFramePr>
-            <a:graphic>
+            <a:graphic xmlns:a="http://schemas.openxmlformats.org/drawingml/2006/main">
               <a:graphicData uri="http://schemas.openxmlformats.org/drawingml/2006/picture">
-                <pic:pic>
+                <pic:pic xmlns:pic="http://schemas.openxmlformats.org/drawingml/2006/picture">
                   <pic:nvPicPr>
                     <pic:cNvPr id="28" name="Image 28"/>
                     <pic:cNvPicPr/>
                   </pic:nvPicPr>
                   <pic:blipFill>
-                    <a:blip r:embed="rId13" cstate="print"/>
+                    <a:blip r:embed="rId16" cstate="print"/>
                     <a:stretch>
                       <a:fillRect/>
                     </a:stretch>
@@ -2577,24 +2585,19 @@
       </w:r>
       <w:r>
         <w:rPr>
-          <w:position w:val="-3"/>
-        </w:rPr>
-      </w:r>
-      <w:r>
-        <w:rPr>
           <w:rFonts w:ascii="Times New Roman"/>
           <w:spacing w:val="80"/>
           <w:w w:val="150"/>
           <w:sz w:val="20"/>
         </w:rPr>
-        <w:t> </w:t>
+        <w:t xml:space="preserve"> </w:t>
       </w:r>
       <w:r>
         <w:rPr>
           <w:rFonts w:ascii="Arial Black"/>
           <w:w w:val="85"/>
         </w:rPr>
-        <w:t>SNSPA </w:t>
+        <w:t xml:space="preserve">SNSPA </w:t>
       </w:r>
       <w:r>
         <w:rPr>
@@ -2605,9 +2608,8 @@
     </w:p>
     <w:p>
       <w:pPr>
-        <w:spacing w:line="261" w:lineRule="auto" w:before="13"/>
-        <w:ind w:left="350" w:right="339" w:firstLine="0"/>
-        <w:jc w:val="left"/>
+        <w:spacing w:before="13" w:line="261" w:lineRule="auto"/>
+        <w:ind w:left="350" w:right="339"/>
         <w:rPr>
           <w:sz w:val="16"/>
         </w:rPr>
@@ -2618,15 +2620,7 @@
           <w:i/>
           <w:sz w:val="16"/>
         </w:rPr>
-        <w:t>Masters in Brand Management </w:t>
-      </w:r>
-      <w:r>
-        <w:rPr>
-          <w:rFonts w:ascii="Verdana"/>
-          <w:i/>
-          <w:sz w:val="16"/>
-        </w:rPr>
-        <w:t>and corporate</w:t>
+        <w:t>Masters in Brand Management and corporate</w:t>
       </w:r>
       <w:r>
         <w:rPr>
@@ -2635,7 +2629,7 @@
           <w:spacing w:val="-2"/>
           <w:sz w:val="16"/>
         </w:rPr>
-        <w:t> </w:t>
+        <w:t xml:space="preserve"> </w:t>
       </w:r>
       <w:r>
         <w:rPr>
@@ -2643,7 +2637,7 @@
           <w:i/>
           <w:sz w:val="16"/>
         </w:rPr>
-        <w:t>Communication </w:t>
+        <w:t xml:space="preserve">Communication </w:t>
       </w:r>
       <w:r>
         <w:rPr>
@@ -2664,24 +2658,26 @@
         </w:rPr>
       </w:pPr>
       <w:r>
-        <w:rPr/>
+        <w:rPr>
+          <w:noProof/>
+        </w:rPr>
         <w:drawing>
-          <wp:inline distT="0" distB="0" distL="0" distR="0">
+          <wp:inline distT="0" distB="0" distL="0" distR="0" wp14:anchorId="6DF1712C" wp14:editId="628F9D8B">
             <wp:extent cx="73013" cy="73013"/>
             <wp:effectExtent l="0" t="0" r="0" b="0"/>
             <wp:docPr id="29" name="Image 29"/>
             <wp:cNvGraphicFramePr>
-              <a:graphicFrameLocks/>
+              <a:graphicFrameLocks xmlns:a="http://schemas.openxmlformats.org/drawingml/2006/main"/>
             </wp:cNvGraphicFramePr>
-            <a:graphic>
+            <a:graphic xmlns:a="http://schemas.openxmlformats.org/drawingml/2006/main">
               <a:graphicData uri="http://schemas.openxmlformats.org/drawingml/2006/picture">
-                <pic:pic>
+                <pic:pic xmlns:pic="http://schemas.openxmlformats.org/drawingml/2006/picture">
                   <pic:nvPicPr>
                     <pic:cNvPr id="29" name="Image 29"/>
                     <pic:cNvPicPr/>
                   </pic:nvPicPr>
                   <pic:blipFill>
-                    <a:blip r:embed="rId14" cstate="print"/>
+                    <a:blip r:embed="rId17" cstate="print"/>
                     <a:stretch>
                       <a:fillRect/>
                     </a:stretch>
@@ -2702,9 +2698,6 @@
         </w:drawing>
       </w:r>
       <w:r>
-        <w:rPr/>
-      </w:r>
-      <w:r>
         <w:rPr>
           <w:rFonts w:ascii="Times New Roman"/>
           <w:spacing w:val="80"/>
@@ -2712,7 +2705,7 @@
           <w:position w:val="2"/>
           <w:sz w:val="20"/>
         </w:rPr>
-        <w:t> </w:t>
+        <w:t xml:space="preserve"> </w:t>
       </w:r>
       <w:r>
         <w:rPr>
@@ -2720,7 +2713,7 @@
           <w:w w:val="85"/>
           <w:position w:val="2"/>
         </w:rPr>
-        <w:t>SNSPA </w:t>
+        <w:t xml:space="preserve">SNSPA </w:t>
       </w:r>
       <w:r>
         <w:rPr>
@@ -2733,8 +2726,7 @@
     <w:p>
       <w:pPr>
         <w:spacing w:before="19"/>
-        <w:ind w:left="350" w:right="0" w:firstLine="0"/>
-        <w:jc w:val="left"/>
+        <w:ind w:left="350"/>
         <w:rPr>
           <w:rFonts w:ascii="Verdana"/>
           <w:i/>
@@ -2756,7 +2748,7 @@
           <w:spacing w:val="17"/>
           <w:sz w:val="16"/>
         </w:rPr>
-        <w:t> </w:t>
+        <w:t xml:space="preserve"> </w:t>
       </w:r>
       <w:r>
         <w:rPr>
@@ -2773,7 +2765,7 @@
           <w:spacing w:val="17"/>
           <w:sz w:val="16"/>
         </w:rPr>
-        <w:t> </w:t>
+        <w:t xml:space="preserve"> </w:t>
       </w:r>
       <w:r>
         <w:rPr>
@@ -2790,7 +2782,7 @@
           <w:spacing w:val="17"/>
           <w:sz w:val="16"/>
         </w:rPr>
-        <w:t> </w:t>
+        <w:t xml:space="preserve"> </w:t>
       </w:r>
       <w:r>
         <w:rPr>
@@ -2819,7 +2811,7 @@
           <w:color w:val="565656"/>
           <w:spacing w:val="18"/>
         </w:rPr>
-        <w:t> </w:t>
+        <w:t xml:space="preserve"> </w:t>
       </w:r>
       <w:r>
         <w:rPr>
@@ -2832,7 +2824,7 @@
           <w:color w:val="565656"/>
           <w:spacing w:val="18"/>
         </w:rPr>
-        <w:t> </w:t>
+        <w:t xml:space="preserve"> </w:t>
       </w:r>
       <w:r>
         <w:rPr>
@@ -2845,31 +2837,33 @@
     <w:p>
       <w:pPr>
         <w:pStyle w:val="BodyText"/>
-        <w:spacing w:line="228" w:lineRule="auto" w:before="152"/>
+        <w:spacing w:before="152" w:line="228" w:lineRule="auto"/>
         <w:ind w:left="350" w:hanging="283"/>
         <w:rPr>
           <w:rFonts w:ascii="Arial Black"/>
         </w:rPr>
       </w:pPr>
       <w:r>
-        <w:rPr/>
+        <w:rPr>
+          <w:noProof/>
+        </w:rPr>
         <w:drawing>
-          <wp:inline distT="0" distB="0" distL="0" distR="0">
+          <wp:inline distT="0" distB="0" distL="0" distR="0" wp14:anchorId="3A9BC160" wp14:editId="04565E97">
             <wp:extent cx="73013" cy="73012"/>
             <wp:effectExtent l="0" t="0" r="0" b="0"/>
             <wp:docPr id="30" name="Image 30"/>
             <wp:cNvGraphicFramePr>
-              <a:graphicFrameLocks/>
+              <a:graphicFrameLocks xmlns:a="http://schemas.openxmlformats.org/drawingml/2006/main"/>
             </wp:cNvGraphicFramePr>
-            <a:graphic>
+            <a:graphic xmlns:a="http://schemas.openxmlformats.org/drawingml/2006/main">
               <a:graphicData uri="http://schemas.openxmlformats.org/drawingml/2006/picture">
-                <pic:pic>
+                <pic:pic xmlns:pic="http://schemas.openxmlformats.org/drawingml/2006/picture">
                   <pic:nvPicPr>
                     <pic:cNvPr id="30" name="Image 30"/>
                     <pic:cNvPicPr/>
                   </pic:nvPicPr>
                   <pic:blipFill>
-                    <a:blip r:embed="rId13" cstate="print"/>
+                    <a:blip r:embed="rId16" cstate="print"/>
                     <a:stretch>
                       <a:fillRect/>
                     </a:stretch>
@@ -2890,9 +2884,6 @@
         </w:drawing>
       </w:r>
       <w:r>
-        <w:rPr/>
-      </w:r>
-      <w:r>
         <w:rPr>
           <w:rFonts w:ascii="Times New Roman"/>
           <w:spacing w:val="66"/>
@@ -2900,7 +2891,7 @@
           <w:position w:val="2"/>
           <w:sz w:val="20"/>
         </w:rPr>
-        <w:t> </w:t>
+        <w:t xml:space="preserve"> </w:t>
       </w:r>
       <w:r>
         <w:rPr>
@@ -2916,7 +2907,7 @@
           <w:spacing w:val="-20"/>
           <w:position w:val="2"/>
         </w:rPr>
-        <w:t> </w:t>
+        <w:t xml:space="preserve"> </w:t>
       </w:r>
       <w:r>
         <w:rPr>
@@ -2932,7 +2923,7 @@
           <w:spacing w:val="-20"/>
           <w:position w:val="2"/>
         </w:rPr>
-        <w:t> </w:t>
+        <w:t xml:space="preserve"> </w:t>
       </w:r>
       <w:r>
         <w:rPr>
@@ -2948,7 +2939,7 @@
           <w:spacing w:val="-20"/>
           <w:position w:val="2"/>
         </w:rPr>
-        <w:t> </w:t>
+        <w:t xml:space="preserve"> </w:t>
       </w:r>
       <w:r>
         <w:rPr>
@@ -2964,15 +2955,25 @@
           <w:spacing w:val="-20"/>
           <w:position w:val="2"/>
         </w:rPr>
-        <w:t> </w:t>
-      </w:r>
+        <w:t xml:space="preserve"> </w:t>
+      </w:r>
+      <w:proofErr w:type="spellStart"/>
       <w:r>
         <w:rPr>
           <w:rFonts w:ascii="Arial Black"/>
           <w:spacing w:val="-4"/>
           <w:position w:val="2"/>
         </w:rPr>
-        <w:t>Cuza, </w:t>
+        <w:t>Cuza</w:t>
+      </w:r>
+      <w:proofErr w:type="spellEnd"/>
+      <w:r>
+        <w:rPr>
+          <w:rFonts w:ascii="Arial Black"/>
+          <w:spacing w:val="-4"/>
+          <w:position w:val="2"/>
+        </w:rPr>
+        <w:t xml:space="preserve">, </w:t>
       </w:r>
       <w:r>
         <w:rPr>
@@ -2984,9 +2985,8 @@
     </w:p>
     <w:p>
       <w:pPr>
-        <w:spacing w:line="264" w:lineRule="auto" w:before="19"/>
-        <w:ind w:left="350" w:right="0" w:firstLine="0"/>
-        <w:jc w:val="left"/>
+        <w:spacing w:before="19" w:line="264" w:lineRule="auto"/>
+        <w:ind w:left="350"/>
         <w:rPr>
           <w:rFonts w:ascii="Verdana"/>
           <w:i/>
@@ -3008,8 +3008,9 @@
           <w:spacing w:val="-4"/>
           <w:sz w:val="16"/>
         </w:rPr>
-        <w:t> </w:t>
-      </w:r>
+        <w:t xml:space="preserve"> </w:t>
+      </w:r>
+      <w:proofErr w:type="spellStart"/>
       <w:r>
         <w:rPr>
           <w:rFonts w:ascii="Verdana"/>
@@ -3018,6 +3019,7 @@
         </w:rPr>
         <w:t>highschool</w:t>
       </w:r>
+      <w:proofErr w:type="spellEnd"/>
       <w:r>
         <w:rPr>
           <w:rFonts w:ascii="Verdana"/>
@@ -3025,7 +3027,7 @@
           <w:spacing w:val="-4"/>
           <w:sz w:val="16"/>
         </w:rPr>
-        <w:t> </w:t>
+        <w:t xml:space="preserve"> </w:t>
       </w:r>
       <w:r>
         <w:rPr>
@@ -3042,7 +3044,7 @@
           <w:spacing w:val="-4"/>
           <w:sz w:val="16"/>
         </w:rPr>
-        <w:t> </w:t>
+        <w:t xml:space="preserve"> </w:t>
       </w:r>
       <w:r>
         <w:rPr>
@@ -3059,7 +3061,7 @@
           <w:spacing w:val="-4"/>
           <w:sz w:val="16"/>
         </w:rPr>
-        <w:t> </w:t>
+        <w:t xml:space="preserve"> </w:t>
       </w:r>
       <w:r>
         <w:rPr>
@@ -3067,7 +3069,7 @@
           <w:i/>
           <w:sz w:val="16"/>
         </w:rPr>
-        <w:t>- </w:t>
+        <w:t xml:space="preserve">- </w:t>
       </w:r>
       <w:r>
         <w:rPr>
@@ -3096,7 +3098,7 @@
           <w:color w:val="565656"/>
           <w:spacing w:val="18"/>
         </w:rPr>
-        <w:t> </w:t>
+        <w:t xml:space="preserve"> </w:t>
       </w:r>
       <w:r>
         <w:rPr>
@@ -3109,7 +3111,7 @@
           <w:color w:val="565656"/>
           <w:spacing w:val="18"/>
         </w:rPr>
-        <w:t> </w:t>
+        <w:t xml:space="preserve"> </w:t>
       </w:r>
       <w:r>
         <w:rPr>
@@ -3122,30 +3124,23 @@
     <w:p>
       <w:pPr>
         <w:pStyle w:val="BodyText"/>
-        <w:spacing w:line="208" w:lineRule="auto" w:before="116"/>
+        <w:spacing w:before="116" w:line="208" w:lineRule="auto"/>
         <w:ind w:left="57" w:right="79"/>
       </w:pPr>
       <w:r>
-        <w:rPr/>
         <w:br w:type="column"/>
       </w:r>
       <w:r>
-        <w:rPr/>
         <w:t>Corporate communication, digital, and marketing professional with 7+</w:t>
       </w:r>
       <w:r>
         <w:rPr>
           <w:spacing w:val="80"/>
         </w:rPr>
-        <w:t> </w:t>
-      </w:r>
-      <w:r>
-        <w:rPr/>
-        <w:t>years of experience in internal and external communication, project management, digital strategy, corporate sponsorship, sustainability &amp; </w:t>
-      </w:r>
-      <w:r>
-        <w:rPr/>
-        <w:t>CSR, crisis management, and branding. Skilled in crafting clear messaging and driving engagement across diverse audiences.</w:t>
+        <w:t xml:space="preserve"> </w:t>
+      </w:r>
+      <w:r>
+        <w:t>years of experience in internal and external communication, project management, digital strategy, corporate sponsorship, sustainability &amp; CSR, crisis management, and branding. Skilled in crafting clear messaging and driving engagement across diverse audiences.</w:t>
       </w:r>
     </w:p>
     <w:p>
@@ -3171,7 +3166,7 @@
           <w:color w:val="D57915"/>
           <w:spacing w:val="21"/>
         </w:rPr>
-        <w:t> </w:t>
+        <w:t xml:space="preserve"> </w:t>
       </w:r>
       <w:r>
         <w:rPr>
@@ -3194,12 +3189,13 @@
       <w:r>
         <w:rPr>
           <w:rFonts w:ascii="Arial Black"/>
+          <w:noProof/>
           <w:sz w:val="7"/>
         </w:rPr>
         <mc:AlternateContent>
           <mc:Choice Requires="wps">
             <w:drawing>
-              <wp:anchor distT="0" distB="0" distL="0" distR="0" allowOverlap="1" layoutInCell="1" locked="0" behindDoc="1" simplePos="0" relativeHeight="487589888">
+              <wp:anchor distT="0" distB="0" distL="0" distR="0" simplePos="0" relativeHeight="487589888" behindDoc="1" locked="0" layoutInCell="1" allowOverlap="1" wp14:anchorId="00776AC0" wp14:editId="0046FB74">
                 <wp:simplePos x="0" y="0"/>
                 <wp:positionH relativeFrom="page">
                   <wp:posOffset>3397186</wp:posOffset>
@@ -3212,13 +3208,14 @@
                 <wp:wrapTopAndBottom/>
                 <wp:docPr id="31" name="Graphic 31"/>
                 <wp:cNvGraphicFramePr>
-                  <a:graphicFrameLocks/>
+                  <a:graphicFrameLocks xmlns:a="http://schemas.openxmlformats.org/drawingml/2006/main"/>
                 </wp:cNvGraphicFramePr>
-                <a:graphic>
+                <a:graphic xmlns:a="http://schemas.openxmlformats.org/drawingml/2006/main">
                   <a:graphicData uri="http://schemas.microsoft.com/office/word/2010/wordprocessingShape">
                     <wps:wsp>
-                      <wps:cNvPr id="31" name="Graphic 31"/>
-                      <wps:cNvSpPr/>
+                      <wps:cNvSpPr>
+                        <a:spLocks/>
+                      </wps:cNvSpPr>
                       <wps:spPr>
                         <a:xfrm>
                           <a:off x="0" y="0"/>
@@ -3231,7 +3228,7 @@
                           <a:cxnLst/>
                           <a:rect l="l" t="t" r="r" b="b"/>
                           <a:pathLst>
-                            <a:path w="1098550" h="0">
+                            <a:path w="1098550">
                               <a:moveTo>
                                 <a:pt x="0" y="0"/>
                               </a:moveTo>
@@ -3260,7 +3257,7 @@
               </wp:anchor>
             </w:drawing>
           </mc:Choice>
-          <mc:Fallback>
+          <mc:Fallback xmlns:pic="http://schemas.openxmlformats.org/drawingml/2006/picture" xmlns:a="http://schemas.openxmlformats.org/drawingml/2006/main" xmlns:ve="http://schemas.openxmlformats.org/markup-compatibility/2006">
             <w:pict>
               <v:shape style="position:absolute;margin-left:267.494995pt;margin-top:6.615641pt;width:86.5pt;height:.1pt;mso-position-horizontal-relative:page;mso-position-vertical-relative:paragraph;z-index:-15726592;mso-wrap-distance-left:0;mso-wrap-distance-right:0" id="docshape10" coordorigin="5350,132" coordsize="1730,0" path="m5350,132l7079,132e" filled="false" stroked="true" strokeweight="1.5pt" strokecolor="#d57915">
                 <v:path arrowok="t"/>
@@ -3288,7 +3285,7 @@
           <w:spacing w:val="-10"/>
           <w:w w:val="90"/>
         </w:rPr>
-        <w:t> </w:t>
+        <w:t xml:space="preserve"> </w:t>
       </w:r>
       <w:r>
         <w:rPr>
@@ -3301,6 +3298,7 @@
       <w:pPr>
         <w:pStyle w:val="Heading3"/>
       </w:pPr>
+      <w:proofErr w:type="spellStart"/>
       <w:r>
         <w:rPr>
           <w:color w:val="565656"/>
@@ -3308,12 +3306,13 @@
         </w:rPr>
         <w:t>Iulie</w:t>
       </w:r>
+      <w:proofErr w:type="spellEnd"/>
       <w:r>
         <w:rPr>
           <w:color w:val="565656"/>
           <w:spacing w:val="-4"/>
         </w:rPr>
-        <w:t> </w:t>
+        <w:t xml:space="preserve"> </w:t>
       </w:r>
       <w:r>
         <w:rPr>
@@ -3327,7 +3326,7 @@
           <w:color w:val="565656"/>
           <w:spacing w:val="-4"/>
         </w:rPr>
-        <w:t> </w:t>
+        <w:t xml:space="preserve"> </w:t>
       </w:r>
       <w:r>
         <w:rPr>
@@ -3341,8 +3340,9 @@
           <w:color w:val="565656"/>
           <w:spacing w:val="-4"/>
         </w:rPr>
-        <w:t> </w:t>
-      </w:r>
+        <w:t xml:space="preserve"> </w:t>
+      </w:r>
+      <w:proofErr w:type="spellStart"/>
       <w:r>
         <w:rPr>
           <w:color w:val="565656"/>
@@ -3350,22 +3350,22 @@
         </w:rPr>
         <w:t>Prezent</w:t>
       </w:r>
+      <w:proofErr w:type="spellEnd"/>
     </w:p>
     <w:p>
       <w:pPr>
         <w:pStyle w:val="BodyText"/>
-        <w:spacing w:line="231" w:lineRule="exact" w:before="101"/>
+        <w:spacing w:before="101" w:line="231" w:lineRule="exact"/>
         <w:ind w:left="57"/>
       </w:pPr>
       <w:r>
-        <w:rPr/>
         <w:t>Key</w:t>
       </w:r>
       <w:r>
         <w:rPr>
           <w:spacing w:val="-4"/>
         </w:rPr>
-        <w:t> </w:t>
+        <w:t xml:space="preserve"> </w:t>
       </w:r>
       <w:r>
         <w:rPr>
@@ -3377,30 +3377,31 @@
     <w:p>
       <w:pPr>
         <w:pStyle w:val="BodyText"/>
-        <w:spacing w:line="211" w:lineRule="auto" w:before="6"/>
+        <w:spacing w:before="6" w:line="211" w:lineRule="auto"/>
         <w:ind w:left="329" w:right="79" w:hanging="196"/>
       </w:pPr>
       <w:r>
         <w:rPr>
+          <w:noProof/>
           <w:position w:val="3"/>
         </w:rPr>
         <w:drawing>
-          <wp:inline distT="0" distB="0" distL="0" distR="0">
+          <wp:inline distT="0" distB="0" distL="0" distR="0" wp14:anchorId="3E29515B" wp14:editId="5222E895">
             <wp:extent cx="32436" cy="32436"/>
             <wp:effectExtent l="0" t="0" r="0" b="0"/>
             <wp:docPr id="32" name="Image 32"/>
             <wp:cNvGraphicFramePr>
-              <a:graphicFrameLocks/>
+              <a:graphicFrameLocks xmlns:a="http://schemas.openxmlformats.org/drawingml/2006/main"/>
             </wp:cNvGraphicFramePr>
-            <a:graphic>
+            <a:graphic xmlns:a="http://schemas.openxmlformats.org/drawingml/2006/main">
               <a:graphicData uri="http://schemas.openxmlformats.org/drawingml/2006/picture">
-                <pic:pic>
+                <pic:pic xmlns:pic="http://schemas.openxmlformats.org/drawingml/2006/picture">
                   <pic:nvPicPr>
                     <pic:cNvPr id="32" name="Image 32"/>
                     <pic:cNvPicPr/>
                   </pic:nvPicPr>
                   <pic:blipFill>
-                    <a:blip r:embed="rId15" cstate="print"/>
+                    <a:blip r:embed="rId18" cstate="print"/>
                     <a:stretch>
                       <a:fillRect/>
                     </a:stretch>
@@ -3422,17 +3423,12 @@
       </w:r>
       <w:r>
         <w:rPr>
-          <w:position w:val="3"/>
-        </w:rPr>
-      </w:r>
-      <w:r>
-        <w:rPr>
           <w:rFonts w:ascii="Times New Roman" w:hAnsi="Times New Roman"/>
           <w:spacing w:val="80"/>
           <w:w w:val="105"/>
           <w:sz w:val="20"/>
         </w:rPr>
-        <w:t> </w:t>
+        <w:t xml:space="preserve"> </w:t>
       </w:r>
       <w:r>
         <w:rPr>
@@ -3445,7 +3441,7 @@
           <w:spacing w:val="-12"/>
           <w:w w:val="105"/>
         </w:rPr>
-        <w:t> </w:t>
+        <w:t xml:space="preserve"> </w:t>
       </w:r>
       <w:r>
         <w:rPr>
@@ -3458,7 +3454,7 @@
           <w:spacing w:val="-12"/>
           <w:w w:val="105"/>
         </w:rPr>
-        <w:t> </w:t>
+        <w:t xml:space="preserve"> </w:t>
       </w:r>
       <w:r>
         <w:rPr>
@@ -3471,7 +3467,7 @@
           <w:spacing w:val="-12"/>
           <w:w w:val="105"/>
         </w:rPr>
-        <w:t> </w:t>
+        <w:t xml:space="preserve"> </w:t>
       </w:r>
       <w:r>
         <w:rPr>
@@ -3484,7 +3480,7 @@
           <w:spacing w:val="-12"/>
           <w:w w:val="105"/>
         </w:rPr>
-        <w:t> </w:t>
+        <w:t xml:space="preserve"> </w:t>
       </w:r>
       <w:r>
         <w:rPr>
@@ -3497,7 +3493,7 @@
           <w:spacing w:val="-12"/>
           <w:w w:val="105"/>
         </w:rPr>
-        <w:t> </w:t>
+        <w:t xml:space="preserve"> </w:t>
       </w:r>
       <w:r>
         <w:rPr>
@@ -3510,7 +3506,7 @@
           <w:spacing w:val="-12"/>
           <w:w w:val="105"/>
         </w:rPr>
-        <w:t> </w:t>
+        <w:t xml:space="preserve"> </w:t>
       </w:r>
       <w:r>
         <w:rPr>
@@ -3523,7 +3519,7 @@
           <w:spacing w:val="-12"/>
           <w:w w:val="105"/>
         </w:rPr>
-        <w:t> </w:t>
+        <w:t xml:space="preserve"> </w:t>
       </w:r>
       <w:r>
         <w:rPr>
@@ -3536,7 +3532,7 @@
           <w:spacing w:val="-12"/>
           <w:w w:val="105"/>
         </w:rPr>
-        <w:t> </w:t>
+        <w:t xml:space="preserve"> </w:t>
       </w:r>
       <w:r>
         <w:rPr>
@@ -3549,7 +3545,7 @@
           <w:spacing w:val="-12"/>
           <w:w w:val="105"/>
         </w:rPr>
-        <w:t> </w:t>
+        <w:t xml:space="preserve"> </w:t>
       </w:r>
       <w:r>
         <w:rPr>
@@ -3562,7 +3558,7 @@
           <w:spacing w:val="-9"/>
           <w:w w:val="105"/>
         </w:rPr>
-        <w:t> </w:t>
+        <w:t xml:space="preserve"> </w:t>
       </w:r>
       <w:r>
         <w:rPr>
@@ -3574,30 +3570,31 @@
     <w:p>
       <w:pPr>
         <w:pStyle w:val="BodyText"/>
-        <w:spacing w:line="211" w:lineRule="auto" w:before="2"/>
+        <w:spacing w:before="2" w:line="211" w:lineRule="auto"/>
         <w:ind w:left="329" w:right="79" w:hanging="196"/>
       </w:pPr>
       <w:r>
         <w:rPr>
+          <w:noProof/>
           <w:position w:val="3"/>
         </w:rPr>
         <w:drawing>
-          <wp:inline distT="0" distB="0" distL="0" distR="0">
+          <wp:inline distT="0" distB="0" distL="0" distR="0" wp14:anchorId="20418C60" wp14:editId="0DB2F61A">
             <wp:extent cx="32436" cy="32436"/>
             <wp:effectExtent l="0" t="0" r="0" b="0"/>
             <wp:docPr id="33" name="Image 33"/>
             <wp:cNvGraphicFramePr>
-              <a:graphicFrameLocks/>
+              <a:graphicFrameLocks xmlns:a="http://schemas.openxmlformats.org/drawingml/2006/main"/>
             </wp:cNvGraphicFramePr>
-            <a:graphic>
+            <a:graphic xmlns:a="http://schemas.openxmlformats.org/drawingml/2006/main">
               <a:graphicData uri="http://schemas.openxmlformats.org/drawingml/2006/picture">
-                <pic:pic>
+                <pic:pic xmlns:pic="http://schemas.openxmlformats.org/drawingml/2006/picture">
                   <pic:nvPicPr>
                     <pic:cNvPr id="33" name="Image 33"/>
                     <pic:cNvPicPr/>
                   </pic:nvPicPr>
                   <pic:blipFill>
-                    <a:blip r:embed="rId15" cstate="print"/>
+                    <a:blip r:embed="rId18" cstate="print"/>
                     <a:stretch>
                       <a:fillRect/>
                     </a:stretch>
@@ -3619,17 +3616,12 @@
       </w:r>
       <w:r>
         <w:rPr>
-          <w:position w:val="3"/>
-        </w:rPr>
-      </w:r>
-      <w:r>
-        <w:rPr>
           <w:rFonts w:ascii="Times New Roman" w:hAnsi="Times New Roman"/>
           <w:spacing w:val="80"/>
           <w:w w:val="105"/>
           <w:sz w:val="20"/>
         </w:rPr>
-        <w:t> </w:t>
+        <w:t xml:space="preserve"> </w:t>
       </w:r>
       <w:r>
         <w:rPr>
@@ -3642,7 +3634,7 @@
           <w:spacing w:val="-14"/>
           <w:w w:val="105"/>
         </w:rPr>
-        <w:t> </w:t>
+        <w:t xml:space="preserve"> </w:t>
       </w:r>
       <w:r>
         <w:rPr>
@@ -3655,7 +3647,7 @@
           <w:spacing w:val="-13"/>
           <w:w w:val="105"/>
         </w:rPr>
-        <w:t> </w:t>
+        <w:t xml:space="preserve"> </w:t>
       </w:r>
       <w:r>
         <w:rPr>
@@ -3668,7 +3660,7 @@
           <w:spacing w:val="-13"/>
           <w:w w:val="105"/>
         </w:rPr>
-        <w:t> </w:t>
+        <w:t xml:space="preserve"> </w:t>
       </w:r>
       <w:r>
         <w:rPr>
@@ -3681,7 +3673,7 @@
           <w:spacing w:val="-14"/>
           <w:w w:val="105"/>
         </w:rPr>
-        <w:t> </w:t>
+        <w:t xml:space="preserve"> </w:t>
       </w:r>
       <w:r>
         <w:rPr>
@@ -3694,7 +3686,7 @@
           <w:spacing w:val="-13"/>
           <w:w w:val="105"/>
         </w:rPr>
-        <w:t> </w:t>
+        <w:t xml:space="preserve"> </w:t>
       </w:r>
       <w:r>
         <w:rPr>
@@ -3707,7 +3699,7 @@
           <w:spacing w:val="-13"/>
           <w:w w:val="105"/>
         </w:rPr>
-        <w:t> </w:t>
+        <w:t xml:space="preserve"> </w:t>
       </w:r>
       <w:r>
         <w:rPr>
@@ -3720,7 +3712,7 @@
           <w:spacing w:val="-14"/>
           <w:w w:val="105"/>
         </w:rPr>
-        <w:t> </w:t>
+        <w:t xml:space="preserve"> </w:t>
       </w:r>
       <w:r>
         <w:rPr>
@@ -3733,13 +3725,13 @@
           <w:spacing w:val="-13"/>
           <w:w w:val="105"/>
         </w:rPr>
-        <w:t> </w:t>
-      </w:r>
-      <w:r>
-        <w:rPr>
-          <w:w w:val="105"/>
-        </w:rPr>
-        <w:t>crisis </w:t>
+        <w:t xml:space="preserve"> </w:t>
+      </w:r>
+      <w:r>
+        <w:rPr>
+          <w:w w:val="105"/>
+        </w:rPr>
+        <w:t xml:space="preserve">crisis </w:t>
       </w:r>
       <w:r>
         <w:rPr>
@@ -3752,30 +3744,31 @@
     <w:p>
       <w:pPr>
         <w:pStyle w:val="BodyText"/>
-        <w:spacing w:line="211" w:lineRule="auto" w:before="2"/>
+        <w:spacing w:before="2" w:line="211" w:lineRule="auto"/>
         <w:ind w:left="329" w:right="79" w:hanging="196"/>
       </w:pPr>
       <w:r>
         <w:rPr>
+          <w:noProof/>
           <w:position w:val="3"/>
         </w:rPr>
         <w:drawing>
-          <wp:inline distT="0" distB="0" distL="0" distR="0">
+          <wp:inline distT="0" distB="0" distL="0" distR="0" wp14:anchorId="2597F1E7" wp14:editId="5127F612">
             <wp:extent cx="32436" cy="32436"/>
             <wp:effectExtent l="0" t="0" r="0" b="0"/>
             <wp:docPr id="34" name="Image 34"/>
             <wp:cNvGraphicFramePr>
-              <a:graphicFrameLocks/>
+              <a:graphicFrameLocks xmlns:a="http://schemas.openxmlformats.org/drawingml/2006/main"/>
             </wp:cNvGraphicFramePr>
-            <a:graphic>
+            <a:graphic xmlns:a="http://schemas.openxmlformats.org/drawingml/2006/main">
               <a:graphicData uri="http://schemas.openxmlformats.org/drawingml/2006/picture">
-                <pic:pic>
+                <pic:pic xmlns:pic="http://schemas.openxmlformats.org/drawingml/2006/picture">
                   <pic:nvPicPr>
                     <pic:cNvPr id="34" name="Image 34"/>
                     <pic:cNvPicPr/>
                   </pic:nvPicPr>
                   <pic:blipFill>
-                    <a:blip r:embed="rId15" cstate="print"/>
+                    <a:blip r:embed="rId18" cstate="print"/>
                     <a:stretch>
                       <a:fillRect/>
                     </a:stretch>
@@ -3797,17 +3790,12 @@
       </w:r>
       <w:r>
         <w:rPr>
-          <w:position w:val="3"/>
-        </w:rPr>
-      </w:r>
-      <w:r>
-        <w:rPr>
           <w:rFonts w:ascii="Times New Roman" w:hAnsi="Times New Roman"/>
           <w:spacing w:val="50"/>
           <w:w w:val="105"/>
           <w:sz w:val="20"/>
         </w:rPr>
-        <w:t> </w:t>
+        <w:t xml:space="preserve"> </w:t>
       </w:r>
       <w:r>
         <w:rPr>
@@ -3820,7 +3808,7 @@
           <w:spacing w:val="-13"/>
           <w:w w:val="105"/>
         </w:rPr>
-        <w:t> </w:t>
+        <w:t xml:space="preserve"> </w:t>
       </w:r>
       <w:r>
         <w:rPr>
@@ -3833,7 +3821,7 @@
           <w:spacing w:val="-13"/>
           <w:w w:val="105"/>
         </w:rPr>
-        <w:t> </w:t>
+        <w:t xml:space="preserve"> </w:t>
       </w:r>
       <w:r>
         <w:rPr>
@@ -3846,7 +3834,7 @@
           <w:spacing w:val="-14"/>
           <w:w w:val="105"/>
         </w:rPr>
-        <w:t> </w:t>
+        <w:t xml:space="preserve"> </w:t>
       </w:r>
       <w:r>
         <w:rPr>
@@ -3859,7 +3847,7 @@
           <w:spacing w:val="-13"/>
           <w:w w:val="105"/>
         </w:rPr>
-        <w:t> </w:t>
+        <w:t xml:space="preserve"> </w:t>
       </w:r>
       <w:r>
         <w:rPr>
@@ -3872,7 +3860,7 @@
           <w:spacing w:val="-13"/>
           <w:w w:val="105"/>
         </w:rPr>
-        <w:t> </w:t>
+        <w:t xml:space="preserve"> </w:t>
       </w:r>
       <w:r>
         <w:rPr>
@@ -3885,7 +3873,7 @@
           <w:spacing w:val="-14"/>
           <w:w w:val="105"/>
         </w:rPr>
-        <w:t> </w:t>
+        <w:t xml:space="preserve"> </w:t>
       </w:r>
       <w:r>
         <w:rPr>
@@ -3898,13 +3886,13 @@
           <w:spacing w:val="-13"/>
           <w:w w:val="105"/>
         </w:rPr>
-        <w:t> </w:t>
-      </w:r>
-      <w:r>
-        <w:rPr>
-          <w:w w:val="105"/>
-        </w:rPr>
-        <w:t>industry </w:t>
+        <w:t xml:space="preserve"> </w:t>
+      </w:r>
+      <w:r>
+        <w:rPr>
+          <w:w w:val="105"/>
+        </w:rPr>
+        <w:t xml:space="preserve">industry </w:t>
       </w:r>
       <w:r>
         <w:rPr>
@@ -3922,25 +3910,26 @@
       </w:pPr>
       <w:r>
         <w:rPr>
+          <w:noProof/>
           <w:position w:val="3"/>
         </w:rPr>
         <w:drawing>
-          <wp:inline distT="0" distB="0" distL="0" distR="0">
+          <wp:inline distT="0" distB="0" distL="0" distR="0" wp14:anchorId="0517F180" wp14:editId="029870A1">
             <wp:extent cx="32436" cy="32436"/>
             <wp:effectExtent l="0" t="0" r="0" b="0"/>
             <wp:docPr id="35" name="Image 35"/>
             <wp:cNvGraphicFramePr>
-              <a:graphicFrameLocks/>
+              <a:graphicFrameLocks xmlns:a="http://schemas.openxmlformats.org/drawingml/2006/main"/>
             </wp:cNvGraphicFramePr>
-            <a:graphic>
+            <a:graphic xmlns:a="http://schemas.openxmlformats.org/drawingml/2006/main">
               <a:graphicData uri="http://schemas.openxmlformats.org/drawingml/2006/picture">
-                <pic:pic>
+                <pic:pic xmlns:pic="http://schemas.openxmlformats.org/drawingml/2006/picture">
                   <pic:nvPicPr>
                     <pic:cNvPr id="35" name="Image 35"/>
                     <pic:cNvPicPr/>
                   </pic:nvPicPr>
                   <pic:blipFill>
-                    <a:blip r:embed="rId15" cstate="print"/>
+                    <a:blip r:embed="rId18" cstate="print"/>
                     <a:stretch>
                       <a:fillRect/>
                     </a:stretch>
@@ -3962,119 +3951,107 @@
       </w:r>
       <w:r>
         <w:rPr>
-          <w:position w:val="3"/>
-        </w:rPr>
-      </w:r>
-      <w:r>
-        <w:rPr>
           <w:rFonts w:ascii="Times New Roman" w:hAnsi="Times New Roman"/>
           <w:spacing w:val="76"/>
           <w:sz w:val="20"/>
         </w:rPr>
-        <w:t>  </w:t>
-      </w:r>
-      <w:r>
-        <w:rPr/>
+        <w:t xml:space="preserve">  </w:t>
+      </w:r>
+      <w:r>
         <w:t>Brand</w:t>
       </w:r>
       <w:r>
         <w:rPr>
           <w:spacing w:val="24"/>
         </w:rPr>
-        <w:t> </w:t>
-      </w:r>
-      <w:r>
-        <w:rPr/>
+        <w:t xml:space="preserve"> </w:t>
+      </w:r>
+      <w:r>
         <w:t>management</w:t>
       </w:r>
       <w:r>
         <w:rPr>
           <w:spacing w:val="24"/>
         </w:rPr>
-        <w:t> </w:t>
-      </w:r>
-      <w:r>
-        <w:rPr/>
+        <w:t xml:space="preserve"> </w:t>
+      </w:r>
+      <w:r>
         <w:t>–</w:t>
       </w:r>
       <w:r>
         <w:rPr>
           <w:spacing w:val="24"/>
         </w:rPr>
-        <w:t> </w:t>
-      </w:r>
-      <w:r>
-        <w:rPr/>
+        <w:t xml:space="preserve"> </w:t>
+      </w:r>
+      <w:r>
         <w:t>Ensuring</w:t>
       </w:r>
       <w:r>
         <w:rPr>
           <w:spacing w:val="24"/>
         </w:rPr>
-        <w:t> </w:t>
-      </w:r>
-      <w:r>
-        <w:rPr/>
+        <w:t xml:space="preserve"> </w:t>
+      </w:r>
+      <w:r>
         <w:t>brand</w:t>
       </w:r>
       <w:r>
         <w:rPr>
           <w:spacing w:val="24"/>
         </w:rPr>
-        <w:t> </w:t>
-      </w:r>
-      <w:r>
-        <w:rPr/>
+        <w:t xml:space="preserve"> </w:t>
+      </w:r>
+      <w:r>
         <w:t>consistency</w:t>
       </w:r>
       <w:r>
         <w:rPr>
           <w:spacing w:val="24"/>
         </w:rPr>
-        <w:t> </w:t>
-      </w:r>
-      <w:r>
-        <w:rPr/>
+        <w:t xml:space="preserve"> </w:t>
+      </w:r>
+      <w:r>
         <w:t>and</w:t>
       </w:r>
       <w:r>
         <w:rPr>
           <w:spacing w:val="24"/>
         </w:rPr>
-        <w:t> </w:t>
-      </w:r>
-      <w:r>
-        <w:rPr/>
+        <w:t xml:space="preserve"> </w:t>
+      </w:r>
+      <w:r>
         <w:t>visibility.</w:t>
       </w:r>
     </w:p>
     <w:p>
       <w:pPr>
         <w:pStyle w:val="BodyText"/>
-        <w:spacing w:line="211" w:lineRule="auto" w:before="7"/>
+        <w:spacing w:before="7" w:line="211" w:lineRule="auto"/>
         <w:ind w:left="329" w:right="79" w:hanging="196"/>
       </w:pPr>
       <w:r>
         <w:rPr>
+          <w:noProof/>
           <w:position w:val="3"/>
         </w:rPr>
         <w:drawing>
-          <wp:inline distT="0" distB="0" distL="0" distR="0">
+          <wp:inline distT="0" distB="0" distL="0" distR="0" wp14:anchorId="2D257BA6" wp14:editId="12055AC3">
             <wp:extent cx="32436" cy="32436"/>
             <wp:effectExtent l="0" t="0" r="0" b="0"/>
             <wp:docPr id="36" name="Image 36"/>
             <wp:cNvGraphicFramePr>
-              <a:graphicFrameLocks/>
+              <a:graphicFrameLocks xmlns:a="http://schemas.openxmlformats.org/drawingml/2006/main"/>
             </wp:cNvGraphicFramePr>
-            <a:graphic>
+            <a:graphic xmlns:a="http://schemas.openxmlformats.org/drawingml/2006/main">
               <a:graphicData uri="http://schemas.openxmlformats.org/drawingml/2006/picture">
-                <pic:pic>
+                <pic:pic xmlns:pic="http://schemas.openxmlformats.org/drawingml/2006/picture">
                   <pic:nvPicPr>
                     <pic:cNvPr id="36" name="Image 36"/>
                     <pic:cNvPicPr/>
                   </pic:nvPicPr>
                   <pic:blipFill>
-                    <a:blip r:embed="rId16" cstate="print"/>
+                    <a:blip r:embed="rId19" cstate="print"/>
                     <a:stretch>
                       <a:fillRect/>
                     </a:stretch>
@@ -4096,17 +4073,12 @@
       </w:r>
       <w:r>
         <w:rPr>
-          <w:position w:val="3"/>
-        </w:rPr>
-      </w:r>
-      <w:r>
-        <w:rPr>
           <w:rFonts w:ascii="Times New Roman" w:hAnsi="Times New Roman"/>
           <w:spacing w:val="80"/>
           <w:w w:val="105"/>
           <w:sz w:val="20"/>
         </w:rPr>
-        <w:t> </w:t>
+        <w:t xml:space="preserve"> </w:t>
       </w:r>
       <w:r>
         <w:rPr>
@@ -4119,7 +4091,7 @@
           <w:spacing w:val="-4"/>
           <w:w w:val="105"/>
         </w:rPr>
-        <w:t> </w:t>
+        <w:t xml:space="preserve"> </w:t>
       </w:r>
       <w:r>
         <w:rPr>
@@ -4132,7 +4104,7 @@
           <w:spacing w:val="-4"/>
           <w:w w:val="105"/>
         </w:rPr>
-        <w:t> </w:t>
+        <w:t xml:space="preserve"> </w:t>
       </w:r>
       <w:r>
         <w:rPr>
@@ -4145,7 +4117,7 @@
           <w:spacing w:val="-4"/>
           <w:w w:val="105"/>
         </w:rPr>
-        <w:t> </w:t>
+        <w:t xml:space="preserve"> </w:t>
       </w:r>
       <w:r>
         <w:rPr>
@@ -4158,7 +4130,7 @@
           <w:spacing w:val="-4"/>
           <w:w w:val="105"/>
         </w:rPr>
-        <w:t> </w:t>
+        <w:t xml:space="preserve"> </w:t>
       </w:r>
       <w:r>
         <w:rPr>
@@ -4171,7 +4143,7 @@
           <w:spacing w:val="-4"/>
           <w:w w:val="105"/>
         </w:rPr>
-        <w:t> </w:t>
+        <w:t xml:space="preserve"> </w:t>
       </w:r>
       <w:r>
         <w:rPr>
@@ -4184,7 +4156,7 @@
           <w:spacing w:val="-4"/>
           <w:w w:val="105"/>
         </w:rPr>
-        <w:t> </w:t>
+        <w:t xml:space="preserve"> </w:t>
       </w:r>
       <w:r>
         <w:rPr>
@@ -4197,7 +4169,7 @@
           <w:spacing w:val="-4"/>
           <w:w w:val="105"/>
         </w:rPr>
-        <w:t> </w:t>
+        <w:t xml:space="preserve"> </w:t>
       </w:r>
       <w:r>
         <w:rPr>
@@ -4214,25 +4186,26 @@
       </w:pPr>
       <w:r>
         <w:rPr>
+          <w:noProof/>
           <w:position w:val="3"/>
         </w:rPr>
         <w:drawing>
-          <wp:inline distT="0" distB="0" distL="0" distR="0">
+          <wp:inline distT="0" distB="0" distL="0" distR="0" wp14:anchorId="7277B1F2" wp14:editId="74F27936">
             <wp:extent cx="32436" cy="32436"/>
             <wp:effectExtent l="0" t="0" r="0" b="0"/>
             <wp:docPr id="37" name="Image 37"/>
             <wp:cNvGraphicFramePr>
-              <a:graphicFrameLocks/>
+              <a:graphicFrameLocks xmlns:a="http://schemas.openxmlformats.org/drawingml/2006/main"/>
             </wp:cNvGraphicFramePr>
-            <a:graphic>
+            <a:graphic xmlns:a="http://schemas.openxmlformats.org/drawingml/2006/main">
               <a:graphicData uri="http://schemas.openxmlformats.org/drawingml/2006/picture">
-                <pic:pic>
+                <pic:pic xmlns:pic="http://schemas.openxmlformats.org/drawingml/2006/picture">
                   <pic:nvPicPr>
                     <pic:cNvPr id="37" name="Image 37"/>
                     <pic:cNvPicPr/>
                   </pic:nvPicPr>
                   <pic:blipFill>
-                    <a:blip r:embed="rId16" cstate="print"/>
+                    <a:blip r:embed="rId19" cstate="print"/>
                     <a:stretch>
                       <a:fillRect/>
                     </a:stretch>
@@ -4254,17 +4227,12 @@
       </w:r>
       <w:r>
         <w:rPr>
-          <w:position w:val="3"/>
-        </w:rPr>
-      </w:r>
-      <w:r>
-        <w:rPr>
           <w:rFonts w:ascii="Times New Roman" w:hAnsi="Times New Roman"/>
           <w:spacing w:val="80"/>
           <w:w w:val="105"/>
           <w:sz w:val="20"/>
         </w:rPr>
-        <w:t> </w:t>
+        <w:t xml:space="preserve"> </w:t>
       </w:r>
       <w:r>
         <w:rPr>
@@ -4278,7 +4246,7 @@
           <w:spacing w:val="40"/>
           <w:w w:val="105"/>
         </w:rPr>
-        <w:t> </w:t>
+        <w:t xml:space="preserve"> </w:t>
       </w:r>
       <w:r>
         <w:rPr>
@@ -4296,25 +4264,26 @@
       </w:pPr>
       <w:r>
         <w:rPr>
+          <w:noProof/>
           <w:position w:val="3"/>
         </w:rPr>
         <w:drawing>
-          <wp:inline distT="0" distB="0" distL="0" distR="0">
+          <wp:inline distT="0" distB="0" distL="0" distR="0" wp14:anchorId="152106D4" wp14:editId="2F0FB062">
             <wp:extent cx="32436" cy="32436"/>
             <wp:effectExtent l="0" t="0" r="0" b="0"/>
             <wp:docPr id="38" name="Image 38"/>
             <wp:cNvGraphicFramePr>
-              <a:graphicFrameLocks/>
+              <a:graphicFrameLocks xmlns:a="http://schemas.openxmlformats.org/drawingml/2006/main"/>
             </wp:cNvGraphicFramePr>
-            <a:graphic>
+            <a:graphic xmlns:a="http://schemas.openxmlformats.org/drawingml/2006/main">
               <a:graphicData uri="http://schemas.openxmlformats.org/drawingml/2006/picture">
-                <pic:pic>
+                <pic:pic xmlns:pic="http://schemas.openxmlformats.org/drawingml/2006/picture">
                   <pic:nvPicPr>
                     <pic:cNvPr id="38" name="Image 38"/>
                     <pic:cNvPicPr/>
                   </pic:nvPicPr>
                   <pic:blipFill>
-                    <a:blip r:embed="rId16" cstate="print"/>
+                    <a:blip r:embed="rId19" cstate="print"/>
                     <a:stretch>
                       <a:fillRect/>
                     </a:stretch>
@@ -4336,119 +4305,107 @@
       </w:r>
       <w:r>
         <w:rPr>
-          <w:position w:val="3"/>
-        </w:rPr>
-      </w:r>
-      <w:r>
-        <w:rPr>
           <w:rFonts w:ascii="Times New Roman" w:hAnsi="Times New Roman"/>
           <w:spacing w:val="74"/>
           <w:sz w:val="20"/>
         </w:rPr>
-        <w:t>  </w:t>
-      </w:r>
-      <w:r>
-        <w:rPr/>
+        <w:t xml:space="preserve">  </w:t>
+      </w:r>
+      <w:r>
         <w:t>Event</w:t>
       </w:r>
       <w:r>
         <w:rPr>
           <w:spacing w:val="23"/>
         </w:rPr>
-        <w:t> </w:t>
-      </w:r>
-      <w:r>
-        <w:rPr/>
+        <w:t xml:space="preserve"> </w:t>
+      </w:r>
+      <w:r>
         <w:t>management</w:t>
       </w:r>
       <w:r>
         <w:rPr>
           <w:spacing w:val="23"/>
         </w:rPr>
-        <w:t> </w:t>
-      </w:r>
-      <w:r>
-        <w:rPr/>
+        <w:t xml:space="preserve"> </w:t>
+      </w:r>
+      <w:r>
         <w:t>–</w:t>
       </w:r>
       <w:r>
         <w:rPr>
           <w:spacing w:val="23"/>
         </w:rPr>
-        <w:t> </w:t>
-      </w:r>
-      <w:r>
-        <w:rPr/>
+        <w:t xml:space="preserve"> </w:t>
+      </w:r>
+      <w:r>
         <w:t>Planning</w:t>
       </w:r>
       <w:r>
         <w:rPr>
           <w:spacing w:val="23"/>
         </w:rPr>
-        <w:t> </w:t>
-      </w:r>
-      <w:r>
-        <w:rPr/>
+        <w:t xml:space="preserve"> </w:t>
+      </w:r>
+      <w:r>
         <w:t>and</w:t>
       </w:r>
       <w:r>
         <w:rPr>
           <w:spacing w:val="23"/>
         </w:rPr>
-        <w:t> </w:t>
-      </w:r>
-      <w:r>
-        <w:rPr/>
+        <w:t xml:space="preserve"> </w:t>
+      </w:r>
+      <w:r>
         <w:t>executing</w:t>
       </w:r>
       <w:r>
         <w:rPr>
           <w:spacing w:val="23"/>
         </w:rPr>
-        <w:t> </w:t>
-      </w:r>
-      <w:r>
-        <w:rPr/>
+        <w:t xml:space="preserve"> </w:t>
+      </w:r>
+      <w:r>
         <w:t>corporate</w:t>
       </w:r>
       <w:r>
         <w:rPr>
           <w:spacing w:val="23"/>
         </w:rPr>
-        <w:t> </w:t>
-      </w:r>
-      <w:r>
-        <w:rPr/>
+        <w:t xml:space="preserve"> </w:t>
+      </w:r>
+      <w:r>
         <w:t>events.</w:t>
       </w:r>
     </w:p>
     <w:p>
       <w:pPr>
         <w:pStyle w:val="BodyText"/>
-        <w:spacing w:line="211" w:lineRule="auto" w:before="6"/>
+        <w:spacing w:before="6" w:line="211" w:lineRule="auto"/>
         <w:ind w:left="329" w:right="79" w:hanging="196"/>
       </w:pPr>
       <w:r>
         <w:rPr>
+          <w:noProof/>
           <w:position w:val="3"/>
         </w:rPr>
         <w:drawing>
-          <wp:inline distT="0" distB="0" distL="0" distR="0">
+          <wp:inline distT="0" distB="0" distL="0" distR="0" wp14:anchorId="07EE7061" wp14:editId="6159E55F">
             <wp:extent cx="32436" cy="32436"/>
             <wp:effectExtent l="0" t="0" r="0" b="0"/>
             <wp:docPr id="39" name="Image 39"/>
             <wp:cNvGraphicFramePr>
-              <a:graphicFrameLocks/>
+              <a:graphicFrameLocks xmlns:a="http://schemas.openxmlformats.org/drawingml/2006/main"/>
             </wp:cNvGraphicFramePr>
-            <a:graphic>
+            <a:graphic xmlns:a="http://schemas.openxmlformats.org/drawingml/2006/main">
               <a:graphicData uri="http://schemas.openxmlformats.org/drawingml/2006/picture">
-                <pic:pic>
+                <pic:pic xmlns:pic="http://schemas.openxmlformats.org/drawingml/2006/picture">
                   <pic:nvPicPr>
                     <pic:cNvPr id="39" name="Image 39"/>
                     <pic:cNvPicPr/>
                   </pic:nvPicPr>
                   <pic:blipFill>
-                    <a:blip r:embed="rId15" cstate="print"/>
+                    <a:blip r:embed="rId18" cstate="print"/>
                     <a:stretch>
                       <a:fillRect/>
                     </a:stretch>
@@ -4470,21 +4427,15 @@
       </w:r>
       <w:r>
         <w:rPr>
-          <w:position w:val="3"/>
-        </w:rPr>
-      </w:r>
-      <w:r>
-        <w:rPr>
           <w:rFonts w:ascii="Times New Roman" w:hAnsi="Times New Roman"/>
           <w:spacing w:val="80"/>
           <w:w w:val="150"/>
           <w:sz w:val="20"/>
         </w:rPr>
-        <w:t> </w:t>
-      </w:r>
-      <w:r>
-        <w:rPr/>
-        <w:t>Budget &amp; Agency management – Overseeing budgets and external </w:t>
+        <w:t xml:space="preserve"> </w:t>
+      </w:r>
+      <w:r>
+        <w:t xml:space="preserve">Budget &amp; Agency management – Overseeing budgets and external </w:t>
       </w:r>
       <w:r>
         <w:rPr>
@@ -4502,25 +4453,26 @@
       </w:pPr>
       <w:r>
         <w:rPr>
+          <w:noProof/>
           <w:position w:val="3"/>
         </w:rPr>
         <w:drawing>
-          <wp:inline distT="0" distB="0" distL="0" distR="0">
+          <wp:inline distT="0" distB="0" distL="0" distR="0" wp14:anchorId="50C146D3" wp14:editId="21C6FA46">
             <wp:extent cx="32436" cy="32435"/>
             <wp:effectExtent l="0" t="0" r="0" b="0"/>
             <wp:docPr id="40" name="Image 40"/>
             <wp:cNvGraphicFramePr>
-              <a:graphicFrameLocks/>
+              <a:graphicFrameLocks xmlns:a="http://schemas.openxmlformats.org/drawingml/2006/main"/>
             </wp:cNvGraphicFramePr>
-            <a:graphic>
+            <a:graphic xmlns:a="http://schemas.openxmlformats.org/drawingml/2006/main">
               <a:graphicData uri="http://schemas.openxmlformats.org/drawingml/2006/picture">
-                <pic:pic>
+                <pic:pic xmlns:pic="http://schemas.openxmlformats.org/drawingml/2006/picture">
                   <pic:nvPicPr>
                     <pic:cNvPr id="40" name="Image 40"/>
                     <pic:cNvPicPr/>
                   </pic:nvPicPr>
                   <pic:blipFill>
-                    <a:blip r:embed="rId15" cstate="print"/>
+                    <a:blip r:embed="rId18" cstate="print"/>
                     <a:stretch>
                       <a:fillRect/>
                     </a:stretch>
@@ -4542,17 +4494,12 @@
       </w:r>
       <w:r>
         <w:rPr>
-          <w:position w:val="3"/>
-        </w:rPr>
-      </w:r>
-      <w:r>
-        <w:rPr>
           <w:rFonts w:ascii="Times New Roman" w:hAnsi="Times New Roman"/>
           <w:spacing w:val="80"/>
           <w:w w:val="105"/>
           <w:sz w:val="20"/>
         </w:rPr>
-        <w:t> </w:t>
+        <w:t xml:space="preserve"> </w:t>
       </w:r>
       <w:r>
         <w:rPr>
@@ -4565,7 +4512,7 @@
           <w:spacing w:val="-1"/>
           <w:w w:val="105"/>
         </w:rPr>
-        <w:t> </w:t>
+        <w:t xml:space="preserve"> </w:t>
       </w:r>
       <w:r>
         <w:rPr>
@@ -4578,7 +4525,7 @@
           <w:spacing w:val="-1"/>
           <w:w w:val="105"/>
         </w:rPr>
-        <w:t> </w:t>
+        <w:t xml:space="preserve"> </w:t>
       </w:r>
       <w:r>
         <w:rPr>
@@ -4591,7 +4538,7 @@
           <w:spacing w:val="-1"/>
           <w:w w:val="105"/>
         </w:rPr>
-        <w:t> </w:t>
+        <w:t xml:space="preserve"> </w:t>
       </w:r>
       <w:r>
         <w:rPr>
@@ -4604,7 +4551,7 @@
           <w:spacing w:val="-1"/>
           <w:w w:val="105"/>
         </w:rPr>
-        <w:t> </w:t>
+        <w:t xml:space="preserve"> </w:t>
       </w:r>
       <w:r>
         <w:rPr>
@@ -4617,7 +4564,7 @@
           <w:spacing w:val="-1"/>
           <w:w w:val="105"/>
         </w:rPr>
-        <w:t> </w:t>
+        <w:t xml:space="preserve"> </w:t>
       </w:r>
       <w:r>
         <w:rPr>
@@ -4630,7 +4577,7 @@
           <w:spacing w:val="-1"/>
           <w:w w:val="105"/>
         </w:rPr>
-        <w:t> </w:t>
+        <w:t xml:space="preserve"> </w:t>
       </w:r>
       <w:r>
         <w:rPr>
@@ -4643,7 +4590,7 @@
           <w:spacing w:val="-1"/>
           <w:w w:val="105"/>
         </w:rPr>
-        <w:t> </w:t>
+        <w:t xml:space="preserve"> </w:t>
       </w:r>
       <w:r>
         <w:rPr>
@@ -4674,7 +4621,7 @@
           <w:spacing w:val="-10"/>
           <w:w w:val="90"/>
         </w:rPr>
-        <w:t> </w:t>
+        <w:t xml:space="preserve"> </w:t>
       </w:r>
       <w:r>
         <w:rPr>
@@ -4687,7 +4634,7 @@
           <w:spacing w:val="-10"/>
           <w:w w:val="90"/>
         </w:rPr>
-        <w:t> </w:t>
+        <w:t xml:space="preserve"> </w:t>
       </w:r>
       <w:r>
         <w:rPr>
@@ -4700,7 +4647,7 @@
           <w:spacing w:val="-10"/>
           <w:w w:val="90"/>
         </w:rPr>
-        <w:t> </w:t>
+        <w:t xml:space="preserve"> </w:t>
       </w:r>
       <w:r>
         <w:rPr>
@@ -4727,7 +4674,7 @@
           <w:color w:val="565656"/>
           <w:spacing w:val="-11"/>
         </w:rPr>
-        <w:t> </w:t>
+        <w:t xml:space="preserve"> </w:t>
       </w:r>
       <w:r>
         <w:rPr>
@@ -4741,7 +4688,7 @@
           <w:color w:val="565656"/>
           <w:spacing w:val="-10"/>
         </w:rPr>
-        <w:t> </w:t>
+        <w:t xml:space="preserve"> </w:t>
       </w:r>
       <w:r>
         <w:rPr>
@@ -4755,8 +4702,9 @@
           <w:color w:val="565656"/>
           <w:spacing w:val="-10"/>
         </w:rPr>
-        <w:t> </w:t>
-      </w:r>
+        <w:t xml:space="preserve"> </w:t>
+      </w:r>
+      <w:proofErr w:type="spellStart"/>
       <w:r>
         <w:rPr>
           <w:color w:val="565656"/>
@@ -4764,12 +4712,13 @@
         </w:rPr>
         <w:t>Iulie</w:t>
       </w:r>
+      <w:proofErr w:type="spellEnd"/>
       <w:r>
         <w:rPr>
           <w:color w:val="565656"/>
           <w:spacing w:val="-10"/>
         </w:rPr>
-        <w:t> </w:t>
+        <w:t xml:space="preserve"> </w:t>
       </w:r>
       <w:r>
         <w:rPr>
@@ -4782,18 +4731,17 @@
     <w:p>
       <w:pPr>
         <w:pStyle w:val="BodyText"/>
-        <w:spacing w:line="230" w:lineRule="exact" w:before="97"/>
+        <w:spacing w:before="97" w:line="230" w:lineRule="exact"/>
         <w:ind w:left="57"/>
       </w:pPr>
       <w:r>
-        <w:rPr/>
         <w:t>Key</w:t>
       </w:r>
       <w:r>
         <w:rPr>
           <w:spacing w:val="-2"/>
         </w:rPr>
-        <w:t> responsibilities:</w:t>
+        <w:t xml:space="preserve"> responsibilities:</w:t>
       </w:r>
     </w:p>
     <w:p>
@@ -4803,25 +4751,26 @@
       </w:pPr>
       <w:r>
         <w:rPr>
+          <w:noProof/>
           <w:position w:val="3"/>
         </w:rPr>
         <w:drawing>
-          <wp:inline distT="0" distB="0" distL="0" distR="0">
+          <wp:inline distT="0" distB="0" distL="0" distR="0" wp14:anchorId="697C1F4D" wp14:editId="59C9BEF0">
             <wp:extent cx="33906" cy="33906"/>
             <wp:effectExtent l="0" t="0" r="0" b="0"/>
             <wp:docPr id="41" name="Image 41"/>
             <wp:cNvGraphicFramePr>
-              <a:graphicFrameLocks/>
+              <a:graphicFrameLocks xmlns:a="http://schemas.openxmlformats.org/drawingml/2006/main"/>
             </wp:cNvGraphicFramePr>
-            <a:graphic>
+            <a:graphic xmlns:a="http://schemas.openxmlformats.org/drawingml/2006/main">
               <a:graphicData uri="http://schemas.openxmlformats.org/drawingml/2006/picture">
-                <pic:pic>
+                <pic:pic xmlns:pic="http://schemas.openxmlformats.org/drawingml/2006/picture">
                   <pic:nvPicPr>
                     <pic:cNvPr id="41" name="Image 41"/>
                     <pic:cNvPicPr/>
                   </pic:nvPicPr>
                   <pic:blipFill>
-                    <a:blip r:embed="rId12" cstate="print"/>
+                    <a:blip r:embed="rId10" cstate="print"/>
                     <a:stretch>
                       <a:fillRect/>
                     </a:stretch>
@@ -4843,19 +4792,13 @@
       </w:r>
       <w:r>
         <w:rPr>
-          <w:position w:val="3"/>
-        </w:rPr>
-      </w:r>
-      <w:r>
-        <w:rPr>
           <w:rFonts w:ascii="Times New Roman"/>
           <w:spacing w:val="40"/>
           <w:sz w:val="20"/>
         </w:rPr>
-        <w:t>  </w:t>
-      </w:r>
-      <w:r>
-        <w:rPr/>
+        <w:t xml:space="preserve">  </w:t>
+      </w:r>
+      <w:r>
         <w:t>Marketing and public relations</w:t>
       </w:r>
     </w:p>
@@ -4866,25 +4809,26 @@
       </w:pPr>
       <w:r>
         <w:rPr>
+          <w:noProof/>
           <w:position w:val="3"/>
         </w:rPr>
         <w:drawing>
-          <wp:inline distT="0" distB="0" distL="0" distR="0">
+          <wp:inline distT="0" distB="0" distL="0" distR="0" wp14:anchorId="2BAEE198" wp14:editId="6F1146FA">
             <wp:extent cx="33906" cy="33906"/>
             <wp:effectExtent l="0" t="0" r="0" b="0"/>
             <wp:docPr id="42" name="Image 42"/>
             <wp:cNvGraphicFramePr>
-              <a:graphicFrameLocks/>
+              <a:graphicFrameLocks xmlns:a="http://schemas.openxmlformats.org/drawingml/2006/main"/>
             </wp:cNvGraphicFramePr>
-            <a:graphic>
+            <a:graphic xmlns:a="http://schemas.openxmlformats.org/drawingml/2006/main">
               <a:graphicData uri="http://schemas.openxmlformats.org/drawingml/2006/picture">
-                <pic:pic>
+                <pic:pic xmlns:pic="http://schemas.openxmlformats.org/drawingml/2006/picture">
                   <pic:nvPicPr>
                     <pic:cNvPr id="42" name="Image 42"/>
                     <pic:cNvPicPr/>
                   </pic:nvPicPr>
                   <pic:blipFill>
-                    <a:blip r:embed="rId12" cstate="print"/>
+                    <a:blip r:embed="rId10" cstate="print"/>
                     <a:stretch>
                       <a:fillRect/>
                     </a:stretch>
@@ -4906,89 +4850,80 @@
       </w:r>
       <w:r>
         <w:rPr>
-          <w:position w:val="3"/>
-        </w:rPr>
-      </w:r>
-      <w:r>
-        <w:rPr>
           <w:rFonts w:ascii="Times New Roman"/>
           <w:spacing w:val="80"/>
           <w:sz w:val="20"/>
         </w:rPr>
-        <w:t>  </w:t>
-      </w:r>
-      <w:r>
-        <w:rPr/>
+        <w:t xml:space="preserve">  </w:t>
+      </w:r>
+      <w:r>
         <w:t>Coordinating</w:t>
       </w:r>
       <w:r>
         <w:rPr>
           <w:spacing w:val="24"/>
         </w:rPr>
-        <w:t> </w:t>
-      </w:r>
-      <w:r>
-        <w:rPr/>
+        <w:t xml:space="preserve"> </w:t>
+      </w:r>
+      <w:r>
         <w:t>the</w:t>
       </w:r>
       <w:r>
         <w:rPr>
           <w:spacing w:val="24"/>
         </w:rPr>
-        <w:t> </w:t>
-      </w:r>
-      <w:r>
-        <w:rPr/>
+        <w:t xml:space="preserve"> </w:t>
+      </w:r>
+      <w:r>
         <w:t>external</w:t>
       </w:r>
       <w:r>
         <w:rPr>
           <w:spacing w:val="24"/>
         </w:rPr>
-        <w:t> </w:t>
-      </w:r>
-      <w:r>
-        <w:rPr/>
+        <w:t xml:space="preserve"> </w:t>
+      </w:r>
+      <w:r>
         <w:t>communication</w:t>
       </w:r>
       <w:r>
         <w:rPr>
           <w:spacing w:val="24"/>
         </w:rPr>
-        <w:t> </w:t>
-      </w:r>
-      <w:r>
-        <w:rPr/>
+        <w:t xml:space="preserve"> </w:t>
+      </w:r>
+      <w:r>
         <w:t>activity</w:t>
       </w:r>
     </w:p>
     <w:p>
       <w:pPr>
         <w:pStyle w:val="BodyText"/>
-        <w:spacing w:line="208" w:lineRule="auto" w:before="6"/>
+        <w:spacing w:before="6" w:line="208" w:lineRule="auto"/>
         <w:ind w:right="284"/>
       </w:pPr>
       <w:r>
         <w:rPr>
+          <w:noProof/>
           <w:position w:val="3"/>
         </w:rPr>
         <w:drawing>
-          <wp:inline distT="0" distB="0" distL="0" distR="0">
+          <wp:inline distT="0" distB="0" distL="0" distR="0" wp14:anchorId="04DCDEF5" wp14:editId="28621354">
             <wp:extent cx="33906" cy="33906"/>
             <wp:effectExtent l="0" t="0" r="0" b="0"/>
             <wp:docPr id="43" name="Image 43"/>
             <wp:cNvGraphicFramePr>
-              <a:graphicFrameLocks/>
+              <a:graphicFrameLocks xmlns:a="http://schemas.openxmlformats.org/drawingml/2006/main"/>
             </wp:cNvGraphicFramePr>
-            <a:graphic>
+            <a:graphic xmlns:a="http://schemas.openxmlformats.org/drawingml/2006/main">
               <a:graphicData uri="http://schemas.openxmlformats.org/drawingml/2006/picture">
-                <pic:pic>
+                <pic:pic xmlns:pic="http://schemas.openxmlformats.org/drawingml/2006/picture">
                   <pic:nvPicPr>
                     <pic:cNvPr id="43" name="Image 43"/>
                     <pic:cNvPicPr/>
                   </pic:nvPicPr>
                   <pic:blipFill>
-                    <a:blip r:embed="rId12" cstate="print"/>
+                    <a:blip r:embed="rId10" cstate="print"/>
                     <a:stretch>
                       <a:fillRect/>
                     </a:stretch>
@@ -5010,52 +4945,43 @@
       </w:r>
       <w:r>
         <w:rPr>
-          <w:position w:val="3"/>
-        </w:rPr>
-      </w:r>
-      <w:r>
-        <w:rPr>
           <w:rFonts w:ascii="Times New Roman"/>
           <w:spacing w:val="40"/>
           <w:sz w:val="20"/>
         </w:rPr>
-        <w:t>  </w:t>
-      </w:r>
-      <w:r>
-        <w:rPr/>
-        <w:t>Creating content for external channels, online platforms, </w:t>
-      </w:r>
-      <w:r>
-        <w:rPr/>
-        <w:t>newsletters</w:t>
+        <w:t xml:space="preserve">  </w:t>
+      </w:r>
+      <w:r>
+        <w:t>Creating content for external channels, online platforms, newsletters</w:t>
       </w:r>
       <w:r>
         <w:rPr>
           <w:spacing w:val="40"/>
         </w:rPr>
-        <w:t> </w:t>
-      </w:r>
-      <w:r>
-        <w:rPr>
+        <w:t xml:space="preserve"> </w:t>
+      </w:r>
+      <w:r>
+        <w:rPr>
+          <w:noProof/>
           <w:position w:val="3"/>
         </w:rPr>
         <w:drawing>
-          <wp:inline distT="0" distB="0" distL="0" distR="0">
+          <wp:inline distT="0" distB="0" distL="0" distR="0" wp14:anchorId="558C4B71" wp14:editId="0237044C">
             <wp:extent cx="33906" cy="33906"/>
             <wp:effectExtent l="0" t="0" r="0" b="0"/>
             <wp:docPr id="44" name="Image 44"/>
             <wp:cNvGraphicFramePr>
-              <a:graphicFrameLocks/>
+              <a:graphicFrameLocks xmlns:a="http://schemas.openxmlformats.org/drawingml/2006/main"/>
             </wp:cNvGraphicFramePr>
-            <a:graphic>
+            <a:graphic xmlns:a="http://schemas.openxmlformats.org/drawingml/2006/main">
               <a:graphicData uri="http://schemas.openxmlformats.org/drawingml/2006/picture">
-                <pic:pic>
+                <pic:pic xmlns:pic="http://schemas.openxmlformats.org/drawingml/2006/picture">
                   <pic:nvPicPr>
                     <pic:cNvPr id="44" name="Image 44"/>
                     <pic:cNvPicPr/>
                   </pic:nvPicPr>
                   <pic:blipFill>
-                    <a:blip r:embed="rId12" cstate="print"/>
+                    <a:blip r:embed="rId10" cstate="print"/>
                     <a:stretch>
                       <a:fillRect/>
                     </a:stretch>
@@ -5077,18 +5003,12 @@
       </w:r>
       <w:r>
         <w:rPr>
-          <w:position w:val="3"/>
-        </w:rPr>
-      </w:r>
-      <w:r>
-        <w:rPr>
           <w:rFonts w:ascii="Times New Roman"/>
           <w:spacing w:val="80"/>
         </w:rPr>
-        <w:t> </w:t>
-      </w:r>
-      <w:r>
-        <w:rPr/>
+        <w:t xml:space="preserve"> </w:t>
+      </w:r>
+      <w:r>
         <w:t>Budget administration</w:t>
       </w:r>
     </w:p>
@@ -5099,25 +5019,26 @@
       </w:pPr>
       <w:r>
         <w:rPr>
+          <w:noProof/>
           <w:position w:val="3"/>
         </w:rPr>
         <w:drawing>
-          <wp:inline distT="0" distB="0" distL="0" distR="0">
+          <wp:inline distT="0" distB="0" distL="0" distR="0" wp14:anchorId="13AC8DB6" wp14:editId="5DC53823">
             <wp:extent cx="33906" cy="33906"/>
             <wp:effectExtent l="0" t="0" r="0" b="0"/>
             <wp:docPr id="45" name="Image 45"/>
             <wp:cNvGraphicFramePr>
-              <a:graphicFrameLocks/>
+              <a:graphicFrameLocks xmlns:a="http://schemas.openxmlformats.org/drawingml/2006/main"/>
             </wp:cNvGraphicFramePr>
-            <a:graphic>
+            <a:graphic xmlns:a="http://schemas.openxmlformats.org/drawingml/2006/main">
               <a:graphicData uri="http://schemas.openxmlformats.org/drawingml/2006/picture">
-                <pic:pic>
+                <pic:pic xmlns:pic="http://schemas.openxmlformats.org/drawingml/2006/picture">
                   <pic:nvPicPr>
                     <pic:cNvPr id="45" name="Image 45"/>
                     <pic:cNvPicPr/>
                   </pic:nvPicPr>
                   <pic:blipFill>
-                    <a:blip r:embed="rId12" cstate="print"/>
+                    <a:blip r:embed="rId10" cstate="print"/>
                     <a:stretch>
                       <a:fillRect/>
                     </a:stretch>
@@ -5139,17 +5060,12 @@
       </w:r>
       <w:r>
         <w:rPr>
-          <w:position w:val="3"/>
-        </w:rPr>
-      </w:r>
-      <w:r>
-        <w:rPr>
           <w:rFonts w:ascii="Times New Roman"/>
           <w:spacing w:val="80"/>
           <w:w w:val="105"/>
           <w:sz w:val="20"/>
         </w:rPr>
-        <w:t> </w:t>
+        <w:t xml:space="preserve"> </w:t>
       </w:r>
       <w:r>
         <w:rPr>
@@ -5174,7 +5090,7 @@
           <w:spacing w:val="-10"/>
           <w:w w:val="90"/>
         </w:rPr>
-        <w:t> </w:t>
+        <w:t xml:space="preserve"> </w:t>
       </w:r>
       <w:r>
         <w:rPr>
@@ -5200,7 +5116,7 @@
           <w:color w:val="565656"/>
           <w:spacing w:val="-12"/>
         </w:rPr>
-        <w:t> </w:t>
+        <w:t xml:space="preserve"> </w:t>
       </w:r>
       <w:r>
         <w:rPr>
@@ -5214,7 +5130,7 @@
           <w:color w:val="565656"/>
           <w:spacing w:val="-12"/>
         </w:rPr>
-        <w:t> </w:t>
+        <w:t xml:space="preserve"> </w:t>
       </w:r>
       <w:r>
         <w:rPr>
@@ -5228,7 +5144,7 @@
           <w:color w:val="565656"/>
           <w:spacing w:val="-12"/>
         </w:rPr>
-        <w:t> </w:t>
+        <w:t xml:space="preserve"> </w:t>
       </w:r>
       <w:r>
         <w:rPr>
@@ -5242,7 +5158,7 @@
           <w:color w:val="565656"/>
           <w:spacing w:val="-12"/>
         </w:rPr>
-        <w:t> </w:t>
+        <w:t xml:space="preserve"> </w:t>
       </w:r>
       <w:r>
         <w:rPr>
@@ -5255,47 +5171,47 @@
     <w:p>
       <w:pPr>
         <w:pStyle w:val="BodyText"/>
-        <w:spacing w:line="230" w:lineRule="exact" w:before="79"/>
+        <w:spacing w:before="79" w:line="230" w:lineRule="exact"/>
         <w:ind w:left="57"/>
       </w:pPr>
       <w:r>
-        <w:rPr/>
         <w:t>Key</w:t>
       </w:r>
       <w:r>
         <w:rPr>
           <w:spacing w:val="-2"/>
         </w:rPr>
-        <w:t> responsibilities:</w:t>
+        <w:t xml:space="preserve"> responsibilities:</w:t>
       </w:r>
     </w:p>
     <w:p>
       <w:pPr>
         <w:pStyle w:val="BodyText"/>
-        <w:spacing w:line="208" w:lineRule="auto" w:before="7"/>
+        <w:spacing w:before="7" w:line="208" w:lineRule="auto"/>
         <w:ind w:right="3603"/>
       </w:pPr>
       <w:r>
         <w:rPr>
+          <w:noProof/>
           <w:position w:val="3"/>
         </w:rPr>
         <w:drawing>
-          <wp:inline distT="0" distB="0" distL="0" distR="0">
+          <wp:inline distT="0" distB="0" distL="0" distR="0" wp14:anchorId="72079052" wp14:editId="2738926D">
             <wp:extent cx="33906" cy="33906"/>
             <wp:effectExtent l="0" t="0" r="0" b="0"/>
             <wp:docPr id="46" name="Image 46"/>
             <wp:cNvGraphicFramePr>
-              <a:graphicFrameLocks/>
+              <a:graphicFrameLocks xmlns:a="http://schemas.openxmlformats.org/drawingml/2006/main"/>
             </wp:cNvGraphicFramePr>
-            <a:graphic>
+            <a:graphic xmlns:a="http://schemas.openxmlformats.org/drawingml/2006/main">
               <a:graphicData uri="http://schemas.openxmlformats.org/drawingml/2006/picture">
-                <pic:pic>
+                <pic:pic xmlns:pic="http://schemas.openxmlformats.org/drawingml/2006/picture">
                   <pic:nvPicPr>
                     <pic:cNvPr id="46" name="Image 46"/>
                     <pic:cNvPicPr/>
                   </pic:nvPicPr>
                   <pic:blipFill>
-                    <a:blip r:embed="rId12" cstate="print"/>
+                    <a:blip r:embed="rId10" cstate="print"/>
                     <a:stretch>
                       <a:fillRect/>
                     </a:stretch>
@@ -5317,17 +5233,12 @@
       </w:r>
       <w:r>
         <w:rPr>
-          <w:position w:val="3"/>
-        </w:rPr>
-      </w:r>
-      <w:r>
-        <w:rPr>
           <w:rFonts w:ascii="Times New Roman"/>
           <w:spacing w:val="80"/>
           <w:w w:val="105"/>
           <w:sz w:val="20"/>
         </w:rPr>
-        <w:t> </w:t>
+        <w:t xml:space="preserve"> </w:t>
       </w:r>
       <w:r>
         <w:rPr>
@@ -5340,35 +5251,36 @@
           <w:spacing w:val="-11"/>
           <w:w w:val="105"/>
         </w:rPr>
-        <w:t> </w:t>
-      </w:r>
-      <w:r>
-        <w:rPr>
-          <w:w w:val="105"/>
-        </w:rPr>
-        <w:t>communication </w:t>
-      </w:r>
-      <w:r>
-        <w:rPr>
+        <w:t xml:space="preserve"> </w:t>
+      </w:r>
+      <w:r>
+        <w:rPr>
+          <w:w w:val="105"/>
+        </w:rPr>
+        <w:t xml:space="preserve">communication </w:t>
+      </w:r>
+      <w:r>
+        <w:rPr>
+          <w:noProof/>
           <w:position w:val="3"/>
         </w:rPr>
         <w:drawing>
-          <wp:inline distT="0" distB="0" distL="0" distR="0">
+          <wp:inline distT="0" distB="0" distL="0" distR="0" wp14:anchorId="40562402" wp14:editId="43B03459">
             <wp:extent cx="33906" cy="33906"/>
             <wp:effectExtent l="0" t="0" r="0" b="0"/>
             <wp:docPr id="47" name="Image 47"/>
             <wp:cNvGraphicFramePr>
-              <a:graphicFrameLocks/>
+              <a:graphicFrameLocks xmlns:a="http://schemas.openxmlformats.org/drawingml/2006/main"/>
             </wp:cNvGraphicFramePr>
-            <a:graphic>
+            <a:graphic xmlns:a="http://schemas.openxmlformats.org/drawingml/2006/main">
               <a:graphicData uri="http://schemas.openxmlformats.org/drawingml/2006/picture">
-                <pic:pic>
+                <pic:pic xmlns:pic="http://schemas.openxmlformats.org/drawingml/2006/picture">
                   <pic:nvPicPr>
                     <pic:cNvPr id="47" name="Image 47"/>
                     <pic:cNvPicPr/>
                   </pic:nvPicPr>
                   <pic:blipFill>
-                    <a:blip r:embed="rId12" cstate="print"/>
+                    <a:blip r:embed="rId10" cstate="print"/>
                     <a:stretch>
                       <a:fillRect/>
                     </a:stretch>
@@ -5390,16 +5302,11 @@
       </w:r>
       <w:r>
         <w:rPr>
-          <w:position w:val="3"/>
-        </w:rPr>
-      </w:r>
-      <w:r>
-        <w:rPr>
           <w:rFonts w:ascii="Times New Roman"/>
           <w:spacing w:val="80"/>
           <w:w w:val="105"/>
         </w:rPr>
-        <w:t> </w:t>
+        <w:t xml:space="preserve"> </w:t>
       </w:r>
       <w:r>
         <w:rPr>
@@ -5415,25 +5322,26 @@
       </w:pPr>
       <w:r>
         <w:rPr>
+          <w:noProof/>
           <w:position w:val="3"/>
         </w:rPr>
         <w:drawing>
-          <wp:inline distT="0" distB="0" distL="0" distR="0">
+          <wp:inline distT="0" distB="0" distL="0" distR="0" wp14:anchorId="59D50915" wp14:editId="5CCA40CC">
             <wp:extent cx="33906" cy="33906"/>
             <wp:effectExtent l="0" t="0" r="0" b="0"/>
             <wp:docPr id="48" name="Image 48"/>
             <wp:cNvGraphicFramePr>
-              <a:graphicFrameLocks/>
+              <a:graphicFrameLocks xmlns:a="http://schemas.openxmlformats.org/drawingml/2006/main"/>
             </wp:cNvGraphicFramePr>
-            <a:graphic>
+            <a:graphic xmlns:a="http://schemas.openxmlformats.org/drawingml/2006/main">
               <a:graphicData uri="http://schemas.openxmlformats.org/drawingml/2006/picture">
-                <pic:pic>
+                <pic:pic xmlns:pic="http://schemas.openxmlformats.org/drawingml/2006/picture">
                   <pic:nvPicPr>
                     <pic:cNvPr id="48" name="Image 48"/>
                     <pic:cNvPicPr/>
                   </pic:nvPicPr>
                   <pic:blipFill>
-                    <a:blip r:embed="rId12" cstate="print"/>
+                    <a:blip r:embed="rId10" cstate="print"/>
                     <a:stretch>
                       <a:fillRect/>
                     </a:stretch>
@@ -5455,23 +5363,18 @@
       </w:r>
       <w:r>
         <w:rPr>
-          <w:position w:val="3"/>
-        </w:rPr>
-      </w:r>
-      <w:r>
-        <w:rPr>
           <w:rFonts w:ascii="Times New Roman"/>
           <w:spacing w:val="80"/>
           <w:w w:val="105"/>
           <w:sz w:val="20"/>
         </w:rPr>
-        <w:t> </w:t>
-      </w:r>
-      <w:r>
-        <w:rPr>
-          <w:w w:val="105"/>
-        </w:rPr>
-        <w:t>brand </w:t>
+        <w:t xml:space="preserve"> </w:t>
+      </w:r>
+      <w:r>
+        <w:rPr>
+          <w:w w:val="105"/>
+        </w:rPr>
+        <w:t xml:space="preserve">brand </w:t>
       </w:r>
       <w:r>
         <w:rPr>
@@ -5487,25 +5390,26 @@
       </w:pPr>
       <w:r>
         <w:rPr>
+          <w:noProof/>
           <w:position w:val="3"/>
         </w:rPr>
         <w:drawing>
-          <wp:inline distT="0" distB="0" distL="0" distR="0">
+          <wp:inline distT="0" distB="0" distL="0" distR="0" wp14:anchorId="5624A79A" wp14:editId="573EA273">
             <wp:extent cx="33906" cy="33906"/>
             <wp:effectExtent l="0" t="0" r="0" b="0"/>
             <wp:docPr id="49" name="Image 49"/>
             <wp:cNvGraphicFramePr>
-              <a:graphicFrameLocks/>
+              <a:graphicFrameLocks xmlns:a="http://schemas.openxmlformats.org/drawingml/2006/main"/>
             </wp:cNvGraphicFramePr>
-            <a:graphic>
+            <a:graphic xmlns:a="http://schemas.openxmlformats.org/drawingml/2006/main">
               <a:graphicData uri="http://schemas.openxmlformats.org/drawingml/2006/picture">
-                <pic:pic>
+                <pic:pic xmlns:pic="http://schemas.openxmlformats.org/drawingml/2006/picture">
                   <pic:nvPicPr>
                     <pic:cNvPr id="49" name="Image 49"/>
                     <pic:cNvPicPr/>
                   </pic:nvPicPr>
                   <pic:blipFill>
-                    <a:blip r:embed="rId12" cstate="print"/>
+                    <a:blip r:embed="rId10" cstate="print"/>
                     <a:stretch>
                       <a:fillRect/>
                     </a:stretch>
@@ -5527,17 +5431,12 @@
       </w:r>
       <w:r>
         <w:rPr>
-          <w:position w:val="3"/>
-        </w:rPr>
-      </w:r>
-      <w:r>
-        <w:rPr>
           <w:rFonts w:ascii="Times New Roman"/>
           <w:spacing w:val="80"/>
           <w:w w:val="150"/>
           <w:sz w:val="20"/>
         </w:rPr>
-        <w:t> </w:t>
+        <w:t xml:space="preserve"> </w:t>
       </w:r>
       <w:r>
         <w:rPr>
@@ -5549,30 +5448,31 @@
     <w:p>
       <w:pPr>
         <w:pStyle w:val="BodyText"/>
-        <w:spacing w:line="208" w:lineRule="auto" w:before="7"/>
+        <w:spacing w:before="7" w:line="208" w:lineRule="auto"/>
         <w:ind w:right="2728"/>
       </w:pPr>
       <w:r>
         <w:rPr>
+          <w:noProof/>
           <w:position w:val="3"/>
         </w:rPr>
         <w:drawing>
-          <wp:inline distT="0" distB="0" distL="0" distR="0">
+          <wp:inline distT="0" distB="0" distL="0" distR="0" wp14:anchorId="18EAF803" wp14:editId="09394397">
             <wp:extent cx="33906" cy="33906"/>
             <wp:effectExtent l="0" t="0" r="0" b="0"/>
             <wp:docPr id="50" name="Image 50"/>
             <wp:cNvGraphicFramePr>
-              <a:graphicFrameLocks/>
+              <a:graphicFrameLocks xmlns:a="http://schemas.openxmlformats.org/drawingml/2006/main"/>
             </wp:cNvGraphicFramePr>
-            <a:graphic>
+            <a:graphic xmlns:a="http://schemas.openxmlformats.org/drawingml/2006/main">
               <a:graphicData uri="http://schemas.openxmlformats.org/drawingml/2006/picture">
-                <pic:pic>
+                <pic:pic xmlns:pic="http://schemas.openxmlformats.org/drawingml/2006/picture">
                   <pic:nvPicPr>
                     <pic:cNvPr id="50" name="Image 50"/>
                     <pic:cNvPicPr/>
                   </pic:nvPicPr>
                   <pic:blipFill>
-                    <a:blip r:embed="rId12" cstate="print"/>
+                    <a:blip r:embed="rId10" cstate="print"/>
                     <a:stretch>
                       <a:fillRect/>
                     </a:stretch>
@@ -5594,83 +5494,74 @@
       </w:r>
       <w:r>
         <w:rPr>
-          <w:position w:val="3"/>
-        </w:rPr>
-      </w:r>
-      <w:r>
-        <w:rPr>
           <w:rFonts w:ascii="Times New Roman"/>
           <w:spacing w:val="80"/>
           <w:w w:val="150"/>
           <w:sz w:val="20"/>
         </w:rPr>
-        <w:t> </w:t>
-      </w:r>
-      <w:r>
-        <w:rPr/>
+        <w:t xml:space="preserve"> </w:t>
+      </w:r>
+      <w:r>
         <w:t>content</w:t>
       </w:r>
       <w:r>
         <w:rPr>
           <w:spacing w:val="-1"/>
         </w:rPr>
-        <w:t> </w:t>
-      </w:r>
-      <w:r>
-        <w:rPr/>
+        <w:t xml:space="preserve"> </w:t>
+      </w:r>
+      <w:r>
         <w:t>writing,</w:t>
       </w:r>
       <w:r>
         <w:rPr>
           <w:spacing w:val="-1"/>
         </w:rPr>
-        <w:t> </w:t>
-      </w:r>
-      <w:r>
-        <w:rPr/>
+        <w:t xml:space="preserve"> </w:t>
+      </w:r>
+      <w:r>
         <w:t>volunteering</w:t>
       </w:r>
       <w:r>
         <w:rPr>
           <w:spacing w:val="-1"/>
         </w:rPr>
-        <w:t> </w:t>
-      </w:r>
-      <w:r>
-        <w:rPr/>
+        <w:t xml:space="preserve"> </w:t>
+      </w:r>
+      <w:r>
         <w:t>and</w:t>
       </w:r>
       <w:r>
         <w:rPr>
           <w:spacing w:val="-1"/>
         </w:rPr>
-        <w:t> </w:t>
-      </w:r>
-      <w:r>
-        <w:rPr/>
-        <w:t>CSR </w:t>
-      </w:r>
-      <w:r>
-        <w:rPr>
+        <w:t xml:space="preserve"> </w:t>
+      </w:r>
+      <w:r>
+        <w:t xml:space="preserve">CSR </w:t>
+      </w:r>
+      <w:r>
+        <w:rPr>
+          <w:noProof/>
           <w:position w:val="3"/>
         </w:rPr>
         <w:drawing>
-          <wp:inline distT="0" distB="0" distL="0" distR="0">
+          <wp:inline distT="0" distB="0" distL="0" distR="0" wp14:anchorId="74E2A9AE" wp14:editId="36947066">
             <wp:extent cx="33906" cy="33906"/>
             <wp:effectExtent l="0" t="0" r="0" b="0"/>
             <wp:docPr id="51" name="Image 51"/>
             <wp:cNvGraphicFramePr>
-              <a:graphicFrameLocks/>
+              <a:graphicFrameLocks xmlns:a="http://schemas.openxmlformats.org/drawingml/2006/main"/>
             </wp:cNvGraphicFramePr>
-            <a:graphic>
+            <a:graphic xmlns:a="http://schemas.openxmlformats.org/drawingml/2006/main">
               <a:graphicData uri="http://schemas.openxmlformats.org/drawingml/2006/picture">
-                <pic:pic>
+                <pic:pic xmlns:pic="http://schemas.openxmlformats.org/drawingml/2006/picture">
                   <pic:nvPicPr>
                     <pic:cNvPr id="51" name="Image 51"/>
                     <pic:cNvPicPr/>
                   </pic:nvPicPr>
                   <pic:blipFill>
-                    <a:blip r:embed="rId12" cstate="print"/>
+                    <a:blip r:embed="rId10" cstate="print"/>
                     <a:stretch>
                       <a:fillRect/>
                     </a:stretch>
@@ -5692,19 +5583,13 @@
       </w:r>
       <w:r>
         <w:rPr>
-          <w:position w:val="3"/>
-        </w:rPr>
-      </w:r>
-      <w:r>
-        <w:rPr>
           <w:rFonts w:ascii="Times New Roman"/>
           <w:spacing w:val="80"/>
           <w:w w:val="150"/>
         </w:rPr>
-        <w:t> </w:t>
-      </w:r>
-      <w:r>
-        <w:rPr/>
+        <w:t xml:space="preserve"> </w:t>
+      </w:r>
+      <w:r>
         <w:t>event management &amp; planning</w:t>
       </w:r>
     </w:p>
@@ -5715,25 +5600,26 @@
       </w:pPr>
       <w:r>
         <w:rPr>
+          <w:noProof/>
           <w:position w:val="3"/>
         </w:rPr>
         <w:drawing>
-          <wp:inline distT="0" distB="0" distL="0" distR="0">
+          <wp:inline distT="0" distB="0" distL="0" distR="0" wp14:anchorId="77A8BA04" wp14:editId="1EF517CD">
             <wp:extent cx="33906" cy="33906"/>
             <wp:effectExtent l="0" t="0" r="0" b="0"/>
             <wp:docPr id="52" name="Image 52"/>
             <wp:cNvGraphicFramePr>
-              <a:graphicFrameLocks/>
+              <a:graphicFrameLocks xmlns:a="http://schemas.openxmlformats.org/drawingml/2006/main"/>
             </wp:cNvGraphicFramePr>
-            <a:graphic>
+            <a:graphic xmlns:a="http://schemas.openxmlformats.org/drawingml/2006/main">
               <a:graphicData uri="http://schemas.openxmlformats.org/drawingml/2006/picture">
-                <pic:pic>
+                <pic:pic xmlns:pic="http://schemas.openxmlformats.org/drawingml/2006/picture">
                   <pic:nvPicPr>
                     <pic:cNvPr id="52" name="Image 52"/>
                     <pic:cNvPicPr/>
                   </pic:nvPicPr>
                   <pic:blipFill>
-                    <a:blip r:embed="rId12" cstate="print"/>
+                    <a:blip r:embed="rId10" cstate="print"/>
                     <a:stretch>
                       <a:fillRect/>
                     </a:stretch>
@@ -5755,17 +5641,12 @@
       </w:r>
       <w:r>
         <w:rPr>
-          <w:position w:val="3"/>
-        </w:rPr>
-      </w:r>
-      <w:r>
-        <w:rPr>
           <w:rFonts w:ascii="Times New Roman"/>
           <w:spacing w:val="80"/>
           <w:w w:val="105"/>
           <w:sz w:val="20"/>
         </w:rPr>
-        <w:t> </w:t>
+        <w:t xml:space="preserve"> </w:t>
       </w:r>
       <w:r>
         <w:rPr>
@@ -5781,25 +5662,26 @@
       </w:pPr>
       <w:r>
         <w:rPr>
+          <w:noProof/>
           <w:position w:val="3"/>
         </w:rPr>
         <w:drawing>
-          <wp:inline distT="0" distB="0" distL="0" distR="0">
+          <wp:inline distT="0" distB="0" distL="0" distR="0" wp14:anchorId="3B9EDFFA" wp14:editId="59033EC1">
             <wp:extent cx="33906" cy="33906"/>
             <wp:effectExtent l="0" t="0" r="0" b="0"/>
             <wp:docPr id="53" name="Image 53"/>
             <wp:cNvGraphicFramePr>
-              <a:graphicFrameLocks/>
+              <a:graphicFrameLocks xmlns:a="http://schemas.openxmlformats.org/drawingml/2006/main"/>
             </wp:cNvGraphicFramePr>
-            <a:graphic>
+            <a:graphic xmlns:a="http://schemas.openxmlformats.org/drawingml/2006/main">
               <a:graphicData uri="http://schemas.openxmlformats.org/drawingml/2006/picture">
-                <pic:pic>
+                <pic:pic xmlns:pic="http://schemas.openxmlformats.org/drawingml/2006/picture">
                   <pic:nvPicPr>
                     <pic:cNvPr id="53" name="Image 53"/>
                     <pic:cNvPicPr/>
                   </pic:nvPicPr>
                   <pic:blipFill>
-                    <a:blip r:embed="rId12" cstate="print"/>
+                    <a:blip r:embed="rId10" cstate="print"/>
                     <a:stretch>
                       <a:fillRect/>
                     </a:stretch>
@@ -5821,99 +5703,89 @@
       </w:r>
       <w:r>
         <w:rPr>
-          <w:position w:val="3"/>
-        </w:rPr>
-      </w:r>
-      <w:r>
-        <w:rPr>
           <w:rFonts w:ascii="Times New Roman"/>
           <w:spacing w:val="79"/>
           <w:sz w:val="20"/>
         </w:rPr>
-        <w:t>  </w:t>
-      </w:r>
-      <w:r>
-        <w:rPr/>
+        <w:t xml:space="preserve">  </w:t>
+      </w:r>
+      <w:r>
         <w:t>implementing</w:t>
       </w:r>
       <w:r>
         <w:rPr>
           <w:spacing w:val="21"/>
         </w:rPr>
-        <w:t> </w:t>
-      </w:r>
-      <w:r>
-        <w:rPr/>
+        <w:t xml:space="preserve"> </w:t>
+      </w:r>
+      <w:r>
         <w:t>and</w:t>
       </w:r>
       <w:r>
         <w:rPr>
           <w:spacing w:val="21"/>
         </w:rPr>
-        <w:t> </w:t>
-      </w:r>
-      <w:r>
-        <w:rPr/>
+        <w:t xml:space="preserve"> </w:t>
+      </w:r>
+      <w:r>
         <w:t>following</w:t>
       </w:r>
       <w:r>
         <w:rPr>
           <w:spacing w:val="21"/>
         </w:rPr>
-        <w:t> </w:t>
-      </w:r>
-      <w:r>
-        <w:rPr/>
+        <w:t xml:space="preserve"> </w:t>
+      </w:r>
+      <w:r>
         <w:t>corporate</w:t>
       </w:r>
       <w:r>
         <w:rPr>
           <w:spacing w:val="21"/>
         </w:rPr>
-        <w:t> </w:t>
-      </w:r>
-      <w:r>
-        <w:rPr/>
+        <w:t xml:space="preserve"> </w:t>
+      </w:r>
+      <w:r>
         <w:t>design</w:t>
       </w:r>
       <w:r>
         <w:rPr>
           <w:spacing w:val="21"/>
         </w:rPr>
-        <w:t> </w:t>
-      </w:r>
-      <w:r>
-        <w:rPr/>
+        <w:t xml:space="preserve"> </w:t>
+      </w:r>
+      <w:r>
         <w:t>rules</w:t>
       </w:r>
     </w:p>
     <w:p>
       <w:pPr>
         <w:pStyle w:val="BodyText"/>
-        <w:spacing w:line="208" w:lineRule="auto" w:before="6"/>
+        <w:spacing w:before="6" w:line="208" w:lineRule="auto"/>
         <w:ind w:left="329" w:right="79" w:hanging="206"/>
       </w:pPr>
       <w:r>
         <w:rPr>
+          <w:noProof/>
           <w:position w:val="3"/>
         </w:rPr>
         <w:drawing>
-          <wp:inline distT="0" distB="0" distL="0" distR="0">
+          <wp:inline distT="0" distB="0" distL="0" distR="0" wp14:anchorId="6C8B5025" wp14:editId="378E9A12">
             <wp:extent cx="33906" cy="33906"/>
             <wp:effectExtent l="0" t="0" r="0" b="0"/>
             <wp:docPr id="54" name="Image 54"/>
             <wp:cNvGraphicFramePr>
-              <a:graphicFrameLocks/>
+              <a:graphicFrameLocks xmlns:a="http://schemas.openxmlformats.org/drawingml/2006/main"/>
             </wp:cNvGraphicFramePr>
-            <a:graphic>
+            <a:graphic xmlns:a="http://schemas.openxmlformats.org/drawingml/2006/main">
               <a:graphicData uri="http://schemas.openxmlformats.org/drawingml/2006/picture">
-                <pic:pic>
+                <pic:pic xmlns:pic="http://schemas.openxmlformats.org/drawingml/2006/picture">
                   <pic:nvPicPr>
                     <pic:cNvPr id="54" name="Image 54"/>
                     <pic:cNvPicPr/>
                   </pic:nvPicPr>
                   <pic:blipFill>
-                    <a:blip r:embed="rId12" cstate="print"/>
+                    <a:blip r:embed="rId10" cstate="print"/>
                     <a:stretch>
                       <a:fillRect/>
                     </a:stretch>
@@ -5935,17 +5807,12 @@
       </w:r>
       <w:r>
         <w:rPr>
-          <w:position w:val="3"/>
-        </w:rPr>
-      </w:r>
-      <w:r>
-        <w:rPr>
           <w:rFonts w:ascii="Times New Roman"/>
           <w:spacing w:val="46"/>
           <w:w w:val="105"/>
           <w:sz w:val="20"/>
         </w:rPr>
-        <w:t> </w:t>
+        <w:t xml:space="preserve"> </w:t>
       </w:r>
       <w:r>
         <w:rPr>
@@ -5958,7 +5825,7 @@
           <w:spacing w:val="-13"/>
           <w:w w:val="105"/>
         </w:rPr>
-        <w:t> </w:t>
+        <w:t xml:space="preserve"> </w:t>
       </w:r>
       <w:r>
         <w:rPr>
@@ -5971,7 +5838,7 @@
           <w:spacing w:val="-14"/>
           <w:w w:val="105"/>
         </w:rPr>
-        <w:t> </w:t>
+        <w:t xml:space="preserve"> </w:t>
       </w:r>
       <w:r>
         <w:rPr>
@@ -5984,7 +5851,7 @@
           <w:spacing w:val="-13"/>
           <w:w w:val="105"/>
         </w:rPr>
-        <w:t> </w:t>
+        <w:t xml:space="preserve"> </w:t>
       </w:r>
       <w:r>
         <w:rPr>
@@ -5997,7 +5864,7 @@
           <w:spacing w:val="-13"/>
           <w:w w:val="105"/>
         </w:rPr>
-        <w:t> </w:t>
+        <w:t xml:space="preserve"> </w:t>
       </w:r>
       <w:r>
         <w:rPr>
@@ -6010,7 +5877,7 @@
           <w:spacing w:val="-14"/>
           <w:w w:val="105"/>
         </w:rPr>
-        <w:t> </w:t>
+        <w:t xml:space="preserve"> </w:t>
       </w:r>
       <w:r>
         <w:rPr>
@@ -6023,7 +5890,7 @@
           <w:spacing w:val="-13"/>
           <w:w w:val="105"/>
         </w:rPr>
-        <w:t> </w:t>
+        <w:t xml:space="preserve"> </w:t>
       </w:r>
       <w:r>
         <w:rPr>
@@ -6036,7 +5903,7 @@
           <w:spacing w:val="-13"/>
           <w:w w:val="105"/>
         </w:rPr>
-        <w:t> </w:t>
+        <w:t xml:space="preserve"> </w:t>
       </w:r>
       <w:r>
         <w:rPr>
@@ -6049,7 +5916,7 @@
           <w:spacing w:val="-14"/>
           <w:w w:val="105"/>
         </w:rPr>
-        <w:t> </w:t>
+        <w:t xml:space="preserve"> </w:t>
       </w:r>
       <w:r>
         <w:rPr>
@@ -6061,12 +5928,12 @@
     <w:p>
       <w:pPr>
         <w:pStyle w:val="BodyText"/>
-        <w:spacing w:after="0" w:line="208" w:lineRule="auto"/>
+        <w:spacing w:line="208" w:lineRule="auto"/>
         <w:sectPr>
           <w:type w:val="continuous"/>
           <w:pgSz w:w="11910" w:h="16850"/>
-          <w:pgMar w:header="0" w:footer="620" w:top="0" w:bottom="820" w:left="1133" w:right="566"/>
-          <w:cols w:num="2" w:equalWidth="0">
+          <w:pgMar w:top="0" w:right="566" w:bottom="820" w:left="1133" w:header="0" w:footer="620" w:gutter="0"/>
+          <w:cols w:num="2" w:space="720" w:equalWidth="0">
             <w:col w:w="3588" w:space="571"/>
             <w:col w:w="6052"/>
           </w:cols>
@@ -6084,6 +5951,7 @@
           <w:color w:val="D57915"/>
           <w:w w:val="90"/>
         </w:rPr>
+        <w:lastRenderedPageBreak/>
         <w:t>Professional</w:t>
       </w:r>
       <w:r>
@@ -6091,7 +5959,7 @@
           <w:color w:val="D57915"/>
           <w:spacing w:val="21"/>
         </w:rPr>
-        <w:t> </w:t>
+        <w:t xml:space="preserve"> </w:t>
       </w:r>
       <w:r>
         <w:rPr>
@@ -6114,12 +5982,13 @@
       <w:r>
         <w:rPr>
           <w:rFonts w:ascii="Arial Black"/>
+          <w:noProof/>
           <w:sz w:val="7"/>
         </w:rPr>
         <mc:AlternateContent>
           <mc:Choice Requires="wps">
             <w:drawing>
-              <wp:anchor distT="0" distB="0" distL="0" distR="0" allowOverlap="1" layoutInCell="1" locked="0" behindDoc="1" simplePos="0" relativeHeight="487590912">
+              <wp:anchor distT="0" distB="0" distL="0" distR="0" simplePos="0" relativeHeight="487590912" behindDoc="1" locked="0" layoutInCell="1" allowOverlap="1" wp14:anchorId="74B97D54" wp14:editId="0B09E2B9">
                 <wp:simplePos x="0" y="0"/>
                 <wp:positionH relativeFrom="page">
                   <wp:posOffset>3397186</wp:posOffset>
@@ -6132,13 +6001,14 @@
                 <wp:wrapTopAndBottom/>
                 <wp:docPr id="55" name="Graphic 55"/>
                 <wp:cNvGraphicFramePr>
-                  <a:graphicFrameLocks/>
+                  <a:graphicFrameLocks xmlns:a="http://schemas.openxmlformats.org/drawingml/2006/main"/>
                 </wp:cNvGraphicFramePr>
-                <a:graphic>
+                <a:graphic xmlns:a="http://schemas.openxmlformats.org/drawingml/2006/main">
                   <a:graphicData uri="http://schemas.microsoft.com/office/word/2010/wordprocessingShape">
                     <wps:wsp>
-                      <wps:cNvPr id="55" name="Graphic 55"/>
-                      <wps:cNvSpPr/>
+                      <wps:cNvSpPr>
+                        <a:spLocks/>
+                      </wps:cNvSpPr>
                       <wps:spPr>
                         <a:xfrm>
                           <a:off x="0" y="0"/>
@@ -6151,7 +6021,7 @@
                           <a:cxnLst/>
                           <a:rect l="l" t="t" r="r" b="b"/>
                           <a:pathLst>
-                            <a:path w="1098550" h="0">
+                            <a:path w="1098550">
                               <a:moveTo>
                                 <a:pt x="0" y="0"/>
                               </a:moveTo>
@@ -6180,7 +6050,7 @@
               </wp:anchor>
             </w:drawing>
           </mc:Choice>
-          <mc:Fallback>
+          <mc:Fallback xmlns:pic="http://schemas.openxmlformats.org/drawingml/2006/picture" xmlns:a="http://schemas.openxmlformats.org/drawingml/2006/main" xmlns:ve="http://schemas.openxmlformats.org/markup-compatibility/2006">
             <w:pict>
               <v:shape style="position:absolute;margin-left:267.494995pt;margin-top:6.575028pt;width:86.5pt;height:.1pt;mso-position-horizontal-relative:page;mso-position-vertical-relative:paragraph;z-index:-15725568;mso-wrap-distance-left:0;mso-wrap-distance-right:0" id="docshape11" coordorigin="5350,132" coordsize="1730,0" path="m5350,132l7079,132e" filled="false" stroked="true" strokeweight="1.5pt" strokecolor="#d57915">
                 <v:path arrowok="t"/>
@@ -6223,7 +6093,7 @@
           <w:color w:val="565656"/>
           <w:spacing w:val="-14"/>
         </w:rPr>
-        <w:t> </w:t>
+        <w:t xml:space="preserve"> </w:t>
       </w:r>
       <w:r>
         <w:rPr>
@@ -6237,7 +6107,7 @@
           <w:color w:val="565656"/>
           <w:spacing w:val="-14"/>
         </w:rPr>
-        <w:t> </w:t>
+        <w:t xml:space="preserve"> </w:t>
       </w:r>
       <w:r>
         <w:rPr>
@@ -6251,7 +6121,7 @@
           <w:color w:val="565656"/>
           <w:spacing w:val="-13"/>
         </w:rPr>
-        <w:t> </w:t>
+        <w:t xml:space="preserve"> </w:t>
       </w:r>
       <w:r>
         <w:rPr>
@@ -6265,7 +6135,7 @@
           <w:color w:val="565656"/>
           <w:spacing w:val="-14"/>
         </w:rPr>
-        <w:t> </w:t>
+        <w:t xml:space="preserve"> </w:t>
       </w:r>
       <w:r>
         <w:rPr>
@@ -6278,47 +6148,47 @@
     <w:p>
       <w:pPr>
         <w:pStyle w:val="BodyText"/>
-        <w:spacing w:line="230" w:lineRule="exact" w:before="80"/>
+        <w:spacing w:before="80" w:line="230" w:lineRule="exact"/>
         <w:ind w:left="4216"/>
       </w:pPr>
       <w:r>
-        <w:rPr/>
         <w:t>Key</w:t>
       </w:r>
       <w:r>
         <w:rPr>
           <w:spacing w:val="-2"/>
         </w:rPr>
-        <w:t> responsibilities:</w:t>
+        <w:t xml:space="preserve"> responsibilities:</w:t>
       </w:r>
     </w:p>
     <w:p>
       <w:pPr>
         <w:pStyle w:val="BodyText"/>
-        <w:spacing w:line="208" w:lineRule="auto" w:before="6"/>
+        <w:spacing w:before="6" w:line="208" w:lineRule="auto"/>
         <w:ind w:left="4489" w:hanging="206"/>
       </w:pPr>
       <w:r>
         <w:rPr>
+          <w:noProof/>
           <w:position w:val="3"/>
         </w:rPr>
         <w:drawing>
-          <wp:inline distT="0" distB="0" distL="0" distR="0">
+          <wp:inline distT="0" distB="0" distL="0" distR="0" wp14:anchorId="154B9991" wp14:editId="104F18A9">
             <wp:extent cx="33906" cy="33906"/>
             <wp:effectExtent l="0" t="0" r="0" b="0"/>
             <wp:docPr id="56" name="Image 56"/>
             <wp:cNvGraphicFramePr>
-              <a:graphicFrameLocks/>
+              <a:graphicFrameLocks xmlns:a="http://schemas.openxmlformats.org/drawingml/2006/main"/>
             </wp:cNvGraphicFramePr>
-            <a:graphic>
+            <a:graphic xmlns:a="http://schemas.openxmlformats.org/drawingml/2006/main">
               <a:graphicData uri="http://schemas.openxmlformats.org/drawingml/2006/picture">
-                <pic:pic>
+                <pic:pic xmlns:pic="http://schemas.openxmlformats.org/drawingml/2006/picture">
                   <pic:nvPicPr>
                     <pic:cNvPr id="56" name="Image 56"/>
                     <pic:cNvPicPr/>
                   </pic:nvPicPr>
                   <pic:blipFill>
-                    <a:blip r:embed="rId12" cstate="print"/>
+                    <a:blip r:embed="rId10" cstate="print"/>
                     <a:stretch>
                       <a:fillRect/>
                     </a:stretch>
@@ -6340,17 +6210,12 @@
       </w:r>
       <w:r>
         <w:rPr>
-          <w:position w:val="3"/>
-        </w:rPr>
-      </w:r>
-      <w:r>
-        <w:rPr>
           <w:rFonts w:ascii="Times New Roman"/>
           <w:spacing w:val="80"/>
           <w:w w:val="105"/>
           <w:sz w:val="20"/>
         </w:rPr>
-        <w:t> </w:t>
+        <w:t xml:space="preserve"> </w:t>
       </w:r>
       <w:r>
         <w:rPr>
@@ -6363,7 +6228,7 @@
           <w:spacing w:val="-12"/>
           <w:w w:val="105"/>
         </w:rPr>
-        <w:t> </w:t>
+        <w:t xml:space="preserve"> </w:t>
       </w:r>
       <w:r>
         <w:rPr>
@@ -6376,7 +6241,7 @@
           <w:spacing w:val="-12"/>
           <w:w w:val="105"/>
         </w:rPr>
-        <w:t> </w:t>
+        <w:t xml:space="preserve"> </w:t>
       </w:r>
       <w:r>
         <w:rPr>
@@ -6389,7 +6254,7 @@
           <w:spacing w:val="-12"/>
           <w:w w:val="105"/>
         </w:rPr>
-        <w:t> </w:t>
+        <w:t xml:space="preserve"> </w:t>
       </w:r>
       <w:r>
         <w:rPr>
@@ -6402,7 +6267,7 @@
           <w:spacing w:val="-12"/>
           <w:w w:val="105"/>
         </w:rPr>
-        <w:t> </w:t>
+        <w:t xml:space="preserve"> </w:t>
       </w:r>
       <w:r>
         <w:rPr>
@@ -6415,7 +6280,7 @@
           <w:spacing w:val="-12"/>
           <w:w w:val="105"/>
         </w:rPr>
-        <w:t> </w:t>
+        <w:t xml:space="preserve"> </w:t>
       </w:r>
       <w:r>
         <w:rPr>
@@ -6428,7 +6293,7 @@
           <w:spacing w:val="-12"/>
           <w:w w:val="105"/>
         </w:rPr>
-        <w:t> </w:t>
+        <w:t xml:space="preserve"> </w:t>
       </w:r>
       <w:r>
         <w:rPr>
@@ -6441,7 +6306,7 @@
           <w:spacing w:val="-12"/>
           <w:w w:val="105"/>
         </w:rPr>
-        <w:t> </w:t>
+        <w:t xml:space="preserve"> </w:t>
       </w:r>
       <w:r>
         <w:rPr>
@@ -6454,7 +6319,7 @@
           <w:spacing w:val="-12"/>
           <w:w w:val="105"/>
         </w:rPr>
-        <w:t> </w:t>
+        <w:t xml:space="preserve"> </w:t>
       </w:r>
       <w:r>
         <w:rPr>
@@ -6467,14 +6332,16 @@
           <w:spacing w:val="-9"/>
           <w:w w:val="105"/>
         </w:rPr>
-        <w:t> </w:t>
-      </w:r>
+        <w:t xml:space="preserve"> </w:t>
+      </w:r>
+      <w:proofErr w:type="gramStart"/>
       <w:r>
         <w:rPr>
           <w:w w:val="105"/>
         </w:rPr>
         <w:t>research;</w:t>
       </w:r>
+      <w:proofErr w:type="gramEnd"/>
     </w:p>
     <w:p>
       <w:pPr>
@@ -6484,25 +6351,26 @@
       </w:pPr>
       <w:r>
         <w:rPr>
+          <w:noProof/>
           <w:position w:val="3"/>
         </w:rPr>
         <w:drawing>
-          <wp:inline distT="0" distB="0" distL="0" distR="0">
+          <wp:inline distT="0" distB="0" distL="0" distR="0" wp14:anchorId="4571BBB9" wp14:editId="373B881E">
             <wp:extent cx="33906" cy="33906"/>
             <wp:effectExtent l="0" t="0" r="0" b="0"/>
             <wp:docPr id="57" name="Image 57"/>
             <wp:cNvGraphicFramePr>
-              <a:graphicFrameLocks/>
+              <a:graphicFrameLocks xmlns:a="http://schemas.openxmlformats.org/drawingml/2006/main"/>
             </wp:cNvGraphicFramePr>
-            <a:graphic>
+            <a:graphic xmlns:a="http://schemas.openxmlformats.org/drawingml/2006/main">
               <a:graphicData uri="http://schemas.openxmlformats.org/drawingml/2006/picture">
-                <pic:pic>
+                <pic:pic xmlns:pic="http://schemas.openxmlformats.org/drawingml/2006/picture">
                   <pic:nvPicPr>
                     <pic:cNvPr id="57" name="Image 57"/>
                     <pic:cNvPicPr/>
                   </pic:nvPicPr>
                   <pic:blipFill>
-                    <a:blip r:embed="rId12" cstate="print"/>
+                    <a:blip r:embed="rId10" cstate="print"/>
                     <a:stretch>
                       <a:fillRect/>
                     </a:stretch>
@@ -6524,17 +6392,12 @@
       </w:r>
       <w:r>
         <w:rPr>
-          <w:position w:val="3"/>
-        </w:rPr>
-      </w:r>
-      <w:r>
-        <w:rPr>
           <w:rFonts w:ascii="Times New Roman"/>
           <w:spacing w:val="80"/>
           <w:w w:val="105"/>
           <w:sz w:val="20"/>
         </w:rPr>
-        <w:t> </w:t>
+        <w:t xml:space="preserve"> </w:t>
       </w:r>
       <w:r>
         <w:rPr>
@@ -6547,7 +6410,7 @@
           <w:spacing w:val="-9"/>
           <w:w w:val="105"/>
         </w:rPr>
-        <w:t> </w:t>
+        <w:t xml:space="preserve"> </w:t>
       </w:r>
       <w:r>
         <w:rPr>
@@ -6560,7 +6423,7 @@
           <w:spacing w:val="-9"/>
           <w:w w:val="105"/>
         </w:rPr>
-        <w:t> </w:t>
+        <w:t xml:space="preserve"> </w:t>
       </w:r>
       <w:r>
         <w:rPr>
@@ -6573,7 +6436,7 @@
           <w:spacing w:val="-9"/>
           <w:w w:val="105"/>
         </w:rPr>
-        <w:t> </w:t>
+        <w:t xml:space="preserve"> </w:t>
       </w:r>
       <w:r>
         <w:rPr>
@@ -6586,7 +6449,7 @@
           <w:spacing w:val="-9"/>
           <w:w w:val="105"/>
         </w:rPr>
-        <w:t> </w:t>
+        <w:t xml:space="preserve"> </w:t>
       </w:r>
       <w:r>
         <w:rPr>
@@ -6599,7 +6462,7 @@
           <w:spacing w:val="-9"/>
           <w:w w:val="105"/>
         </w:rPr>
-        <w:t> </w:t>
+        <w:t xml:space="preserve"> </w:t>
       </w:r>
       <w:r>
         <w:rPr>
@@ -6612,7 +6475,7 @@
           <w:spacing w:val="-9"/>
           <w:w w:val="105"/>
         </w:rPr>
-        <w:t> </w:t>
+        <w:t xml:space="preserve"> </w:t>
       </w:r>
       <w:r>
         <w:rPr>
@@ -6625,7 +6488,7 @@
           <w:spacing w:val="-9"/>
           <w:w w:val="105"/>
         </w:rPr>
-        <w:t> </w:t>
+        <w:t xml:space="preserve"> </w:t>
       </w:r>
       <w:r>
         <w:rPr>
@@ -6638,7 +6501,7 @@
           <w:spacing w:val="-9"/>
           <w:w w:val="105"/>
         </w:rPr>
-        <w:t> </w:t>
+        <w:t xml:space="preserve"> </w:t>
       </w:r>
       <w:r>
         <w:rPr>
@@ -6651,14 +6514,15 @@
           <w:spacing w:val="-9"/>
           <w:w w:val="105"/>
         </w:rPr>
-        <w:t> </w:t>
-      </w:r>
-      <w:r>
-        <w:rPr>
-          <w:w w:val="105"/>
-        </w:rPr>
-        <w:t>media </w:t>
-      </w:r>
+        <w:t xml:space="preserve"> </w:t>
+      </w:r>
+      <w:r>
+        <w:rPr>
+          <w:w w:val="105"/>
+        </w:rPr>
+        <w:t xml:space="preserve">media </w:t>
+      </w:r>
+      <w:proofErr w:type="gramStart"/>
       <w:r>
         <w:rPr>
           <w:spacing w:val="-2"/>
@@ -6666,6 +6530,7 @@
         </w:rPr>
         <w:t>platform;</w:t>
       </w:r>
+      <w:proofErr w:type="gramEnd"/>
     </w:p>
     <w:p>
       <w:pPr>
@@ -6675,25 +6540,26 @@
       </w:pPr>
       <w:r>
         <w:rPr>
+          <w:noProof/>
           <w:position w:val="3"/>
         </w:rPr>
         <w:drawing>
-          <wp:inline distT="0" distB="0" distL="0" distR="0">
+          <wp:inline distT="0" distB="0" distL="0" distR="0" wp14:anchorId="01E1AD8F" wp14:editId="49CC0570">
             <wp:extent cx="33906" cy="33906"/>
             <wp:effectExtent l="0" t="0" r="0" b="0"/>
             <wp:docPr id="58" name="Image 58"/>
             <wp:cNvGraphicFramePr>
-              <a:graphicFrameLocks/>
+              <a:graphicFrameLocks xmlns:a="http://schemas.openxmlformats.org/drawingml/2006/main"/>
             </wp:cNvGraphicFramePr>
-            <a:graphic>
+            <a:graphic xmlns:a="http://schemas.openxmlformats.org/drawingml/2006/main">
               <a:graphicData uri="http://schemas.openxmlformats.org/drawingml/2006/picture">
-                <pic:pic>
+                <pic:pic xmlns:pic="http://schemas.openxmlformats.org/drawingml/2006/picture">
                   <pic:nvPicPr>
                     <pic:cNvPr id="58" name="Image 58"/>
                     <pic:cNvPicPr/>
                   </pic:nvPicPr>
                   <pic:blipFill>
-                    <a:blip r:embed="rId12" cstate="print"/>
+                    <a:blip r:embed="rId10" cstate="print"/>
                     <a:stretch>
                       <a:fillRect/>
                     </a:stretch>
@@ -6715,49 +6581,44 @@
       </w:r>
       <w:r>
         <w:rPr>
-          <w:position w:val="3"/>
-        </w:rPr>
-      </w:r>
-      <w:r>
-        <w:rPr>
           <w:rFonts w:ascii="Times New Roman"/>
           <w:spacing w:val="40"/>
           <w:sz w:val="20"/>
         </w:rPr>
-        <w:t>  </w:t>
-      </w:r>
-      <w:r>
-        <w:rPr/>
+        <w:t xml:space="preserve">  </w:t>
+      </w:r>
+      <w:r>
         <w:t>Generate, edit, publish and share daily content</w:t>
       </w:r>
     </w:p>
     <w:p>
       <w:pPr>
         <w:pStyle w:val="BodyText"/>
-        <w:spacing w:line="208" w:lineRule="auto" w:before="6"/>
+        <w:spacing w:before="6" w:line="208" w:lineRule="auto"/>
         <w:ind w:left="4489" w:hanging="206"/>
       </w:pPr>
       <w:r>
         <w:rPr>
+          <w:noProof/>
           <w:position w:val="3"/>
         </w:rPr>
         <w:drawing>
-          <wp:inline distT="0" distB="0" distL="0" distR="0">
+          <wp:inline distT="0" distB="0" distL="0" distR="0" wp14:anchorId="32F98643" wp14:editId="29A08A63">
             <wp:extent cx="33906" cy="33906"/>
             <wp:effectExtent l="0" t="0" r="0" b="0"/>
             <wp:docPr id="59" name="Image 59"/>
             <wp:cNvGraphicFramePr>
-              <a:graphicFrameLocks/>
+              <a:graphicFrameLocks xmlns:a="http://schemas.openxmlformats.org/drawingml/2006/main"/>
             </wp:cNvGraphicFramePr>
-            <a:graphic>
+            <a:graphic xmlns:a="http://schemas.openxmlformats.org/drawingml/2006/main">
               <a:graphicData uri="http://schemas.openxmlformats.org/drawingml/2006/picture">
-                <pic:pic>
+                <pic:pic xmlns:pic="http://schemas.openxmlformats.org/drawingml/2006/picture">
                   <pic:nvPicPr>
                     <pic:cNvPr id="59" name="Image 59"/>
                     <pic:cNvPicPr/>
                   </pic:nvPicPr>
                   <pic:blipFill>
-                    <a:blip r:embed="rId12" cstate="print"/>
+                    <a:blip r:embed="rId10" cstate="print"/>
                     <a:stretch>
                       <a:fillRect/>
                     </a:stretch>
@@ -6779,17 +6640,12 @@
       </w:r>
       <w:r>
         <w:rPr>
-          <w:position w:val="3"/>
-        </w:rPr>
-      </w:r>
-      <w:r>
-        <w:rPr>
           <w:rFonts w:ascii="Times New Roman"/>
           <w:spacing w:val="80"/>
           <w:w w:val="105"/>
           <w:sz w:val="20"/>
         </w:rPr>
-        <w:t> </w:t>
+        <w:t xml:space="preserve"> </w:t>
       </w:r>
       <w:r>
         <w:rPr>
@@ -6802,7 +6658,7 @@
           <w:spacing w:val="-12"/>
           <w:w w:val="105"/>
         </w:rPr>
-        <w:t> </w:t>
+        <w:t xml:space="preserve"> </w:t>
       </w:r>
       <w:r>
         <w:rPr>
@@ -6815,7 +6671,7 @@
           <w:spacing w:val="-12"/>
           <w:w w:val="105"/>
         </w:rPr>
-        <w:t> </w:t>
+        <w:t xml:space="preserve"> </w:t>
       </w:r>
       <w:r>
         <w:rPr>
@@ -6828,7 +6684,7 @@
           <w:spacing w:val="-12"/>
           <w:w w:val="105"/>
         </w:rPr>
-        <w:t> </w:t>
+        <w:t xml:space="preserve"> </w:t>
       </w:r>
       <w:r>
         <w:rPr>
@@ -6841,7 +6697,7 @@
           <w:spacing w:val="-12"/>
           <w:w w:val="105"/>
         </w:rPr>
-        <w:t> </w:t>
+        <w:t xml:space="preserve"> </w:t>
       </w:r>
       <w:r>
         <w:rPr>
@@ -6854,7 +6710,7 @@
           <w:spacing w:val="-12"/>
           <w:w w:val="105"/>
         </w:rPr>
-        <w:t> </w:t>
+        <w:t xml:space="preserve"> </w:t>
       </w:r>
       <w:r>
         <w:rPr>
@@ -6867,7 +6723,7 @@
           <w:spacing w:val="-12"/>
           <w:w w:val="105"/>
         </w:rPr>
-        <w:t> </w:t>
+        <w:t xml:space="preserve"> </w:t>
       </w:r>
       <w:r>
         <w:rPr>
@@ -6880,20 +6736,28 @@
           <w:spacing w:val="-12"/>
           <w:w w:val="105"/>
         </w:rPr>
-        <w:t> </w:t>
-      </w:r>
-      <w:r>
-        <w:rPr>
-          <w:w w:val="105"/>
-        </w:rPr>
-        <w:t>etc)</w:t>
+        <w:t xml:space="preserve"> </w:t>
+      </w:r>
+      <w:proofErr w:type="spellStart"/>
+      <w:r>
+        <w:rPr>
+          <w:w w:val="105"/>
+        </w:rPr>
+        <w:t>etc</w:t>
+      </w:r>
+      <w:proofErr w:type="spellEnd"/>
+      <w:r>
+        <w:rPr>
+          <w:w w:val="105"/>
+        </w:rPr>
+        <w:t>)</w:t>
       </w:r>
       <w:r>
         <w:rPr>
           <w:spacing w:val="-12"/>
           <w:w w:val="105"/>
         </w:rPr>
-        <w:t> </w:t>
+        <w:t xml:space="preserve"> </w:t>
       </w:r>
       <w:r>
         <w:rPr>
@@ -6927,7 +6791,7 @@
         <w:rPr>
           <w:spacing w:val="-23"/>
         </w:rPr>
-        <w:t> </w:t>
+        <w:t xml:space="preserve"> </w:t>
       </w:r>
       <w:r>
         <w:rPr>
@@ -6939,7 +6803,7 @@
         <w:rPr>
           <w:spacing w:val="-22"/>
         </w:rPr>
-        <w:t> </w:t>
+        <w:t xml:space="preserve"> </w:t>
       </w:r>
       <w:r>
         <w:rPr>
@@ -6951,7 +6815,7 @@
         <w:rPr>
           <w:spacing w:val="-22"/>
         </w:rPr>
-        <w:t> </w:t>
+        <w:t xml:space="preserve"> </w:t>
       </w:r>
       <w:r>
         <w:rPr>
@@ -6978,7 +6842,7 @@
           <w:color w:val="565656"/>
           <w:spacing w:val="-10"/>
         </w:rPr>
-        <w:t> </w:t>
+        <w:t xml:space="preserve"> </w:t>
       </w:r>
       <w:r>
         <w:rPr>
@@ -6992,7 +6856,7 @@
           <w:color w:val="565656"/>
           <w:spacing w:val="-10"/>
         </w:rPr>
-        <w:t> </w:t>
+        <w:t xml:space="preserve"> </w:t>
       </w:r>
       <w:r>
         <w:rPr>
@@ -7006,7 +6870,7 @@
           <w:color w:val="565656"/>
           <w:spacing w:val="-10"/>
         </w:rPr>
-        <w:t> </w:t>
+        <w:t xml:space="preserve"> </w:t>
       </w:r>
       <w:r>
         <w:rPr>
@@ -7020,7 +6884,7 @@
           <w:color w:val="565656"/>
           <w:spacing w:val="-10"/>
         </w:rPr>
-        <w:t> </w:t>
+        <w:t xml:space="preserve"> </w:t>
       </w:r>
       <w:r>
         <w:rPr>
@@ -7033,47 +6897,47 @@
     <w:p>
       <w:pPr>
         <w:pStyle w:val="BodyText"/>
-        <w:spacing w:line="230" w:lineRule="exact" w:before="65"/>
+        <w:spacing w:before="65" w:line="230" w:lineRule="exact"/>
         <w:ind w:left="4229"/>
       </w:pPr>
       <w:r>
-        <w:rPr/>
         <w:t>Key</w:t>
       </w:r>
       <w:r>
         <w:rPr>
           <w:spacing w:val="-2"/>
         </w:rPr>
-        <w:t> responsibilities:</w:t>
+        <w:t xml:space="preserve"> responsibilities:</w:t>
       </w:r>
     </w:p>
     <w:p>
       <w:pPr>
         <w:pStyle w:val="BodyText"/>
-        <w:spacing w:line="208" w:lineRule="auto" w:before="7"/>
+        <w:spacing w:before="7" w:line="208" w:lineRule="auto"/>
         <w:ind w:left="4296" w:right="1912"/>
       </w:pPr>
       <w:r>
         <w:rPr>
+          <w:noProof/>
           <w:position w:val="3"/>
         </w:rPr>
         <w:drawing>
-          <wp:inline distT="0" distB="0" distL="0" distR="0">
+          <wp:inline distT="0" distB="0" distL="0" distR="0" wp14:anchorId="0EE9CDD6" wp14:editId="3A8A445D">
             <wp:extent cx="33906" cy="33906"/>
             <wp:effectExtent l="0" t="0" r="0" b="0"/>
             <wp:docPr id="60" name="Image 60"/>
             <wp:cNvGraphicFramePr>
-              <a:graphicFrameLocks/>
+              <a:graphicFrameLocks xmlns:a="http://schemas.openxmlformats.org/drawingml/2006/main"/>
             </wp:cNvGraphicFramePr>
-            <a:graphic>
+            <a:graphic xmlns:a="http://schemas.openxmlformats.org/drawingml/2006/main">
               <a:graphicData uri="http://schemas.openxmlformats.org/drawingml/2006/picture">
-                <pic:pic>
+                <pic:pic xmlns:pic="http://schemas.openxmlformats.org/drawingml/2006/picture">
                   <pic:nvPicPr>
                     <pic:cNvPr id="60" name="Image 60"/>
                     <pic:cNvPicPr/>
                   </pic:nvPicPr>
                   <pic:blipFill>
-                    <a:blip r:embed="rId12" cstate="print"/>
+                    <a:blip r:embed="rId10" cstate="print"/>
                     <a:stretch>
                       <a:fillRect/>
                     </a:stretch>
@@ -7095,17 +6959,12 @@
       </w:r>
       <w:r>
         <w:rPr>
-          <w:position w:val="3"/>
-        </w:rPr>
-      </w:r>
-      <w:r>
-        <w:rPr>
           <w:rFonts w:ascii="Times New Roman"/>
           <w:spacing w:val="40"/>
           <w:w w:val="105"/>
           <w:sz w:val="20"/>
         </w:rPr>
-        <w:t>  </w:t>
+        <w:t xml:space="preserve">  </w:t>
       </w:r>
       <w:r>
         <w:rPr>
@@ -7118,7 +6977,7 @@
           <w:spacing w:val="-12"/>
           <w:w w:val="105"/>
         </w:rPr>
-        <w:t> </w:t>
+        <w:t xml:space="preserve"> </w:t>
       </w:r>
       <w:r>
         <w:rPr>
@@ -7131,7 +6990,7 @@
           <w:spacing w:val="-12"/>
           <w:w w:val="105"/>
         </w:rPr>
-        <w:t> </w:t>
+        <w:t xml:space="preserve"> </w:t>
       </w:r>
       <w:r>
         <w:rPr>
@@ -7144,7 +7003,7 @@
           <w:spacing w:val="-12"/>
           <w:w w:val="105"/>
         </w:rPr>
-        <w:t> </w:t>
+        <w:t xml:space="preserve"> </w:t>
       </w:r>
       <w:r>
         <w:rPr>
@@ -7157,7 +7016,7 @@
           <w:spacing w:val="-12"/>
           <w:w w:val="105"/>
         </w:rPr>
-        <w:t> </w:t>
+        <w:t xml:space="preserve"> </w:t>
       </w:r>
       <w:r>
         <w:rPr>
@@ -7170,35 +7029,36 @@
           <w:spacing w:val="-12"/>
           <w:w w:val="105"/>
         </w:rPr>
-        <w:t> </w:t>
-      </w:r>
-      <w:r>
-        <w:rPr>
-          <w:w w:val="105"/>
-        </w:rPr>
-        <w:t>content </w:t>
-      </w:r>
-      <w:r>
-        <w:rPr>
+        <w:t xml:space="preserve"> </w:t>
+      </w:r>
+      <w:r>
+        <w:rPr>
+          <w:w w:val="105"/>
+        </w:rPr>
+        <w:t xml:space="preserve">content </w:t>
+      </w:r>
+      <w:r>
+        <w:rPr>
+          <w:noProof/>
           <w:position w:val="3"/>
         </w:rPr>
         <w:drawing>
-          <wp:inline distT="0" distB="0" distL="0" distR="0">
+          <wp:inline distT="0" distB="0" distL="0" distR="0" wp14:anchorId="656D7169" wp14:editId="32A4A9E1">
             <wp:extent cx="33906" cy="33906"/>
             <wp:effectExtent l="0" t="0" r="0" b="0"/>
             <wp:docPr id="61" name="Image 61"/>
             <wp:cNvGraphicFramePr>
-              <a:graphicFrameLocks/>
+              <a:graphicFrameLocks xmlns:a="http://schemas.openxmlformats.org/drawingml/2006/main"/>
             </wp:cNvGraphicFramePr>
-            <a:graphic>
+            <a:graphic xmlns:a="http://schemas.openxmlformats.org/drawingml/2006/main">
               <a:graphicData uri="http://schemas.openxmlformats.org/drawingml/2006/picture">
-                <pic:pic>
+                <pic:pic xmlns:pic="http://schemas.openxmlformats.org/drawingml/2006/picture">
                   <pic:nvPicPr>
                     <pic:cNvPr id="61" name="Image 61"/>
                     <pic:cNvPicPr/>
                   </pic:nvPicPr>
                   <pic:blipFill>
-                    <a:blip r:embed="rId12" cstate="print"/>
+                    <a:blip r:embed="rId10" cstate="print"/>
                     <a:stretch>
                       <a:fillRect/>
                     </a:stretch>
@@ -7220,23 +7080,20 @@
       </w:r>
       <w:r>
         <w:rPr>
-          <w:position w:val="3"/>
-        </w:rPr>
-      </w:r>
-      <w:r>
-        <w:rPr>
           <w:rFonts w:ascii="Times New Roman"/>
           <w:spacing w:val="80"/>
           <w:w w:val="150"/>
         </w:rPr>
-        <w:t> </w:t>
-      </w:r>
+        <w:t xml:space="preserve"> </w:t>
+      </w:r>
+      <w:proofErr w:type="gramStart"/>
       <w:r>
         <w:rPr>
           <w:w w:val="105"/>
         </w:rPr>
         <w:t>Social Media</w:t>
       </w:r>
+      <w:proofErr w:type="gramEnd"/>
     </w:p>
     <w:p>
       <w:pPr>
@@ -7254,7 +7111,7 @@
         <w:rPr>
           <w:spacing w:val="3"/>
         </w:rPr>
-        <w:t> </w:t>
+        <w:t xml:space="preserve"> </w:t>
       </w:r>
       <w:r>
         <w:rPr>
@@ -7281,7 +7138,7 @@
           <w:color w:val="565656"/>
           <w:spacing w:val="-13"/>
         </w:rPr>
-        <w:t> </w:t>
+        <w:t xml:space="preserve"> </w:t>
       </w:r>
       <w:r>
         <w:rPr>
@@ -7295,7 +7152,7 @@
           <w:color w:val="565656"/>
           <w:spacing w:val="-12"/>
         </w:rPr>
-        <w:t> </w:t>
+        <w:t xml:space="preserve"> </w:t>
       </w:r>
       <w:r>
         <w:rPr>
@@ -7309,7 +7166,7 @@
           <w:color w:val="565656"/>
           <w:spacing w:val="-13"/>
         </w:rPr>
-        <w:t> </w:t>
+        <w:t xml:space="preserve"> </w:t>
       </w:r>
       <w:r>
         <w:rPr>
@@ -7323,7 +7180,7 @@
           <w:color w:val="565656"/>
           <w:spacing w:val="-12"/>
         </w:rPr>
-        <w:t> </w:t>
+        <w:t xml:space="preserve"> </w:t>
       </w:r>
       <w:r>
         <w:rPr>
@@ -7336,47 +7193,47 @@
     <w:p>
       <w:pPr>
         <w:pStyle w:val="BodyText"/>
-        <w:spacing w:line="230" w:lineRule="exact" w:before="80"/>
+        <w:spacing w:before="80" w:line="230" w:lineRule="exact"/>
         <w:ind w:left="4216"/>
       </w:pPr>
       <w:r>
-        <w:rPr/>
         <w:t>Key</w:t>
       </w:r>
       <w:r>
         <w:rPr>
           <w:spacing w:val="-2"/>
         </w:rPr>
-        <w:t> responsibilities:</w:t>
+        <w:t xml:space="preserve"> responsibilities:</w:t>
       </w:r>
     </w:p>
     <w:p>
       <w:pPr>
         <w:pStyle w:val="BodyText"/>
-        <w:spacing w:line="208" w:lineRule="auto" w:before="7"/>
+        <w:spacing w:before="7" w:line="208" w:lineRule="auto"/>
         <w:ind w:left="4489" w:hanging="206"/>
       </w:pPr>
       <w:r>
         <w:rPr>
+          <w:noProof/>
           <w:position w:val="3"/>
         </w:rPr>
         <w:drawing>
-          <wp:inline distT="0" distB="0" distL="0" distR="0">
+          <wp:inline distT="0" distB="0" distL="0" distR="0" wp14:anchorId="7215E351" wp14:editId="4CBE9EAC">
             <wp:extent cx="33906" cy="33906"/>
             <wp:effectExtent l="0" t="0" r="0" b="0"/>
             <wp:docPr id="62" name="Image 62"/>
             <wp:cNvGraphicFramePr>
-              <a:graphicFrameLocks/>
+              <a:graphicFrameLocks xmlns:a="http://schemas.openxmlformats.org/drawingml/2006/main"/>
             </wp:cNvGraphicFramePr>
-            <a:graphic>
+            <a:graphic xmlns:a="http://schemas.openxmlformats.org/drawingml/2006/main">
               <a:graphicData uri="http://schemas.openxmlformats.org/drawingml/2006/picture">
-                <pic:pic>
+                <pic:pic xmlns:pic="http://schemas.openxmlformats.org/drawingml/2006/picture">
                   <pic:nvPicPr>
                     <pic:cNvPr id="62" name="Image 62"/>
                     <pic:cNvPicPr/>
                   </pic:nvPicPr>
                   <pic:blipFill>
-                    <a:blip r:embed="rId12" cstate="print"/>
+                    <a:blip r:embed="rId10" cstate="print"/>
                     <a:stretch>
                       <a:fillRect/>
                     </a:stretch>
@@ -7398,17 +7255,12 @@
       </w:r>
       <w:r>
         <w:rPr>
-          <w:position w:val="3"/>
-        </w:rPr>
-      </w:r>
-      <w:r>
-        <w:rPr>
           <w:rFonts w:ascii="Times New Roman"/>
           <w:spacing w:val="80"/>
           <w:w w:val="105"/>
           <w:sz w:val="20"/>
         </w:rPr>
-        <w:t> </w:t>
+        <w:t xml:space="preserve"> </w:t>
       </w:r>
       <w:r>
         <w:rPr>
@@ -7421,7 +7273,7 @@
           <w:spacing w:val="-12"/>
           <w:w w:val="105"/>
         </w:rPr>
-        <w:t> </w:t>
+        <w:t xml:space="preserve"> </w:t>
       </w:r>
       <w:r>
         <w:rPr>
@@ -7434,7 +7286,7 @@
           <w:spacing w:val="-12"/>
           <w:w w:val="105"/>
         </w:rPr>
-        <w:t> </w:t>
+        <w:t xml:space="preserve"> </w:t>
       </w:r>
       <w:r>
         <w:rPr>
@@ -7447,7 +7299,7 @@
           <w:spacing w:val="-12"/>
           <w:w w:val="105"/>
         </w:rPr>
-        <w:t> </w:t>
+        <w:t xml:space="preserve"> </w:t>
       </w:r>
       <w:r>
         <w:rPr>
@@ -7460,7 +7312,7 @@
           <w:spacing w:val="-12"/>
           <w:w w:val="105"/>
         </w:rPr>
-        <w:t> </w:t>
+        <w:t xml:space="preserve"> </w:t>
       </w:r>
       <w:r>
         <w:rPr>
@@ -7473,7 +7325,7 @@
           <w:spacing w:val="-12"/>
           <w:w w:val="105"/>
         </w:rPr>
-        <w:t> </w:t>
+        <w:t xml:space="preserve"> </w:t>
       </w:r>
       <w:r>
         <w:rPr>
@@ -7486,7 +7338,7 @@
           <w:spacing w:val="-12"/>
           <w:w w:val="105"/>
         </w:rPr>
-        <w:t> </w:t>
+        <w:t xml:space="preserve"> </w:t>
       </w:r>
       <w:r>
         <w:rPr>
@@ -7497,14 +7349,34 @@
     </w:p>
     <w:sectPr>
       <w:pgSz w:w="11910" w:h="16850"/>
-      <w:pgMar w:header="0" w:footer="620" w:top="360" w:bottom="820" w:left="1133" w:right="566"/>
+      <w:pgMar w:top="360" w:right="566" w:bottom="820" w:left="1133" w:header="0" w:footer="620" w:gutter="0"/>
+      <w:cols w:space="720"/>
     </w:sectPr>
   </w:body>
 </w:document>
 </file>
 
+<file path=word/endnotes.xml><?xml version="1.0" encoding="utf-8"?>
+<w:endnotes xmlns:wpc="http://schemas.microsoft.com/office/word/2010/wordprocessingCanvas" xmlns:cx="http://schemas.microsoft.com/office/drawing/2014/chartex" xmlns:cx1="http://schemas.microsoft.com/office/drawing/2015/9/8/chartex" xmlns:cx2="http://schemas.microsoft.com/office/drawing/2015/10/21/chartex" xmlns:cx3="http://schemas.microsoft.com/office/drawing/2016/5/9/chartex" xmlns:cx4="http://schemas.microsoft.com/office/drawing/2016/5/10/chartex" xmlns:cx5="http://schemas.microsoft.com/office/drawing/2016/5/11/chartex" xmlns:cx6="http://schemas.microsoft.com/office/drawing/2016/5/12/chartex" xmlns:cx7="http://schemas.microsoft.com/office/drawing/2016/5/13/chartex" xmlns:cx8="http://schemas.microsoft.com/office/drawing/2016/5/14/chartex" xmlns:mc="http://schemas.openxmlformats.org/markup-compatibility/2006" xmlns:aink="http://schemas.microsoft.com/office/drawing/2016/ink" xmlns:am3d="http://schemas.microsoft.com/office/drawing/2017/model3d" xmlns:o="urn:schemas-microsoft-com:office:office" xmlns:oel="http://schemas.microsoft.com/office/2019/extlst" xmlns:r="http://schemas.openxmlformats.org/officeDocument/2006/relationships" xmlns:m="http://schemas.openxmlformats.org/officeDocument/2006/math" xmlns:v="urn:schemas-microsoft-com:vml" xmlns:wp14="http://schemas.microsoft.com/office/word/2010/wordprocessingDrawing" xmlns:wp="http://schemas.openxmlformats.org/drawingml/2006/wordprocessingDrawing" xmlns:w10="urn:schemas-microsoft-com:office:word" xmlns:w="http://schemas.openxmlformats.org/wordprocessingml/2006/main" xmlns:w14="http://schemas.microsoft.com/office/word/2010/wordml" xmlns:w15="http://schemas.microsoft.com/office/word/2012/wordml" xmlns:w16cex="http://schemas.microsoft.com/office/word/2018/wordml/cex" xmlns:w16cid="http://schemas.microsoft.com/office/word/2016/wordml/cid" xmlns:w16="http://schemas.microsoft.com/office/word/2018/wordml" xmlns:w16du="http://schemas.microsoft.com/office/word/2023/wordml/word16du" xmlns:w16sdtdh="http://schemas.microsoft.com/office/word/2020/wordml/sdtdatahash" xmlns:w16sdtfl="http://schemas.microsoft.com/office/word/2024/wordml/sdtformatlock" xmlns:w16se="http://schemas.microsoft.com/office/word/2015/wordml/symex" xmlns:wpg="http://schemas.microsoft.com/office/word/2010/wordprocessingGroup" xmlns:wpi="http://schemas.microsoft.com/office/word/2010/wordprocessingInk" xmlns:wne="http://schemas.microsoft.com/office/word/2006/wordml" xmlns:wps="http://schemas.microsoft.com/office/word/2010/wordprocessingShape" mc:Ignorable="w14 w15 w16se w16cid w16 w16cex w16sdtdh w16sdtfl w16du wp14">
+  <w:endnote w:type="separator" w:id="-1">
+    <w:p>
+      <w:r>
+        <w:separator/>
+      </w:r>
+    </w:p>
+  </w:endnote>
+  <w:endnote w:type="continuationSeparator" w:id="0">
+    <w:p>
+      <w:r>
+        <w:continuationSeparator/>
+      </w:r>
+    </w:p>
+  </w:endnote>
+</w:endnotes>
+</file>
+
 <file path=word/footer1.xml><?xml version="1.0" encoding="utf-8"?>
-<w:ftr xmlns:mc="http://schemas.openxmlformats.org/markup-compatibility/2006" xmlns:ve="http://schemas.openxmlformats.org/markup-compatibility/2006" xmlns:o="urn:schemas-microsoft-com:office:office" xmlns:r="http://schemas.openxmlformats.org/officeDocument/2006/relationships" xmlns:m="http://schemas.openxmlformats.org/officeDocument/2006/math" xmlns:v="urn:schemas-microsoft-com:vml" xmlns:wp="http://schemas.openxmlformats.org/drawingml/2006/wordprocessingDrawing" xmlns:w10="urn:schemas-microsoft-com:office:word" xmlns:w="http://schemas.openxmlformats.org/wordprocessingml/2006/main" xmlns:wne="http://schemas.microsoft.com/office/word/2006/wordml" xmlns:a="http://schemas.openxmlformats.org/drawingml/2006/main" xmlns:pic="http://schemas.openxmlformats.org/drawingml/2006/picture" xmlns:wpg="http://schemas.microsoft.com/office/word/2010/wordprocessingGroup" xmlns:wps="http://schemas.microsoft.com/office/word/2010/wordprocessingShape" xmlns:w14="http://schemas.microsoft.com/office/word/2010/wordml" mc:Ignorable="w14" xml:space="preserve">
+<w:ftr xmlns:wpc="http://schemas.microsoft.com/office/word/2010/wordprocessingCanvas" xmlns:cx="http://schemas.microsoft.com/office/drawing/2014/chartex" xmlns:cx1="http://schemas.microsoft.com/office/drawing/2015/9/8/chartex" xmlns:cx2="http://schemas.microsoft.com/office/drawing/2015/10/21/chartex" xmlns:cx3="http://schemas.microsoft.com/office/drawing/2016/5/9/chartex" xmlns:cx4="http://schemas.microsoft.com/office/drawing/2016/5/10/chartex" xmlns:cx5="http://schemas.microsoft.com/office/drawing/2016/5/11/chartex" xmlns:cx6="http://schemas.microsoft.com/office/drawing/2016/5/12/chartex" xmlns:cx7="http://schemas.microsoft.com/office/drawing/2016/5/13/chartex" xmlns:cx8="http://schemas.microsoft.com/office/drawing/2016/5/14/chartex" xmlns:mc="http://schemas.openxmlformats.org/markup-compatibility/2006" xmlns:aink="http://schemas.microsoft.com/office/drawing/2016/ink" xmlns:am3d="http://schemas.microsoft.com/office/drawing/2017/model3d" xmlns:o="urn:schemas-microsoft-com:office:office" xmlns:oel="http://schemas.microsoft.com/office/2019/extlst" xmlns:r="http://schemas.openxmlformats.org/officeDocument/2006/relationships" xmlns:m="http://schemas.openxmlformats.org/officeDocument/2006/math" xmlns:v="urn:schemas-microsoft-com:vml" xmlns:wp14="http://schemas.microsoft.com/office/word/2010/wordprocessingDrawing" xmlns:wp="http://schemas.openxmlformats.org/drawingml/2006/wordprocessingDrawing" xmlns:w10="urn:schemas-microsoft-com:office:word" xmlns:w="http://schemas.openxmlformats.org/wordprocessingml/2006/main" xmlns:w14="http://schemas.microsoft.com/office/word/2010/wordml" xmlns:w15="http://schemas.microsoft.com/office/word/2012/wordml" xmlns:w16cex="http://schemas.microsoft.com/office/word/2018/wordml/cex" xmlns:w16cid="http://schemas.microsoft.com/office/word/2016/wordml/cid" xmlns:w16="http://schemas.microsoft.com/office/word/2018/wordml" xmlns:w16du="http://schemas.microsoft.com/office/word/2023/wordml/word16du" xmlns:w16sdtdh="http://schemas.microsoft.com/office/word/2020/wordml/sdtdatahash" xmlns:w16sdtfl="http://schemas.microsoft.com/office/word/2024/wordml/sdtformatlock" xmlns:w16se="http://schemas.microsoft.com/office/word/2015/wordml/symex" xmlns:wpg="http://schemas.microsoft.com/office/word/2010/wordprocessingGroup" xmlns:wpi="http://schemas.microsoft.com/office/word/2010/wordprocessingInk" xmlns:wne="http://schemas.microsoft.com/office/word/2006/wordml" xmlns:wps="http://schemas.microsoft.com/office/word/2010/wordprocessingShape" mc:Ignorable="w14 w15 w16se w16cid w16 w16cex w16sdtdh w16sdtfl w16du wp14">
   <w:p>
     <w:pPr>
       <w:pStyle w:val="BodyText"/>
@@ -7516,10 +7388,11 @@
     </w:pPr>
     <w:r>
       <w:rPr>
+        <w:noProof/>
         <w:sz w:val="20"/>
       </w:rPr>
       <w:drawing>
-        <wp:anchor distT="0" distB="0" distL="0" distR="0" allowOverlap="1" layoutInCell="1" locked="0" behindDoc="1" simplePos="0" relativeHeight="487463424">
+        <wp:anchor distT="0" distB="0" distL="0" distR="0" simplePos="0" relativeHeight="487463424" behindDoc="1" locked="0" layoutInCell="1" allowOverlap="1" wp14:anchorId="203F86A4" wp14:editId="401D07B6">
           <wp:simplePos x="0" y="0"/>
           <wp:positionH relativeFrom="page">
             <wp:posOffset>0</wp:posOffset>
@@ -7532,11 +7405,11 @@
           <wp:wrapNone/>
           <wp:docPr id="1" name="Image 1"/>
           <wp:cNvGraphicFramePr>
-            <a:graphicFrameLocks/>
+            <a:graphicFrameLocks xmlns:a="http://schemas.openxmlformats.org/drawingml/2006/main"/>
           </wp:cNvGraphicFramePr>
-          <a:graphic>
+          <a:graphic xmlns:a="http://schemas.openxmlformats.org/drawingml/2006/main">
             <a:graphicData uri="http://schemas.openxmlformats.org/drawingml/2006/picture">
-              <pic:pic>
+              <pic:pic xmlns:pic="http://schemas.openxmlformats.org/drawingml/2006/picture">
                 <pic:nvPicPr>
                   <pic:cNvPr id="1" name="Image 1"/>
                   <pic:cNvPicPr/>
@@ -7564,12 +7437,13 @@
     </w:r>
     <w:r>
       <w:rPr>
+        <w:noProof/>
         <w:sz w:val="20"/>
       </w:rPr>
       <mc:AlternateContent>
         <mc:Choice Requires="wps">
           <w:drawing>
-            <wp:anchor distT="0" distB="0" distL="0" distR="0" allowOverlap="1" layoutInCell="1" locked="0" behindDoc="1" simplePos="0" relativeHeight="487463936">
+            <wp:anchor distT="0" distB="0" distL="0" distR="0" simplePos="0" relativeHeight="487463936" behindDoc="1" locked="0" layoutInCell="1" allowOverlap="1" wp14:anchorId="34BDAB8F" wp14:editId="6B6B49A4">
               <wp:simplePos x="0" y="0"/>
               <wp:positionH relativeFrom="page">
                 <wp:posOffset>6969652</wp:posOffset>
@@ -7582,13 +7456,14 @@
               <wp:wrapNone/>
               <wp:docPr id="2" name="Textbox 2"/>
               <wp:cNvGraphicFramePr>
-                <a:graphicFrameLocks/>
+                <a:graphicFrameLocks xmlns:a="http://schemas.openxmlformats.org/drawingml/2006/main"/>
               </wp:cNvGraphicFramePr>
-              <a:graphic>
+              <a:graphic xmlns:a="http://schemas.openxmlformats.org/drawingml/2006/main">
                 <a:graphicData uri="http://schemas.microsoft.com/office/word/2010/wordprocessingShape">
                   <wps:wsp>
-                    <wps:cNvPr id="2" name="Textbox 2"/>
-                    <wps:cNvSpPr txBox="1"/>
+                    <wps:cNvSpPr txBox="1">
+                      <a:spLocks/>
+                    </wps:cNvSpPr>
                     <wps:spPr>
                       <a:xfrm>
                         <a:off x="0" y="0"/>
@@ -7603,8 +7478,7 @@
                         <w:p>
                           <w:pPr>
                             <w:spacing w:before="11"/>
-                            <w:ind w:left="20" w:right="0" w:firstLine="0"/>
-                            <w:jc w:val="left"/>
+                            <w:ind w:left="20"/>
                             <w:rPr>
                               <w:sz w:val="18"/>
                             </w:rPr>
@@ -7621,7 +7495,7 @@
                               <w:spacing w:val="-11"/>
                               <w:sz w:val="18"/>
                             </w:rPr>
-                            <w:t> </w:t>
+                            <w:t xml:space="preserve"> </w:t>
                           </w:r>
                           <w:r>
                             <w:rPr>
@@ -7635,7 +7509,7 @@
                               <w:spacing w:val="-11"/>
                               <w:sz w:val="18"/>
                             </w:rPr>
-                            <w:t> </w:t>
+                            <w:t xml:space="preserve"> </w:t>
                           </w:r>
                           <w:r>
                             <w:rPr>
@@ -7659,18 +7533,17 @@
         </mc:Choice>
         <mc:Fallback>
           <w:pict>
-            <v:shapetype id="_x0000_t202" o:spt="202" coordsize="21600,21600" path="m,l,21600r21600,l21600,xe">
+            <v:shapetype w14:anchorId="34BDAB8F" id="_x0000_t202" coordsize="21600,21600" o:spt="202" path="m,l,21600r21600,l21600,xe">
               <v:stroke joinstyle="miter"/>
               <v:path gradientshapeok="t" o:connecttype="rect"/>
             </v:shapetype>
-            <v:shape style="position:absolute;margin-left:548.791565pt;margin-top:800.243286pt;width:19.150pt;height:14.6pt;mso-position-horizontal-relative:page;mso-position-vertical-relative:page;z-index:-15852544" type="#_x0000_t202" id="docshape1" filled="false" stroked="false">
+            <v:shape id="Textbox 2" o:spid="_x0000_s1026" type="#_x0000_t202" style="position:absolute;margin-left:548.8pt;margin-top:800.25pt;width:19.15pt;height:14.6pt;z-index:-15852544;visibility:visible;mso-wrap-style:square;mso-wrap-distance-left:0;mso-wrap-distance-top:0;mso-wrap-distance-right:0;mso-wrap-distance-bottom:0;mso-position-horizontal:absolute;mso-position-horizontal-relative:page;mso-position-vertical:absolute;mso-position-vertical-relative:page;v-text-anchor:top" o:gfxdata="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" filled="f" stroked="f">
               <v:textbox inset="0,0,0,0">
                 <w:txbxContent>
                   <w:p>
                     <w:pPr>
                       <w:spacing w:before="11"/>
-                      <w:ind w:left="20" w:right="0" w:firstLine="0"/>
-                      <w:jc w:val="left"/>
+                      <w:ind w:left="20"/>
                       <w:rPr>
                         <w:sz w:val="18"/>
                       </w:rPr>
@@ -7687,7 +7560,7 @@
                         <w:spacing w:val="-11"/>
                         <w:sz w:val="18"/>
                       </w:rPr>
-                      <w:t> </w:t>
+                      <w:t xml:space="preserve"> </w:t>
                     </w:r>
                     <w:r>
                       <w:rPr>
@@ -7701,7 +7574,7 @@
                         <w:spacing w:val="-11"/>
                         <w:sz w:val="18"/>
                       </w:rPr>
-                      <w:t> </w:t>
+                      <w:t xml:space="preserve"> </w:t>
                     </w:r>
                     <w:r>
                       <w:rPr>
@@ -7714,7 +7587,7 @@
                   </w:p>
                 </w:txbxContent>
               </v:textbox>
-              <w10:wrap type="none"/>
+              <w10:wrap anchorx="page" anchory="page"/>
             </v:shape>
           </w:pict>
         </mc:Fallback>
@@ -7724,15 +7597,251 @@
 </w:ftr>
 </file>
 
+<file path=word/footnotes.xml><?xml version="1.0" encoding="utf-8"?>
+<w:footnotes xmlns:wpc="http://schemas.microsoft.com/office/word/2010/wordprocessingCanvas" xmlns:cx="http://schemas.microsoft.com/office/drawing/2014/chartex" xmlns:cx1="http://schemas.microsoft.com/office/drawing/2015/9/8/chartex" xmlns:cx2="http://schemas.microsoft.com/office/drawing/2015/10/21/chartex" xmlns:cx3="http://schemas.microsoft.com/office/drawing/2016/5/9/chartex" xmlns:cx4="http://schemas.microsoft.com/office/drawing/2016/5/10/chartex" xmlns:cx5="http://schemas.microsoft.com/office/drawing/2016/5/11/chartex" xmlns:cx6="http://schemas.microsoft.com/office/drawing/2016/5/12/chartex" xmlns:cx7="http://schemas.microsoft.com/office/drawing/2016/5/13/chartex" xmlns:cx8="http://schemas.microsoft.com/office/drawing/2016/5/14/chartex" xmlns:mc="http://schemas.openxmlformats.org/markup-compatibility/2006" xmlns:aink="http://schemas.microsoft.com/office/drawing/2016/ink" xmlns:am3d="http://schemas.microsoft.com/office/drawing/2017/model3d" xmlns:o="urn:schemas-microsoft-com:office:office" xmlns:oel="http://schemas.microsoft.com/office/2019/extlst" xmlns:r="http://schemas.openxmlformats.org/officeDocument/2006/relationships" xmlns:m="http://schemas.openxmlformats.org/officeDocument/2006/math" xmlns:v="urn:schemas-microsoft-com:vml" xmlns:wp14="http://schemas.microsoft.com/office/word/2010/wordprocessingDrawing" xmlns:wp="http://schemas.openxmlformats.org/drawingml/2006/wordprocessingDrawing" xmlns:w10="urn:schemas-microsoft-com:office:word" xmlns:w="http://schemas.openxmlformats.org/wordprocessingml/2006/main" xmlns:w14="http://schemas.microsoft.com/office/word/2010/wordml" xmlns:w15="http://schemas.microsoft.com/office/word/2012/wordml" xmlns:w16cex="http://schemas.microsoft.com/office/word/2018/wordml/cex" xmlns:w16cid="http://schemas.microsoft.com/office/word/2016/wordml/cid" xmlns:w16="http://schemas.microsoft.com/office/word/2018/wordml" xmlns:w16du="http://schemas.microsoft.com/office/word/2023/wordml/word16du" xmlns:w16sdtdh="http://schemas.microsoft.com/office/word/2020/wordml/sdtdatahash" xmlns:w16sdtfl="http://schemas.microsoft.com/office/word/2024/wordml/sdtformatlock" xmlns:w16se="http://schemas.microsoft.com/office/word/2015/wordml/symex" xmlns:wpg="http://schemas.microsoft.com/office/word/2010/wordprocessingGroup" xmlns:wpi="http://schemas.microsoft.com/office/word/2010/wordprocessingInk" xmlns:wne="http://schemas.microsoft.com/office/word/2006/wordml" xmlns:wps="http://schemas.microsoft.com/office/word/2010/wordprocessingShape" mc:Ignorable="w14 w15 w16se w16cid w16 w16cex w16sdtdh w16sdtfl w16du wp14">
+  <w:footnote w:type="separator" w:id="-1">
+    <w:p>
+      <w:r>
+        <w:separator/>
+      </w:r>
+    </w:p>
+  </w:footnote>
+  <w:footnote w:type="continuationSeparator" w:id="0">
+    <w:p>
+      <w:r>
+        <w:continuationSeparator/>
+      </w:r>
+    </w:p>
+  </w:footnote>
+</w:footnotes>
+</file>
+
+<file path=word/numbering.xml><?xml version="1.0" encoding="utf-8"?>
+<w:numbering xmlns:wpc="http://schemas.microsoft.com/office/word/2010/wordprocessingCanvas" xmlns:cx="http://schemas.microsoft.com/office/drawing/2014/chartex" xmlns:cx1="http://schemas.microsoft.com/office/drawing/2015/9/8/chartex" xmlns:cx2="http://schemas.microsoft.com/office/drawing/2015/10/21/chartex" xmlns:cx3="http://schemas.microsoft.com/office/drawing/2016/5/9/chartex" xmlns:cx4="http://schemas.microsoft.com/office/drawing/2016/5/10/chartex" xmlns:cx5="http://schemas.microsoft.com/office/drawing/2016/5/11/chartex" xmlns:cx6="http://schemas.microsoft.com/office/drawing/2016/5/12/chartex" xmlns:cx7="http://schemas.microsoft.com/office/drawing/2016/5/13/chartex" xmlns:cx8="http://schemas.microsoft.com/office/drawing/2016/5/14/chartex" xmlns:mc="http://schemas.openxmlformats.org/markup-compatibility/2006" xmlns:aink="http://schemas.microsoft.com/office/drawing/2016/ink" xmlns:am3d="http://schemas.microsoft.com/office/drawing/2017/model3d" xmlns:o="urn:schemas-microsoft-com:office:office" xmlns:oel="http://schemas.microsoft.com/office/2019/extlst" xmlns:r="http://schemas.openxmlformats.org/officeDocument/2006/relationships" xmlns:m="http://schemas.openxmlformats.org/officeDocument/2006/math" xmlns:v="urn:schemas-microsoft-com:vml" xmlns:wp14="http://schemas.microsoft.com/office/word/2010/wordprocessingDrawing" xmlns:wp="http://schemas.openxmlformats.org/drawingml/2006/wordprocessingDrawing" xmlns:w10="urn:schemas-microsoft-com:office:word" xmlns:w="http://schemas.openxmlformats.org/wordprocessingml/2006/main" xmlns:w14="http://schemas.microsoft.com/office/word/2010/wordml" xmlns:w15="http://schemas.microsoft.com/office/word/2012/wordml" xmlns:w16cex="http://schemas.microsoft.com/office/word/2018/wordml/cex" xmlns:w16cid="http://schemas.microsoft.com/office/word/2016/wordml/cid" xmlns:w16="http://schemas.microsoft.com/office/word/2018/wordml" xmlns:w16du="http://schemas.microsoft.com/office/word/2023/wordml/word16du" xmlns:w16sdtdh="http://schemas.microsoft.com/office/word/2020/wordml/sdtdatahash" xmlns:w16sdtfl="http://schemas.microsoft.com/office/word/2024/wordml/sdtformatlock" xmlns:w16se="http://schemas.microsoft.com/office/word/2015/wordml/symex" xmlns:wpg="http://schemas.microsoft.com/office/word/2010/wordprocessingGroup" xmlns:wpi="http://schemas.microsoft.com/office/word/2010/wordprocessingInk" xmlns:wne="http://schemas.microsoft.com/office/word/2006/wordml" xmlns:wps="http://schemas.microsoft.com/office/word/2010/wordprocessingShape" mc:Ignorable="w14 w15 w16se w16cid w16 w16cex w16sdtdh w16sdtfl w16du wp14">
+  <w:numPicBullet w:numPicBulletId="0">
+    <mc:AlternateContent>
+      <mc:Choice Requires="v">
+        <w:pict>
+          <v:shapetype w14:anchorId="0EEAA2D0" id="_x0000_t75" coordsize="21600,21600" o:spt="75" o:preferrelative="t" path="m@4@5l@4@11@9@11@9@5xe" filled="f" stroked="f">
+            <v:stroke joinstyle="miter"/>
+            <v:formulas>
+              <v:f eqn="if lineDrawn pixelLineWidth 0"/>
+              <v:f eqn="sum @0 1 0"/>
+              <v:f eqn="sum 0 0 @1"/>
+              <v:f eqn="prod @2 1 2"/>
+              <v:f eqn="prod @3 21600 pixelWidth"/>
+              <v:f eqn="prod @3 21600 pixelHeight"/>
+              <v:f eqn="sum @0 0 1"/>
+              <v:f eqn="prod @6 1 2"/>
+              <v:f eqn="prod @7 21600 pixelWidth"/>
+              <v:f eqn="sum @8 21600 0"/>
+              <v:f eqn="prod @7 21600 pixelHeight"/>
+              <v:f eqn="sum @10 21600 0"/>
+            </v:formulas>
+            <v:path o:extrusionok="f" gradientshapeok="t" o:connecttype="rect"/>
+            <o:lock v:ext="edit" aspectratio="t"/>
+          </v:shapetype>
+          <v:shape id="Image 13" o:spid="_x0000_i1025" type="#_x0000_t75" style="width:2.65pt;height:2.65pt;visibility:visible;mso-wrap-style:square">
+            <v:imagedata r:id="rId1" o:title=""/>
+            <o:lock v:ext="edit" aspectratio="f"/>
+          </v:shape>
+        </w:pict>
+      </mc:Choice>
+      <mc:Fallback>
+        <w:drawing>
+          <wp:inline distT="0" distB="0" distL="0" distR="0" wp14:anchorId="30924785" wp14:editId="76CE8B82">
+            <wp:extent cx="33906" cy="33906"/>
+            <wp:effectExtent l="0" t="0" r="0" b="0"/>
+            <wp:docPr id="410590115" name="Image 13"/>
+            <wp:cNvGraphicFramePr>
+              <a:graphicFrameLocks xmlns:a="http://schemas.openxmlformats.org/drawingml/2006/main"/>
+            </wp:cNvGraphicFramePr>
+            <a:graphic xmlns:a="http://schemas.openxmlformats.org/drawingml/2006/main">
+              <a:graphicData uri="http://schemas.openxmlformats.org/drawingml/2006/picture">
+                <pic:pic xmlns:pic="http://schemas.openxmlformats.org/drawingml/2006/picture">
+                  <pic:nvPicPr>
+                    <pic:cNvPr id="13" name="Image 13"/>
+                    <pic:cNvPicPr/>
+                  </pic:nvPicPr>
+                  <pic:blipFill>
+                    <a:blip r:embed="rId2" cstate="print"/>
+                    <a:stretch>
+                      <a:fillRect/>
+                    </a:stretch>
+                  </pic:blipFill>
+                  <pic:spPr>
+                    <a:xfrm>
+                      <a:off x="0" y="0"/>
+                      <a:ext cx="33906" cy="33906"/>
+                    </a:xfrm>
+                    <a:prstGeom prst="rect">
+                      <a:avLst/>
+                    </a:prstGeom>
+                  </pic:spPr>
+                </pic:pic>
+              </a:graphicData>
+            </a:graphic>
+          </wp:inline>
+        </w:drawing>
+      </mc:Fallback>
+    </mc:AlternateContent>
+  </w:numPicBullet>
+  <w:abstractNum w:abstractNumId="0" w15:restartNumberingAfterBreak="0">
+    <w:nsid w:val="7179048E"/>
+    <w:multiLevelType w:val="hybridMultilevel"/>
+    <w:tmpl w:val="F0B26958"/>
+    <w:lvl w:ilvl="0" w:tplc="DD942B92">
+      <w:start w:val="1"/>
+      <w:numFmt w:val="bullet"/>
+      <w:lvlText w:val=""/>
+      <w:lvlPicBulletId w:val="0"/>
+      <w:lvlJc w:val="left"/>
+      <w:pPr>
+        <w:tabs>
+          <w:tab w:val="num" w:pos="720"/>
+        </w:tabs>
+        <w:ind w:left="720" w:hanging="360"/>
+      </w:pPr>
+      <w:rPr>
+        <w:rFonts w:ascii="Symbol" w:hAnsi="Symbol" w:hint="default"/>
+      </w:rPr>
+    </w:lvl>
+    <w:lvl w:ilvl="1" w:tplc="04DA90C2" w:tentative="1">
+      <w:start w:val="1"/>
+      <w:numFmt w:val="bullet"/>
+      <w:lvlText w:val=""/>
+      <w:lvlJc w:val="left"/>
+      <w:pPr>
+        <w:tabs>
+          <w:tab w:val="num" w:pos="1440"/>
+        </w:tabs>
+        <w:ind w:left="1440" w:hanging="360"/>
+      </w:pPr>
+      <w:rPr>
+        <w:rFonts w:ascii="Symbol" w:hAnsi="Symbol" w:hint="default"/>
+      </w:rPr>
+    </w:lvl>
+    <w:lvl w:ilvl="2" w:tplc="EEAE0C12" w:tentative="1">
+      <w:start w:val="1"/>
+      <w:numFmt w:val="bullet"/>
+      <w:lvlText w:val=""/>
+      <w:lvlJc w:val="left"/>
+      <w:pPr>
+        <w:tabs>
+          <w:tab w:val="num" w:pos="2160"/>
+        </w:tabs>
+        <w:ind w:left="2160" w:hanging="360"/>
+      </w:pPr>
+      <w:rPr>
+        <w:rFonts w:ascii="Symbol" w:hAnsi="Symbol" w:hint="default"/>
+      </w:rPr>
+    </w:lvl>
+    <w:lvl w:ilvl="3" w:tplc="809AF8DC" w:tentative="1">
+      <w:start w:val="1"/>
+      <w:numFmt w:val="bullet"/>
+      <w:lvlText w:val=""/>
+      <w:lvlJc w:val="left"/>
+      <w:pPr>
+        <w:tabs>
+          <w:tab w:val="num" w:pos="2880"/>
+        </w:tabs>
+        <w:ind w:left="2880" w:hanging="360"/>
+      </w:pPr>
+      <w:rPr>
+        <w:rFonts w:ascii="Symbol" w:hAnsi="Symbol" w:hint="default"/>
+      </w:rPr>
+    </w:lvl>
+    <w:lvl w:ilvl="4" w:tplc="A96AF76E" w:tentative="1">
+      <w:start w:val="1"/>
+      <w:numFmt w:val="bullet"/>
+      <w:lvlText w:val=""/>
+      <w:lvlJc w:val="left"/>
+      <w:pPr>
+        <w:tabs>
+          <w:tab w:val="num" w:pos="3600"/>
+        </w:tabs>
+        <w:ind w:left="3600" w:hanging="360"/>
+      </w:pPr>
+      <w:rPr>
+        <w:rFonts w:ascii="Symbol" w:hAnsi="Symbol" w:hint="default"/>
+      </w:rPr>
+    </w:lvl>
+    <w:lvl w:ilvl="5" w:tplc="CDBE744C" w:tentative="1">
+      <w:start w:val="1"/>
+      <w:numFmt w:val="bullet"/>
+      <w:lvlText w:val=""/>
+      <w:lvlJc w:val="left"/>
+      <w:pPr>
+        <w:tabs>
+          <w:tab w:val="num" w:pos="4320"/>
+        </w:tabs>
+        <w:ind w:left="4320" w:hanging="360"/>
+      </w:pPr>
+      <w:rPr>
+        <w:rFonts w:ascii="Symbol" w:hAnsi="Symbol" w:hint="default"/>
+      </w:rPr>
+    </w:lvl>
+    <w:lvl w:ilvl="6" w:tplc="23EA2CDC" w:tentative="1">
+      <w:start w:val="1"/>
+      <w:numFmt w:val="bullet"/>
+      <w:lvlText w:val=""/>
+      <w:lvlJc w:val="left"/>
+      <w:pPr>
+        <w:tabs>
+          <w:tab w:val="num" w:pos="5040"/>
+        </w:tabs>
+        <w:ind w:left="5040" w:hanging="360"/>
+      </w:pPr>
+      <w:rPr>
+        <w:rFonts w:ascii="Symbol" w:hAnsi="Symbol" w:hint="default"/>
+      </w:rPr>
+    </w:lvl>
+    <w:lvl w:ilvl="7" w:tplc="4DBA57D4" w:tentative="1">
+      <w:start w:val="1"/>
+      <w:numFmt w:val="bullet"/>
+      <w:lvlText w:val=""/>
+      <w:lvlJc w:val="left"/>
+      <w:pPr>
+        <w:tabs>
+          <w:tab w:val="num" w:pos="5760"/>
+        </w:tabs>
+        <w:ind w:left="5760" w:hanging="360"/>
+      </w:pPr>
+      <w:rPr>
+        <w:rFonts w:ascii="Symbol" w:hAnsi="Symbol" w:hint="default"/>
+      </w:rPr>
+    </w:lvl>
+    <w:lvl w:ilvl="8" w:tplc="F9584746" w:tentative="1">
+      <w:start w:val="1"/>
+      <w:numFmt w:val="bullet"/>
+      <w:lvlText w:val=""/>
+      <w:lvlJc w:val="left"/>
+      <w:pPr>
+        <w:tabs>
+          <w:tab w:val="num" w:pos="6480"/>
+        </w:tabs>
+        <w:ind w:left="6480" w:hanging="360"/>
+      </w:pPr>
+      <w:rPr>
+        <w:rFonts w:ascii="Symbol" w:hAnsi="Symbol" w:hint="default"/>
+      </w:rPr>
+    </w:lvl>
+  </w:abstractNum>
+  <w:num w:numId="1" w16cid:durableId="1825393198">
+    <w:abstractNumId w:val="0"/>
+  </w:num>
+</w:numbering>
+</file>
+
 <file path=word/styles.xml><?xml version="1.0" encoding="utf-8"?>
-<w:styles xmlns:r="http://schemas.openxmlformats.org/officeDocument/2006/relationships" xmlns:w="http://schemas.openxmlformats.org/wordprocessingml/2006/main">
+<w:styles xmlns:mc="http://schemas.openxmlformats.org/markup-compatibility/2006" xmlns:r="http://schemas.openxmlformats.org/officeDocument/2006/relationships" xmlns:w="http://schemas.openxmlformats.org/wordprocessingml/2006/main" xmlns:w14="http://schemas.microsoft.com/office/word/2010/wordml" xmlns:w15="http://schemas.microsoft.com/office/word/2012/wordml" xmlns:w16cex="http://schemas.microsoft.com/office/word/2018/wordml/cex" xmlns:w16cid="http://schemas.microsoft.com/office/word/2016/wordml/cid" xmlns:w16="http://schemas.microsoft.com/office/word/2018/wordml" xmlns:w16du="http://schemas.microsoft.com/office/word/2023/wordml/word16du" xmlns:w16sdtdh="http://schemas.microsoft.com/office/word/2020/wordml/sdtdatahash" xmlns:w16sdtfl="http://schemas.microsoft.com/office/word/2024/wordml/sdtformatlock" xmlns:w16se="http://schemas.microsoft.com/office/word/2015/wordml/symex" mc:Ignorable="w14 w15 w16se w16cid w16 w16cex w16sdtdh w16sdtfl w16du">
   <w:docDefaults>
     <w:rPrDefault>
       <w:rPr>
-        <w:rFonts w:cstheme="minorBidi" w:hAnsiTheme="minorHAnsi" w:eastAsiaTheme="minorHAnsi" w:asciiTheme="minorHAnsi"/>
+        <w:rFonts w:asciiTheme="minorHAnsi" w:eastAsiaTheme="minorHAnsi" w:hAnsiTheme="minorHAnsi" w:cstheme="minorBidi"/>
         <w:sz w:val="22"/>
         <w:szCs w:val="22"/>
-        <w:lang w:val="en-US" w:bidi="ar-SA" w:eastAsia="en-US"/>
+        <w:lang w:val="en-US" w:eastAsia="en-US" w:bidi="ar-SA"/>
       </w:rPr>
     </w:rPrDefault>
     <w:pPrDefault>
@@ -7740,51 +7849,472 @@
         <w:widowControl w:val="0"/>
         <w:autoSpaceDE w:val="0"/>
         <w:autoSpaceDN w:val="0"/>
-        <w:spacing w:lineRule="auto" w:line="240" w:before="0" w:after="0"/>
-        <w:ind w:left="0" w:right="0"/>
-        <w:jc w:val="left"/>
       </w:pPr>
     </w:pPrDefault>
   </w:docDefaults>
-  <w:style w:styleId="DefaultParagraphFont" w:default="1" w:type="character">
+  <w:latentStyles w:defLockedState="0" w:defUIPriority="99" w:defSemiHidden="0" w:defUnhideWhenUsed="0" w:defQFormat="0" w:count="376">
+    <w:lsdException w:name="Normal" w:uiPriority="0" w:qFormat="1"/>
+    <w:lsdException w:name="heading 1" w:uiPriority="9" w:qFormat="1"/>
+    <w:lsdException w:name="heading 2" w:semiHidden="1" w:uiPriority="9" w:unhideWhenUsed="1" w:qFormat="1"/>
+    <w:lsdException w:name="heading 3" w:semiHidden="1" w:uiPriority="9" w:unhideWhenUsed="1" w:qFormat="1"/>
+    <w:lsdException w:name="heading 4" w:semiHidden="1" w:uiPriority="9" w:unhideWhenUsed="1" w:qFormat="1"/>
+    <w:lsdException w:name="heading 5" w:semiHidden="1" w:uiPriority="9" w:unhideWhenUsed="1" w:qFormat="1"/>
+    <w:lsdException w:name="heading 6" w:semiHidden="1" w:uiPriority="9" w:unhideWhenUsed="1" w:qFormat="1"/>
+    <w:lsdException w:name="heading 7" w:semiHidden="1" w:uiPriority="9" w:unhideWhenUsed="1" w:qFormat="1"/>
+    <w:lsdException w:name="heading 8" w:semiHidden="1" w:uiPriority="9" w:unhideWhenUsed="1" w:qFormat="1"/>
+    <w:lsdException w:name="heading 9" w:semiHidden="1" w:uiPriority="9" w:unhideWhenUsed="1" w:qFormat="1"/>
+    <w:lsdException w:name="index 1" w:semiHidden="1" w:unhideWhenUsed="1"/>
+    <w:lsdException w:name="index 2" w:semiHidden="1" w:unhideWhenUsed="1"/>
+    <w:lsdException w:name="index 3" w:semiHidden="1" w:unhideWhenUsed="1"/>
+    <w:lsdException w:name="index 4" w:semiHidden="1" w:unhideWhenUsed="1"/>
+    <w:lsdException w:name="index 5" w:semiHidden="1" w:unhideWhenUsed="1"/>
+    <w:lsdException w:name="index 6" w:semiHidden="1" w:unhideWhenUsed="1"/>
+    <w:lsdException w:name="index 7" w:semiHidden="1" w:unhideWhenUsed="1"/>
+    <w:lsdException w:name="index 8" w:semiHidden="1" w:unhideWhenUsed="1"/>
+    <w:lsdException w:name="index 9" w:semiHidden="1" w:unhideWhenUsed="1"/>
+    <w:lsdException w:name="toc 1" w:semiHidden="1" w:uiPriority="39" w:unhideWhenUsed="1"/>
+    <w:lsdException w:name="toc 2" w:semiHidden="1" w:uiPriority="39" w:unhideWhenUsed="1"/>
+    <w:lsdException w:name="toc 3" w:semiHidden="1" w:uiPriority="39" w:unhideWhenUsed="1"/>
+    <w:lsdException w:name="toc 4" w:semiHidden="1" w:uiPriority="39" w:unhideWhenUsed="1"/>
+    <w:lsdException w:name="toc 5" w:semiHidden="1" w:uiPriority="39" w:unhideWhenUsed="1"/>
+    <w:lsdException w:name="toc 6" w:semiHidden="1" w:uiPriority="39" w:unhideWhenUsed="1"/>
+    <w:lsdException w:name="toc 7" w:semiHidden="1" w:uiPriority="39" w:unhideWhenUsed="1"/>
+    <w:lsdException w:name="toc 8" w:semiHidden="1" w:uiPriority="39" w:unhideWhenUsed="1"/>
+    <w:lsdException w:name="toc 9" w:semiHidden="1" w:uiPriority="39" w:unhideWhenUsed="1"/>
+    <w:lsdException w:name="Normal Indent" w:semiHidden="1" w:unhideWhenUsed="1"/>
+    <w:lsdException w:name="footnote text" w:semiHidden="1" w:unhideWhenUsed="1"/>
+    <w:lsdException w:name="annotation text" w:semiHidden="1" w:unhideWhenUsed="1"/>
+    <w:lsdException w:name="header" w:semiHidden="1" w:unhideWhenUsed="1"/>
+    <w:lsdException w:name="footer" w:semiHidden="1" w:unhideWhenUsed="1"/>
+    <w:lsdException w:name="index heading" w:semiHidden="1" w:unhideWhenUsed="1"/>
+    <w:lsdException w:name="caption" w:semiHidden="1" w:uiPriority="35" w:unhideWhenUsed="1" w:qFormat="1"/>
+    <w:lsdException w:name="table of figures" w:semiHidden="1" w:unhideWhenUsed="1"/>
+    <w:lsdException w:name="envelope address" w:semiHidden="1" w:unhideWhenUsed="1"/>
+    <w:lsdException w:name="envelope return" w:semiHidden="1" w:unhideWhenUsed="1"/>
+    <w:lsdException w:name="footnote reference" w:semiHidden="1" w:unhideWhenUsed="1"/>
+    <w:lsdException w:name="annotation reference" w:semiHidden="1" w:unhideWhenUsed="1"/>
+    <w:lsdException w:name="line number" w:semiHidden="1" w:unhideWhenUsed="1"/>
+    <w:lsdException w:name="page number" w:semiHidden="1" w:unhideWhenUsed="1"/>
+    <w:lsdException w:name="endnote reference" w:semiHidden="1" w:unhideWhenUsed="1"/>
+    <w:lsdException w:name="endnote text" w:semiHidden="1" w:unhideWhenUsed="1"/>
+    <w:lsdException w:name="table of authorities" w:semiHidden="1" w:unhideWhenUsed="1"/>
+    <w:lsdException w:name="macro" w:semiHidden="1" w:unhideWhenUsed="1"/>
+    <w:lsdException w:name="toa heading" w:semiHidden="1" w:unhideWhenUsed="1"/>
+    <w:lsdException w:name="List" w:semiHidden="1" w:unhideWhenUsed="1"/>
+    <w:lsdException w:name="List Bullet" w:semiHidden="1" w:unhideWhenUsed="1"/>
+    <w:lsdException w:name="List Number" w:semiHidden="1" w:unhideWhenUsed="1"/>
+    <w:lsdException w:name="List 2" w:semiHidden="1" w:unhideWhenUsed="1"/>
+    <w:lsdException w:name="List 3" w:semiHidden="1" w:unhideWhenUsed="1"/>
+    <w:lsdException w:name="List 4" w:semiHidden="1" w:unhideWhenUsed="1"/>
+    <w:lsdException w:name="List 5" w:semiHidden="1" w:unhideWhenUsed="1"/>
+    <w:lsdException w:name="List Bullet 2" w:semiHidden="1" w:unhideWhenUsed="1"/>
+    <w:lsdException w:name="List Bullet 3" w:semiHidden="1" w:unhideWhenUsed="1"/>
+    <w:lsdException w:name="List Bullet 4" w:semiHidden="1" w:unhideWhenUsed="1"/>
+    <w:lsdException w:name="List Bullet 5" w:semiHidden="1" w:unhideWhenUsed="1"/>
+    <w:lsdException w:name="List Number 2" w:semiHidden="1" w:unhideWhenUsed="1"/>
+    <w:lsdException w:name="List Number 3" w:semiHidden="1" w:unhideWhenUsed="1"/>
+    <w:lsdException w:name="List Number 4" w:semiHidden="1" w:unhideWhenUsed="1"/>
+    <w:lsdException w:name="List Number 5" w:semiHidden="1" w:unhideWhenUsed="1"/>
+    <w:lsdException w:name="Title" w:uiPriority="10" w:qFormat="1"/>
+    <w:lsdException w:name="Closing" w:semiHidden="1" w:unhideWhenUsed="1"/>
+    <w:lsdException w:name="Signature" w:semiHidden="1" w:unhideWhenUsed="1"/>
+    <w:lsdException w:name="Default Paragraph Font" w:semiHidden="1" w:uiPriority="1" w:unhideWhenUsed="1"/>
+    <w:lsdException w:name="Body Text" w:semiHidden="1" w:unhideWhenUsed="1"/>
+    <w:lsdException w:name="Body Text Indent" w:semiHidden="1" w:unhideWhenUsed="1"/>
+    <w:lsdException w:name="List Continue" w:semiHidden="1" w:unhideWhenUsed="1"/>
+    <w:lsdException w:name="List Continue 2" w:semiHidden="1" w:unhideWhenUsed="1"/>
+    <w:lsdException w:name="List Continue 3" w:semiHidden="1" w:unhideWhenUsed="1"/>
+    <w:lsdException w:name="List Continue 4" w:semiHidden="1" w:unhideWhenUsed="1"/>
+    <w:lsdException w:name="List Continue 5" w:semiHidden="1" w:unhideWhenUsed="1"/>
+    <w:lsdException w:name="Message Header" w:semiHidden="1" w:unhideWhenUsed="1"/>
+    <w:lsdException w:name="Subtitle" w:uiPriority="11" w:qFormat="1"/>
+    <w:lsdException w:name="Salutation" w:semiHidden="1" w:unhideWhenUsed="1"/>
+    <w:lsdException w:name="Date" w:semiHidden="1" w:unhideWhenUsed="1"/>
+    <w:lsdException w:name="Body Text First Indent" w:semiHidden="1" w:unhideWhenUsed="1"/>
+    <w:lsdException w:name="Body Text First Indent 2" w:semiHidden="1" w:unhideWhenUsed="1"/>
+    <w:lsdException w:name="Note Heading" w:semiHidden="1" w:unhideWhenUsed="1"/>
+    <w:lsdException w:name="Body Text 2" w:semiHidden="1" w:unhideWhenUsed="1"/>
+    <w:lsdException w:name="Body Text 3" w:semiHidden="1" w:unhideWhenUsed="1"/>
+    <w:lsdException w:name="Body Text Indent 2" w:semiHidden="1" w:unhideWhenUsed="1"/>
+    <w:lsdException w:name="Body Text Indent 3" w:semiHidden="1" w:unhideWhenUsed="1"/>
+    <w:lsdException w:name="Block Text" w:semiHidden="1" w:unhideWhenUsed="1"/>
+    <w:lsdException w:name="Hyperlink" w:semiHidden="1" w:unhideWhenUsed="1"/>
+    <w:lsdException w:name="FollowedHyperlink" w:semiHidden="1" w:unhideWhenUsed="1"/>
+    <w:lsdException w:name="Strong" w:uiPriority="22" w:qFormat="1"/>
+    <w:lsdException w:name="Emphasis" w:uiPriority="20" w:qFormat="1"/>
+    <w:lsdException w:name="Document Map" w:semiHidden="1" w:unhideWhenUsed="1"/>
+    <w:lsdException w:name="Plain Text" w:semiHidden="1" w:unhideWhenUsed="1"/>
+    <w:lsdException w:name="E-mail Signature" w:semiHidden="1" w:unhideWhenUsed="1"/>
+    <w:lsdException w:name="HTML Top of Form" w:semiHidden="1" w:unhideWhenUsed="1"/>
+    <w:lsdException w:name="HTML Bottom of Form" w:semiHidden="1" w:unhideWhenUsed="1"/>
+    <w:lsdException w:name="Normal (Web)" w:semiHidden="1" w:unhideWhenUsed="1"/>
+    <w:lsdException w:name="HTML Acronym" w:semiHidden="1" w:unhideWhenUsed="1"/>
+    <w:lsdException w:name="HTML Address" w:semiHidden="1" w:unhideWhenUsed="1"/>
+    <w:lsdException w:name="HTML Cite" w:semiHidden="1" w:unhideWhenUsed="1"/>
+    <w:lsdException w:name="HTML Code" w:semiHidden="1" w:unhideWhenUsed="1"/>
+    <w:lsdException w:name="HTML Definition" w:semiHidden="1" w:unhideWhenUsed="1"/>
+    <w:lsdException w:name="HTML Keyboard" w:semiHidden="1" w:unhideWhenUsed="1"/>
+    <w:lsdException w:name="HTML Preformatted" w:semiHidden="1" w:unhideWhenUsed="1"/>
+    <w:lsdException w:name="HTML Sample" w:semiHidden="1" w:unhideWhenUsed="1"/>
+    <w:lsdException w:name="HTML Typewriter" w:semiHidden="1" w:unhideWhenUsed="1"/>
+    <w:lsdException w:name="HTML Variable" w:semiHidden="1" w:unhideWhenUsed="1"/>
+    <w:lsdException w:name="Normal Table" w:semiHidden="1" w:unhideWhenUsed="1"/>
+    <w:lsdException w:name="annotation subject" w:semiHidden="1" w:unhideWhenUsed="1"/>
+    <w:lsdException w:name="No List" w:semiHidden="1" w:unhideWhenUsed="1"/>
+    <w:lsdException w:name="Outline List 1" w:semiHidden="1" w:unhideWhenUsed="1"/>
+    <w:lsdException w:name="Outline List 2" w:semiHidden="1" w:unhideWhenUsed="1"/>
+    <w:lsdException w:name="Outline List 3" w:semiHidden="1" w:unhideWhenUsed="1"/>
+    <w:lsdException w:name="Table Simple 1" w:semiHidden="1" w:unhideWhenUsed="1"/>
+    <w:lsdException w:name="Table Simple 2" w:semiHidden="1" w:unhideWhenUsed="1"/>
+    <w:lsdException w:name="Table Simple 3" w:semiHidden="1" w:unhideWhenUsed="1"/>
+    <w:lsdException w:name="Table Classic 1" w:semiHidden="1" w:unhideWhenUsed="1"/>
+    <w:lsdException w:name="Table Classic 2" w:semiHidden="1" w:unhideWhenUsed="1"/>
+    <w:lsdException w:name="Table Classic 3" w:semiHidden="1" w:unhideWhenUsed="1"/>
+    <w:lsdException w:name="Table Classic 4" w:semiHidden="1" w:unhideWhenUsed="1"/>
+    <w:lsdException w:name="Table Colorful 1" w:semiHidden="1" w:unhideWhenUsed="1"/>
+    <w:lsdException w:name="Table Colorful 2" w:semiHidden="1" w:unhideWhenUsed="1"/>
+    <w:lsdException w:name="Table Colorful 3" w:semiHidden="1" w:unhideWhenUsed="1"/>
+    <w:lsdException w:name="Table Columns 1" w:semiHidden="1" w:unhideWhenUsed="1"/>
+    <w:lsdException w:name="Table Columns 2" w:semiHidden="1" w:unhideWhenUsed="1"/>
+    <w:lsdException w:name="Table Columns 3" w:semiHidden="1" w:unhideWhenUsed="1"/>
+    <w:lsdException w:name="Table Columns 4" w:semiHidden="1" w:unhideWhenUsed="1"/>
+    <w:lsdException w:name="Table Columns 5" w:semiHidden="1" w:unhideWhenUsed="1"/>
+    <w:lsdException w:name="Table Grid 1" w:semiHidden="1" w:unhideWhenUsed="1"/>
+    <w:lsdException w:name="Table Grid 2" w:semiHidden="1" w:unhideWhenUsed="1"/>
+    <w:lsdException w:name="Table Grid 3" w:semiHidden="1" w:unhideWhenUsed="1"/>
+    <w:lsdException w:name="Table Grid 4" w:semiHidden="1" w:unhideWhenUsed="1"/>
+    <w:lsdException w:name="Table Grid 5" w:semiHidden="1" w:unhideWhenUsed="1"/>
+    <w:lsdException w:name="Table Grid 6" w:semiHidden="1" w:unhideWhenUsed="1"/>
+    <w:lsdException w:name="Table Grid 7" w:semiHidden="1" w:unhideWhenUsed="1"/>
+    <w:lsdException w:name="Table Grid 8" w:semiHidden="1" w:unhideWhenUsed="1"/>
+    <w:lsdException w:name="Table List 1" w:semiHidden="1" w:unhideWhenUsed="1"/>
+    <w:lsdException w:name="Table List 2" w:semiHidden="1" w:unhideWhenUsed="1"/>
+    <w:lsdException w:name="Table List 3" w:semiHidden="1" w:unhideWhenUsed="1"/>
+    <w:lsdException w:name="Table List 4" w:semiHidden="1" w:unhideWhenUsed="1"/>
+    <w:lsdException w:name="Table List 5" w:semiHidden="1" w:unhideWhenUsed="1"/>
+    <w:lsdException w:name="Table List 6" w:semiHidden="1" w:unhideWhenUsed="1"/>
+    <w:lsdException w:name="Table List 7" w:semiHidden="1" w:unhideWhenUsed="1"/>
+    <w:lsdException w:name="Table List 8" w:semiHidden="1" w:unhideWhenUsed="1"/>
+    <w:lsdException w:name="Table 3D effects 1" w:semiHidden="1" w:unhideWhenUsed="1"/>
+    <w:lsdException w:name="Table 3D effects 2" w:semiHidden="1" w:unhideWhenUsed="1"/>
+    <w:lsdException w:name="Table 3D effects 3" w:semiHidden="1" w:unhideWhenUsed="1"/>
+    <w:lsdException w:name="Table Contemporary" w:semiHidden="1" w:unhideWhenUsed="1"/>
+    <w:lsdException w:name="Table Elegant" w:semiHidden="1" w:unhideWhenUsed="1"/>
+    <w:lsdException w:name="Table Professional" w:semiHidden="1" w:unhideWhenUsed="1"/>
+    <w:lsdException w:name="Table Subtle 1" w:semiHidden="1" w:unhideWhenUsed="1"/>
+    <w:lsdException w:name="Table Subtle 2" w:semiHidden="1" w:unhideWhenUsed="1"/>
+    <w:lsdException w:name="Table Web 1" w:semiHidden="1" w:unhideWhenUsed="1"/>
+    <w:lsdException w:name="Table Web 2" w:semiHidden="1" w:unhideWhenUsed="1"/>
+    <w:lsdException w:name="Table Web 3" w:semiHidden="1" w:unhideWhenUsed="1"/>
+    <w:lsdException w:name="Balloon Text" w:semiHidden="1" w:unhideWhenUsed="1"/>
+    <w:lsdException w:name="Table Grid" w:uiPriority="39"/>
+    <w:lsdException w:name="Table Theme" w:semiHidden="1" w:unhideWhenUsed="1"/>
+    <w:lsdException w:name="Placeholder Text" w:semiHidden="1"/>
+    <w:lsdException w:name="No Spacing" w:uiPriority="1" w:qFormat="1"/>
+    <w:lsdException w:name="Light Shading" w:uiPriority="60"/>
+    <w:lsdException w:name="Light List" w:uiPriority="61"/>
+    <w:lsdException w:name="Light Grid" w:uiPriority="62"/>
+    <w:lsdException w:name="Medium Shading 1" w:uiPriority="63"/>
+    <w:lsdException w:name="Medium Shading 2" w:uiPriority="64"/>
+    <w:lsdException w:name="Medium List 1" w:uiPriority="65"/>
+    <w:lsdException w:name="Medium List 2" w:uiPriority="66"/>
+    <w:lsdException w:name="Medium Grid 1" w:uiPriority="67"/>
+    <w:lsdException w:name="Medium Grid 2" w:uiPriority="68"/>
+    <w:lsdException w:name="Medium Grid 3" w:uiPriority="69"/>
+    <w:lsdException w:name="Dark List" w:uiPriority="70"/>
+    <w:lsdException w:name="Colorful Shading" w:uiPriority="71"/>
+    <w:lsdException w:name="Colorful List" w:uiPriority="72"/>
+    <w:lsdException w:name="Colorful Grid" w:uiPriority="73"/>
+    <w:lsdException w:name="Light Shading Accent 1" w:uiPriority="60"/>
+    <w:lsdException w:name="Light List Accent 1" w:uiPriority="61"/>
+    <w:lsdException w:name="Light Grid Accent 1" w:uiPriority="62"/>
+    <w:lsdException w:name="Medium Shading 1 Accent 1" w:uiPriority="63"/>
+    <w:lsdException w:name="Medium Shading 2 Accent 1" w:uiPriority="64"/>
+    <w:lsdException w:name="Medium List 1 Accent 1" w:uiPriority="65"/>
+    <w:lsdException w:name="Revision" w:semiHidden="1"/>
+    <w:lsdException w:name="List Paragraph" w:uiPriority="34" w:qFormat="1"/>
+    <w:lsdException w:name="Quote" w:uiPriority="29" w:qFormat="1"/>
+    <w:lsdException w:name="Intense Quote" w:uiPriority="30" w:qFormat="1"/>
+    <w:lsdException w:name="Medium List 2 Accent 1" w:uiPriority="66"/>
+    <w:lsdException w:name="Medium Grid 1 Accent 1" w:uiPriority="67"/>
+    <w:lsdException w:name="Medium Grid 2 Accent 1" w:uiPriority="68"/>
+    <w:lsdException w:name="Medium Grid 3 Accent 1" w:uiPriority="69"/>
+    <w:lsdException w:name="Dark List Accent 1" w:uiPriority="70"/>
+    <w:lsdException w:name="Colorful Shading Accent 1" w:uiPriority="71"/>
+    <w:lsdException w:name="Colorful List Accent 1" w:uiPriority="72"/>
+    <w:lsdException w:name="Colorful Grid Accent 1" w:uiPriority="73"/>
+    <w:lsdException w:name="Light Shading Accent 2" w:uiPriority="60"/>
+    <w:lsdException w:name="Light List Accent 2" w:uiPriority="61"/>
+    <w:lsdException w:name="Light Grid Accent 2" w:uiPriority="62"/>
+    <w:lsdException w:name="Medium Shading 1 Accent 2" w:uiPriority="63"/>
+    <w:lsdException w:name="Medium Shading 2 Accent 2" w:uiPriority="64"/>
+    <w:lsdException w:name="Medium List 1 Accent 2" w:uiPriority="65"/>
+    <w:lsdException w:name="Medium List 2 Accent 2" w:uiPriority="66"/>
+    <w:lsdException w:name="Medium Grid 1 Accent 2" w:uiPriority="67"/>
+    <w:lsdException w:name="Medium Grid 2 Accent 2" w:uiPriority="68"/>
+    <w:lsdException w:name="Medium Grid 3 Accent 2" w:uiPriority="69"/>
+    <w:lsdException w:name="Dark List Accent 2" w:uiPriority="70"/>
+    <w:lsdException w:name="Colorful Shading Accent 2" w:uiPriority="71"/>
+    <w:lsdException w:name="Colorful List Accent 2" w:uiPriority="72"/>
+    <w:lsdException w:name="Colorful Grid Accent 2" w:uiPriority="73"/>
+    <w:lsdException w:name="Light Shading Accent 3" w:uiPriority="60"/>
+    <w:lsdException w:name="Light List Accent 3" w:uiPriority="61"/>
+    <w:lsdException w:name="Light Grid Accent 3" w:uiPriority="62"/>
+    <w:lsdException w:name="Medium Shading 1 Accent 3" w:uiPriority="63"/>
+    <w:lsdException w:name="Medium Shading 2 Accent 3" w:uiPriority="64"/>
+    <w:lsdException w:name="Medium List 1 Accent 3" w:uiPriority="65"/>
+    <w:lsdException w:name="Medium List 2 Accent 3" w:uiPriority="66"/>
+    <w:lsdException w:name="Medium Grid 1 Accent 3" w:uiPriority="67"/>
+    <w:lsdException w:name="Medium Grid 2 Accent 3" w:uiPriority="68"/>
+    <w:lsdException w:name="Medium Grid 3 Accent 3" w:uiPriority="69"/>
+    <w:lsdException w:name="Dark List Accent 3" w:uiPriority="70"/>
+    <w:lsdException w:name="Colorful Shading Accent 3" w:uiPriority="71"/>
+    <w:lsdException w:name="Colorful List Accent 3" w:uiPriority="72"/>
+    <w:lsdException w:name="Colorful Grid Accent 3" w:uiPriority="73"/>
+    <w:lsdException w:name="Light Shading Accent 4" w:uiPriority="60"/>
+    <w:lsdException w:name="Light List Accent 4" w:uiPriority="61"/>
+    <w:lsdException w:name="Light Grid Accent 4" w:uiPriority="62"/>
+    <w:lsdException w:name="Medium Shading 1 Accent 4" w:uiPriority="63"/>
+    <w:lsdException w:name="Medium Shading 2 Accent 4" w:uiPriority="64"/>
+    <w:lsdException w:name="Medium List 1 Accent 4" w:uiPriority="65"/>
+    <w:lsdException w:name="Medium List 2 Accent 4" w:uiPriority="66"/>
+    <w:lsdException w:name="Medium Grid 1 Accent 4" w:uiPriority="67"/>
+    <w:lsdException w:name="Medium Grid 2 Accent 4" w:uiPriority="68"/>
+    <w:lsdException w:name="Medium Grid 3 Accent 4" w:uiPriority="69"/>
+    <w:lsdException w:name="Dark List Accent 4" w:uiPriority="70"/>
+    <w:lsdException w:name="Colorful Shading Accent 4" w:uiPriority="71"/>
+    <w:lsdException w:name="Colorful List Accent 4" w:uiPriority="72"/>
+    <w:lsdException w:name="Colorful Grid Accent 4" w:uiPriority="73"/>
+    <w:lsdException w:name="Light Shading Accent 5" w:uiPriority="60"/>
+    <w:lsdException w:name="Light List Accent 5" w:uiPriority="61"/>
+    <w:lsdException w:name="Light Grid Accent 5" w:uiPriority="62"/>
+    <w:lsdException w:name="Medium Shading 1 Accent 5" w:uiPriority="63"/>
+    <w:lsdException w:name="Medium Shading 2 Accent 5" w:uiPriority="64"/>
+    <w:lsdException w:name="Medium List 1 Accent 5" w:uiPriority="65"/>
+    <w:lsdException w:name="Medium List 2 Accent 5" w:uiPriority="66"/>
+    <w:lsdException w:name="Medium Grid 1 Accent 5" w:uiPriority="67"/>
+    <w:lsdException w:name="Medium Grid 2 Accent 5" w:uiPriority="68"/>
+    <w:lsdException w:name="Medium Grid 3 Accent 5" w:uiPriority="69"/>
+    <w:lsdException w:name="Dark List Accent 5" w:uiPriority="70"/>
+    <w:lsdException w:name="Colorful Shading Accent 5" w:uiPriority="71"/>
+    <w:lsdException w:name="Colorful List Accent 5" w:uiPriority="72"/>
+    <w:lsdException w:name="Colorful Grid Accent 5" w:uiPriority="73"/>
+    <w:lsdException w:name="Light Shading Accent 6" w:uiPriority="60"/>
+    <w:lsdException w:name="Light List Accent 6" w:uiPriority="61"/>
+    <w:lsdException w:name="Light Grid Accent 6" w:uiPriority="62"/>
+    <w:lsdException w:name="Medium Shading 1 Accent 6" w:uiPriority="63"/>
+    <w:lsdException w:name="Medium Shading 2 Accent 6" w:uiPriority="64"/>
+    <w:lsdException w:name="Medium List 1 Accent 6" w:uiPriority="65"/>
+    <w:lsdException w:name="Medium List 2 Accent 6" w:uiPriority="66"/>
+    <w:lsdException w:name="Medium Grid 1 Accent 6" w:uiPriority="67"/>
+    <w:lsdException w:name="Medium Grid 2 Accent 6" w:uiPriority="68"/>
+    <w:lsdException w:name="Medium Grid 3 Accent 6" w:uiPriority="69"/>
+    <w:lsdException w:name="Dark List Accent 6" w:uiPriority="70"/>
+    <w:lsdException w:name="Colorful Shading Accent 6" w:uiPriority="71"/>
+    <w:lsdException w:name="Colorful List Accent 6" w:uiPriority="72"/>
+    <w:lsdException w:name="Colorful Grid Accent 6" w:uiPriority="73"/>
+    <w:lsdException w:name="Subtle Emphasis" w:uiPriority="19" w:qFormat="1"/>
+    <w:lsdException w:name="Intense Emphasis" w:uiPriority="21" w:qFormat="1"/>
+    <w:lsdException w:name="Subtle Reference" w:uiPriority="31" w:qFormat="1"/>
+    <w:lsdException w:name="Intense Reference" w:uiPriority="32" w:qFormat="1"/>
+    <w:lsdException w:name="Book Title" w:uiPriority="33" w:qFormat="1"/>
+    <w:lsdException w:name="Bibliography" w:semiHidden="1" w:uiPriority="37" w:unhideWhenUsed="1"/>
+    <w:lsdException w:name="TOC Heading" w:semiHidden="1" w:uiPriority="39" w:unhideWhenUsed="1" w:qFormat="1"/>
+    <w:lsdException w:name="Plain Table 1" w:uiPriority="41"/>
+    <w:lsdException w:name="Plain Table 2" w:uiPriority="42"/>
+    <w:lsdException w:name="Plain Table 3" w:uiPriority="43"/>
+    <w:lsdException w:name="Plain Table 4" w:uiPriority="44"/>
+    <w:lsdException w:name="Plain Table 5" w:uiPriority="45"/>
+    <w:lsdException w:name="Grid Table Light" w:uiPriority="40"/>
+    <w:lsdException w:name="Grid Table 1 Light" w:uiPriority="46"/>
+    <w:lsdException w:name="Grid Table 2" w:uiPriority="47"/>
+    <w:lsdException w:name="Grid Table 3" w:uiPriority="48"/>
+    <w:lsdException w:name="Grid Table 4" w:uiPriority="49"/>
+    <w:lsdException w:name="Grid Table 5 Dark" w:uiPriority="50"/>
+    <w:lsdException w:name="Grid Table 6 Colorful" w:uiPriority="51"/>
+    <w:lsdException w:name="Grid Table 7 Colorful" w:uiPriority="52"/>
+    <w:lsdException w:name="Grid Table 1 Light Accent 1" w:uiPriority="46"/>
+    <w:lsdException w:name="Grid Table 2 Accent 1" w:uiPriority="47"/>
+    <w:lsdException w:name="Grid Table 3 Accent 1" w:uiPriority="48"/>
+    <w:lsdException w:name="Grid Table 4 Accent 1" w:uiPriority="49"/>
+    <w:lsdException w:name="Grid Table 5 Dark Accent 1" w:uiPriority="50"/>
+    <w:lsdException w:name="Grid Table 6 Colorful Accent 1" w:uiPriority="51"/>
+    <w:lsdException w:name="Grid Table 7 Colorful Accent 1" w:uiPriority="52"/>
+    <w:lsdException w:name="Grid Table 1 Light Accent 2" w:uiPriority="46"/>
+    <w:lsdException w:name="Grid Table 2 Accent 2" w:uiPriority="47"/>
+    <w:lsdException w:name="Grid Table 3 Accent 2" w:uiPriority="48"/>
+    <w:lsdException w:name="Grid Table 4 Accent 2" w:uiPriority="49"/>
+    <w:lsdException w:name="Grid Table 5 Dark Accent 2" w:uiPriority="50"/>
+    <w:lsdException w:name="Grid Table 6 Colorful Accent 2" w:uiPriority="51"/>
+    <w:lsdException w:name="Grid Table 7 Colorful Accent 2" w:uiPriority="52"/>
+    <w:lsdException w:name="Grid Table 1 Light Accent 3" w:uiPriority="46"/>
+    <w:lsdException w:name="Grid Table 2 Accent 3" w:uiPriority="47"/>
+    <w:lsdException w:name="Grid Table 3 Accent 3" w:uiPriority="48"/>
+    <w:lsdException w:name="Grid Table 4 Accent 3" w:uiPriority="49"/>
+    <w:lsdException w:name="Grid Table 5 Dark Accent 3" w:uiPriority="50"/>
+    <w:lsdException w:name="Grid Table 6 Colorful Accent 3" w:uiPriority="51"/>
+    <w:lsdException w:name="Grid Table 7 Colorful Accent 3" w:uiPriority="52"/>
+    <w:lsdException w:name="Grid Table 1 Light Accent 4" w:uiPriority="46"/>
+    <w:lsdException w:name="Grid Table 2 Accent 4" w:uiPriority="47"/>
+    <w:lsdException w:name="Grid Table 3 Accent 4" w:uiPriority="48"/>
+    <w:lsdException w:name="Grid Table 4 Accent 4" w:uiPriority="49"/>
+    <w:lsdException w:name="Grid Table 5 Dark Accent 4" w:uiPriority="50"/>
+    <w:lsdException w:name="Grid Table 6 Colorful Accent 4" w:uiPriority="51"/>
+    <w:lsdException w:name="Grid Table 7 Colorful Accent 4" w:uiPriority="52"/>
+    <w:lsdException w:name="Grid Table 1 Light Accent 5" w:uiPriority="46"/>
+    <w:lsdException w:name="Grid Table 2 Accent 5" w:uiPriority="47"/>
+    <w:lsdException w:name="Grid Table 3 Accent 5" w:uiPriority="48"/>
+    <w:lsdException w:name="Grid Table 4 Accent 5" w:uiPriority="49"/>
+    <w:lsdException w:name="Grid Table 5 Dark Accent 5" w:uiPriority="50"/>
+    <w:lsdException w:name="Grid Table 6 Colorful Accent 5" w:uiPriority="51"/>
+    <w:lsdException w:name="Grid Table 7 Colorful Accent 5" w:uiPriority="52"/>
+    <w:lsdException w:name="Grid Table 1 Light Accent 6" w:uiPriority="46"/>
+    <w:lsdException w:name="Grid Table 2 Accent 6" w:uiPriority="47"/>
+    <w:lsdException w:name="Grid Table 3 Accent 6" w:uiPriority="48"/>
+    <w:lsdException w:name="Grid Table 4 Accent 6" w:uiPriority="49"/>
+    <w:lsdException w:name="Grid Table 5 Dark Accent 6" w:uiPriority="50"/>
+    <w:lsdException w:name="Grid Table 6 Colorful Accent 6" w:uiPriority="51"/>
+    <w:lsdException w:name="Grid Table 7 Colorful Accent 6" w:uiPriority="52"/>
+    <w:lsdException w:name="List Table 1 Light" w:uiPriority="46"/>
+    <w:lsdException w:name="List Table 2" w:uiPriority="47"/>
+    <w:lsdException w:name="List Table 3" w:uiPriority="48"/>
+    <w:lsdException w:name="List Table 4" w:uiPriority="49"/>
+    <w:lsdException w:name="List Table 5 Dark" w:uiPriority="50"/>
+    <w:lsdException w:name="List Table 6 Colorful" w:uiPriority="51"/>
+    <w:lsdException w:name="List Table 7 Colorful" w:uiPriority="52"/>
+    <w:lsdException w:name="List Table 1 Light Accent 1" w:uiPriority="46"/>
+    <w:lsdException w:name="List Table 2 Accent 1" w:uiPriority="47"/>
+    <w:lsdException w:name="List Table 3 Accent 1" w:uiPriority="48"/>
+    <w:lsdException w:name="List Table 4 Accent 1" w:uiPriority="49"/>
+    <w:lsdException w:name="List Table 5 Dark Accent 1" w:uiPriority="50"/>
+    <w:lsdException w:name="List Table 6 Colorful Accent 1" w:uiPriority="51"/>
+    <w:lsdException w:name="List Table 7 Colorful Accent 1" w:uiPriority="52"/>
+    <w:lsdException w:name="List Table 1 Light Accent 2" w:uiPriority="46"/>
+    <w:lsdException w:name="List Table 2 Accent 2" w:uiPriority="47"/>
+    <w:lsdException w:name="List Table 3 Accent 2" w:uiPriority="48"/>
+    <w:lsdException w:name="List Table 4 Accent 2" w:uiPriority="49"/>
+    <w:lsdException w:name="List Table 5 Dark Accent 2" w:uiPriority="50"/>
+    <w:lsdException w:name="List Table 6 Colorful Accent 2" w:uiPriority="51"/>
+    <w:lsdException w:name="List Table 7 Colorful Accent 2" w:uiPriority="52"/>
+    <w:lsdException w:name="List Table 1 Light Accent 3" w:uiPriority="46"/>
+    <w:lsdException w:name="List Table 2 Accent 3" w:uiPriority="47"/>
+    <w:lsdException w:name="List Table 3 Accent 3" w:uiPriority="48"/>
+    <w:lsdException w:name="List Table 4 Accent 3" w:uiPriority="49"/>
+    <w:lsdException w:name="List Table 5 Dark Accent 3" w:uiPriority="50"/>
+    <w:lsdException w:name="List Table 6 Colorful Accent 3" w:uiPriority="51"/>
+    <w:lsdException w:name="List Table 7 Colorful Accent 3" w:uiPriority="52"/>
+    <w:lsdException w:name="List Table 1 Light Accent 4" w:uiPriority="46"/>
+    <w:lsdException w:name="List Table 2 Accent 4" w:uiPriority="47"/>
+    <w:lsdException w:name="List Table 3 Accent 4" w:uiPriority="48"/>
+    <w:lsdException w:name="List Table 4 Accent 4" w:uiPriority="49"/>
+    <w:lsdException w:name="List Table 5 Dark Accent 4" w:uiPriority="50"/>
+    <w:lsdException w:name="List Table 6 Colorful Accent 4" w:uiPriority="51"/>
+    <w:lsdException w:name="List Table 7 Colorful Accent 4" w:uiPriority="52"/>
+    <w:lsdException w:name="List Table 1 Light Accent 5" w:uiPriority="46"/>
+    <w:lsdException w:name="List Table 2 Accent 5" w:uiPriority="47"/>
+    <w:lsdException w:name="List Table 3 Accent 5" w:uiPriority="48"/>
+    <w:lsdException w:name="List Table 4 Accent 5" w:uiPriority="49"/>
+    <w:lsdException w:name="List Table 5 Dark Accent 5" w:uiPriority="50"/>
+    <w:lsdException w:name="List Table 6 Colorful Accent 5" w:uiPriority="51"/>
+    <w:lsdException w:name="List Table 7 Colorful Accent 5" w:uiPriority="52"/>
+    <w:lsdException w:name="List Table 1 Light Accent 6" w:uiPriority="46"/>
+    <w:lsdException w:name="List Table 2 Accent 6" w:uiPriority="47"/>
+    <w:lsdException w:name="List Table 3 Accent 6" w:uiPriority="48"/>
+    <w:lsdException w:name="List Table 4 Accent 6" w:uiPriority="49"/>
+    <w:lsdException w:name="List Table 5 Dark Accent 6" w:uiPriority="50"/>
+    <w:lsdException w:name="List Table 6 Colorful Accent 6" w:uiPriority="51"/>
+    <w:lsdException w:name="List Table 7 Colorful Accent 6" w:uiPriority="52"/>
+    <w:lsdException w:name="Mention" w:semiHidden="1" w:unhideWhenUsed="1"/>
+    <w:lsdException w:name="Smart Hyperlink" w:semiHidden="1" w:unhideWhenUsed="1"/>
+    <w:lsdException w:name="Hashtag" w:semiHidden="1" w:unhideWhenUsed="1"/>
+    <w:lsdException w:name="Unresolved Mention" w:semiHidden="1" w:unhideWhenUsed="1"/>
+    <w:lsdException w:name="Smart Link" w:semiHidden="1" w:unhideWhenUsed="1"/>
+  </w:latentStyles>
+  <w:style w:type="paragraph" w:default="1" w:styleId="Normal">
+    <w:name w:val="Normal"/>
+    <w:qFormat/>
+    <w:rPr>
+      <w:rFonts w:ascii="Lucida Sans Unicode" w:eastAsia="Lucida Sans Unicode" w:hAnsi="Lucida Sans Unicode" w:cs="Lucida Sans Unicode"/>
+    </w:rPr>
+  </w:style>
+  <w:style w:type="paragraph" w:styleId="Heading1">
+    <w:name w:val="heading 1"/>
+    <w:basedOn w:val="Normal"/>
+    <w:uiPriority w:val="9"/>
+    <w:qFormat/>
+    <w:pPr>
+      <w:ind w:left="57"/>
+      <w:outlineLvl w:val="0"/>
+    </w:pPr>
+    <w:rPr>
+      <w:rFonts w:ascii="Arial Black" w:eastAsia="Arial Black" w:hAnsi="Arial Black" w:cs="Arial Black"/>
+      <w:sz w:val="30"/>
+      <w:szCs w:val="30"/>
+    </w:rPr>
+  </w:style>
+  <w:style w:type="paragraph" w:styleId="Heading2">
+    <w:name w:val="heading 2"/>
+    <w:basedOn w:val="Normal"/>
+    <w:uiPriority w:val="9"/>
+    <w:unhideWhenUsed/>
+    <w:qFormat/>
+    <w:pPr>
+      <w:ind w:left="57"/>
+      <w:outlineLvl w:val="1"/>
+    </w:pPr>
+    <w:rPr>
+      <w:rFonts w:ascii="Arial Black" w:eastAsia="Arial Black" w:hAnsi="Arial Black" w:cs="Arial Black"/>
+      <w:sz w:val="20"/>
+      <w:szCs w:val="20"/>
+    </w:rPr>
+  </w:style>
+  <w:style w:type="paragraph" w:styleId="Heading3">
+    <w:name w:val="heading 3"/>
+    <w:basedOn w:val="Normal"/>
+    <w:uiPriority w:val="9"/>
+    <w:unhideWhenUsed/>
+    <w:qFormat/>
+    <w:pPr>
+      <w:spacing w:before="4"/>
+      <w:ind w:left="57"/>
+      <w:outlineLvl w:val="2"/>
+    </w:pPr>
+    <w:rPr>
+      <w:rFonts w:ascii="Verdana" w:eastAsia="Verdana" w:hAnsi="Verdana" w:cs="Verdana"/>
+      <w:i/>
+      <w:iCs/>
+      <w:sz w:val="18"/>
+      <w:szCs w:val="18"/>
+    </w:rPr>
+  </w:style>
+  <w:style w:type="character" w:default="1" w:styleId="DefaultParagraphFont">
     <w:name w:val="Default Paragraph Font"/>
     <w:uiPriority w:val="1"/>
     <w:semiHidden/>
     <w:unhideWhenUsed/>
   </w:style>
-  <w:style w:styleId="TableNormal" w:default="1" w:type="table">
-    <w:name w:val="Table Normal"/>
-    <w:uiPriority w:val="2"/>
+  <w:style w:type="table" w:default="1" w:styleId="TableNormal">
+    <w:name w:val="Normal Table"/>
+    <w:uiPriority w:val="99"/>
     <w:semiHidden/>
     <w:unhideWhenUsed/>
-    <w:qFormat/>
     <w:tblPr>
       <w:tblInd w:w="0" w:type="dxa"/>
       <w:tblCellMar>
         <w:top w:w="0" w:type="dxa"/>
-        <w:left w:w="0" w:type="dxa"/>
+        <w:left w:w="108" w:type="dxa"/>
         <w:bottom w:w="0" w:type="dxa"/>
-        <w:right w:w="0" w:type="dxa"/>
+        <w:right w:w="108" w:type="dxa"/>
       </w:tblCellMar>
     </w:tblPr>
   </w:style>
-  <w:style w:styleId="NoList" w:default="1" w:type="numbering">
+  <w:style w:type="numbering" w:default="1" w:styleId="NoList">
     <w:name w:val="No List"/>
     <w:uiPriority w:val="99"/>
     <w:semiHidden/>
     <w:unhideWhenUsed/>
   </w:style>
-  <w:style w:default="1" w:styleId="Normal" w:type="paragraph">
-    <w:name w:val="Normal"/>
-    <w:uiPriority w:val="1"/>
-    <w:qFormat/>
-    <w:pPr/>
-    <w:rPr>
-      <w:rFonts w:ascii="Lucida Sans Unicode" w:hAnsi="Lucida Sans Unicode" w:eastAsia="Lucida Sans Unicode" w:cs="Lucida Sans Unicode"/>
-      <w:lang w:val="en-US" w:eastAsia="en-US" w:bidi="ar-SA"/>
-    </w:rPr>
-  </w:style>
-  <w:style w:styleId="BodyText" w:type="paragraph">
+  <w:style w:type="paragraph" w:styleId="BodyText">
     <w:name w:val="Body Text"/>
     <w:basedOn w:val="Normal"/>
     <w:uiPriority w:val="1"/>
@@ -7793,98 +8323,36 @@
       <w:ind w:left="124"/>
     </w:pPr>
     <w:rPr>
-      <w:rFonts w:ascii="Lucida Sans Unicode" w:hAnsi="Lucida Sans Unicode" w:eastAsia="Lucida Sans Unicode" w:cs="Lucida Sans Unicode"/>
       <w:sz w:val="16"/>
       <w:szCs w:val="16"/>
-      <w:lang w:val="en-US" w:eastAsia="en-US" w:bidi="ar-SA"/>
     </w:rPr>
   </w:style>
-  <w:style w:styleId="Heading1" w:type="paragraph">
-    <w:name w:val="Heading 1"/>
-    <w:basedOn w:val="Normal"/>
-    <w:uiPriority w:val="1"/>
-    <w:qFormat/>
-    <w:pPr>
-      <w:ind w:left="57"/>
-      <w:outlineLvl w:val="1"/>
-    </w:pPr>
-    <w:rPr>
-      <w:rFonts w:ascii="Arial Black" w:hAnsi="Arial Black" w:eastAsia="Arial Black" w:cs="Arial Black"/>
-      <w:sz w:val="30"/>
-      <w:szCs w:val="30"/>
-      <w:lang w:val="en-US" w:eastAsia="en-US" w:bidi="ar-SA"/>
-    </w:rPr>
-  </w:style>
-  <w:style w:styleId="Heading2" w:type="paragraph">
-    <w:name w:val="Heading 2"/>
-    <w:basedOn w:val="Normal"/>
-    <w:uiPriority w:val="1"/>
-    <w:qFormat/>
-    <w:pPr>
-      <w:ind w:left="57"/>
-      <w:outlineLvl w:val="2"/>
-    </w:pPr>
-    <w:rPr>
-      <w:rFonts w:ascii="Arial Black" w:hAnsi="Arial Black" w:eastAsia="Arial Black" w:cs="Arial Black"/>
-      <w:sz w:val="20"/>
-      <w:szCs w:val="20"/>
-      <w:lang w:val="en-US" w:eastAsia="en-US" w:bidi="ar-SA"/>
-    </w:rPr>
-  </w:style>
-  <w:style w:styleId="Heading3" w:type="paragraph">
-    <w:name w:val="Heading 3"/>
-    <w:basedOn w:val="Normal"/>
-    <w:uiPriority w:val="1"/>
-    <w:qFormat/>
-    <w:pPr>
-      <w:spacing w:before="4"/>
-      <w:ind w:left="57"/>
-      <w:outlineLvl w:val="3"/>
-    </w:pPr>
-    <w:rPr>
-      <w:rFonts w:ascii="Verdana" w:hAnsi="Verdana" w:eastAsia="Verdana" w:cs="Verdana"/>
-      <w:i/>
-      <w:iCs/>
-      <w:sz w:val="18"/>
-      <w:szCs w:val="18"/>
-      <w:lang w:val="en-US" w:eastAsia="en-US" w:bidi="ar-SA"/>
-    </w:rPr>
-  </w:style>
-  <w:style w:styleId="Title" w:type="paragraph">
+  <w:style w:type="paragraph" w:styleId="Title">
     <w:name w:val="Title"/>
     <w:basedOn w:val="Normal"/>
-    <w:uiPriority w:val="1"/>
+    <w:uiPriority w:val="10"/>
     <w:qFormat/>
     <w:pPr>
       <w:spacing w:before="603" w:line="996" w:lineRule="exact"/>
       <w:ind w:left="4216"/>
     </w:pPr>
     <w:rPr>
-      <w:rFonts w:ascii="Arial Black" w:hAnsi="Arial Black" w:eastAsia="Arial Black" w:cs="Arial Black"/>
+      <w:rFonts w:ascii="Arial Black" w:eastAsia="Arial Black" w:hAnsi="Arial Black" w:cs="Arial Black"/>
       <w:sz w:val="74"/>
       <w:szCs w:val="74"/>
-      <w:lang w:val="en-US" w:eastAsia="en-US" w:bidi="ar-SA"/>
     </w:rPr>
   </w:style>
-  <w:style w:styleId="ListParagraph" w:type="paragraph">
+  <w:style w:type="paragraph" w:styleId="ListParagraph">
     <w:name w:val="List Paragraph"/>
     <w:basedOn w:val="Normal"/>
     <w:uiPriority w:val="1"/>
     <w:qFormat/>
-    <w:pPr/>
-    <w:rPr>
-      <w:lang w:val="en-US" w:eastAsia="en-US" w:bidi="ar-SA"/>
-    </w:rPr>
   </w:style>
-  <w:style w:styleId="TableParagraph" w:type="paragraph">
+  <w:style w:type="paragraph" w:customStyle="1" w:styleId="TableParagraph">
     <w:name w:val="Table Paragraph"/>
     <w:basedOn w:val="Normal"/>
     <w:uiPriority w:val="1"/>
     <w:qFormat/>
-    <w:pPr/>
-    <w:rPr>
-      <w:lang w:val="en-US" w:eastAsia="en-US" w:bidi="ar-SA"/>
-    </w:rPr>
   </w:style>
 </w:styles>
 </file>
